--- a/por/docx/16.content.docx
+++ b/por/docx/16.content.docx
@@ -11,6 +11,15 @@
         <w:pStyle w:val="Heading2"/>
       </w:pPr>
       <w:r>
+        <w:t>Resource: Notas de Estudo (Tyndale)</w:t>
+      </w:r>
+      <w:r/>
+    </w:p>
+    <w:p>
+      <w:pPr>
+        <w:pStyle w:val="Heading2"/>
+      </w:pPr>
+      <w:r>
         <w:t>License Information</w:t>
       </w:r>
       <w:r/>
@@ -21,7 +30,7 @@
         <w:rPr>
           <w:b/>
         </w:rPr>
-        <w:t>Study Notes (Tyndale)</w:t>
+        <w:t>Notas de Estudo (Tyndale)</w:t>
       </w:r>
       <w:r>
         <w:t xml:space="preserve"> (Portuguese) is based on</w:t>
@@ -74,7 +83,7 @@
         <w:pStyle w:val="Heading1"/>
       </w:pPr>
       <w:r>
-        <w:t>Study Notes (Tyndale)</w:t>
+        <w:t>Notas de Estudo (Tyndale)</w:t>
       </w:r>
     </w:p>
     <w:p>
@@ -83,6 +92,51 @@
           <w:headerReference w:type="even" r:id="rId8"/>
           <w:headerReference w:type="default" r:id="rId9"/>
           <w:footerReference w:type="default" r:id="rId10"/>
+          <w:footnotePr>
+            <w:numRestart w:val="eachSect"/>
+          </w:footnotePr>
+          <w:type w:val="continuous"/>
+          <w:pgSz w:w="12240" w:h="15840" w:code="1"/>
+          <w:pgMar w:top="1440" w:right="1440" w:bottom="1440" w:left="1440" w:header="504" w:footer="504" w:gutter="0"/>
+          <w:cols w:space="708"/>
+          <w:titlePg/>
+          <w:docGrid w:linePitch="360"/>
+        </w:sectPr>
+      </w:pPr>
+    </w:p>
+    <w:p>
+      <w:r/>
+    </w:p>
+    <w:p>
+      <w:pPr>
+        <w:pStyle w:val="Heading2"/>
+      </w:pPr>
+      <w:r>
+        <w:t>NEH</w:t>
+      </w:r>
+      <w:r/>
+    </w:p>
+    <w:p>
+      <w:r/>
+      <w:r>
+        <w:rPr>
+          <w:i/>
+        </w:rPr>
+        <w:t>Neemias 1.1, Neemias 1.1–2.20, Neemias 1.2, Neemias 1.3, Neemias 1.4, Neemias 1.5–11, Neemias 1.6, Neemias 1.8–9, Neemias 1.10, Neemias 1.11, Neemias 2.1, Neemias 2.2, Neemias 2.3, Neemias 2.4, Neemias 2.5, Neemias 2.6, Neemias 2.8, Neemias 2.9, Neemias 2.10, Neemias 2.12–15, Neemias 2.13, Neemias 2.14, Neemias 2.16–17, Neemias 2.18, Neemias 2.19, Neemias 2.20, Neemias 3.1, Neemias 3.1–5, Neemias 3.1–32, Neemias 3.3, Neemias 3.4, Neemias 3.5, Neemias 3.6, Neemias 3.6–8, Neemias 3.7, Neemias 3.8, Neemias 3.9–13, Neemias 3.11, Neemias 3.13, Neemias 3.14, Neemias 3.14–15, Neemias 3.15, Neemias 3.16, Neemias 3.16–32, Neemias 3.24, Neemias 3.25–26, Neemias 3.28–32, Neemias 4.2, Neemias 4.4, Neemias 4.5, Neemias 4.6, Neemias 4.7, Neemias 4.9, Neemias 4.11, Neemias 4.12, Neemias 4.13, Neemias 4.14, Neemias 4.15, Neemias 4.18–19, Neemias 4.20, Neemias 4.23, Neemias 5.1–13, Neemias 5.2, Neemias 5.3, Neemias 5.4, Neemias 5.5, Neemias 5.6–7, Neemias 5.9, Neemias 5.10, Neemias 5.11, Neemias 5.12, Neemias 5.14, Neemias 5.14–19, Neemias 5.15, Neemias 5.19, Neemias 6.1–19, Neemias 6.2, Neemias 6.6–7, Neemias 6.11, Neemias 6.15–16, Neemias 7.1, Neemias 7.2, Neemias 7.3, Neemias 7.4–5, Neemias 7.6, Neemias 7.7, Neemias 7.8–38, Neemias 7.39–60, Neemias 7.60, Neemias 7.61–62, Neemias 7.65, Neemias 7.66, Neemias 7.70–72, Neemias 7.73, Neemias 7.73–10.39, Neemias 8.1, Neemias 8.2, Neemias 8.3, Neemias 8.4, Neemias 8.5, Neemias 8.6, Neemias 8.7–9, Neemias 8.9–10, Neemias 8.10, Neemias 8.15, Neemias 8.16, Neemias 8.17, Neemias 8.18, Neemias 9.2, Neemias 9.3, Neemias 9.5–6, Neemias 9.5–37, Neemias 9.7–8, Neemias 9.9, Neemias 9.10–11, Neemias 9.12–21, Neemias 9.24, Neemias 9.25, Neemias 9.26–27, Neemias 9.28–31, Neemias 9.32–37, Neemias 9.38, Neemias 9.38–10.39, Neemias 10.1–27, Neemias 10.28, Neemias 10.29, Neemias 10.30, Neemias 10.30–39, Neemias 10.31, Neemias 10.33, Neemias 10.34, Neemias 10.35–37, Neemias 10.37–39, Neemias 11.1–2, Neemias 11.1–36, Neemias 11.4, Neemias 11.16, Neemias 11.17, Neemias 11.21, Neemias 11.24, Neemias 11.30, Neemias 12.1–9, Neemias 12.1–26, Neemias 12.7, Neemias 12.8–9, Neemias 12.10–11, Neemias 12.12–21, Neemias 12.27–29, Neemias 12.27–43, Neemias 12.30, Neemias 12.31–37, Neemias 12.35, Neemias 12.38–39, Neemias 12.43, Neemias 12.44–47, Neemias 12.46, Neemias 12.47, Neemias 13.1–3, Neemias 13.4–5, Neemias 13.4–14, Neemias 13.6, Neemias 13.8–9, Neemias 13.10–12, Neemias 13.13, Neemias 13.14, Neemias 13.15–16, Neemias 13.15–31, Neemias 13.19, Neemias 13.22, Neemias 13.23–24, Neemias 13.25, Neemias 13.26–27, Neemias 13.28, Neemias 13.29, Neemias 13.30–31</w:t>
+      </w:r>
+      <w:r/>
+    </w:p>
+    <w:p>
+      <w:r/>
+      <w:r>
+        <w:t xml:space="preserve"> </w:t>
+      </w:r>
+      <w:r/>
+      <w:r/>
+    </w:p>
+    <w:p>
+      <w:pPr>
+        <w:sectPr>
           <w:footnotePr>
             <w:numRestart w:val="eachSect"/>
           </w:footnotePr>

--- a/por/docx/16.content.docx
+++ b/por/docx/16.content.docx
@@ -163,13 +163,6 @@
         <w:rPr>
           <w:lang w:val="pt_PT" w:bidi="pt_PT"/>
         </w:rPr>
-      </w:r>
-      <w:r>
-        <w:rPr>
-          <w:i/>
-          <w:lang w:val="pt_PT" w:bidi="pt_PT"/>
-        </w:rPr>
-        <w:t>Neemias 1.1, Neemias 1.1–2.20, Neemias 1.2, Neemias 1.3, Neemias 1.4, Neemias 1.5–11, Neemias 1.6, Neemias 1.8–9, Neemias 1.10, Neemias 1.11, Neemias 2.1, Neemias 2.2, Neemias 2.3, Neemias 2.4, Neemias 2.5, Neemias 2.6, Neemias 2.8, Neemias 2.9, Neemias 2.10, Neemias 2.12–15, Neemias 2.13, Neemias 2.14, Neemias 2.16–17, Neemias 2.18, Neemias 2.19, Neemias 2.20, Neemias 3.1, Neemias 3.1–5, Neemias 3.1–32, Neemias 3.3, Neemias 3.4, Neemias 3.5, Neemias 3.6, Neemias 3.6–8, Neemias 3.7, Neemias 3.8, Neemias 3.9–13, Neemias 3.11, Neemias 3.13, Neemias 3.14, Neemias 3.14–15, Neemias 3.15, Neemias 3.16, Neemias 3.16–32, Neemias 3.24, Neemias 3.25–26, Neemias 3.28–32, Neemias 4.2, Neemias 4.4, Neemias 4.5, Neemias 4.6, Neemias 4.7, Neemias 4.9, Neemias 4.11, Neemias 4.12, Neemias 4.13, Neemias 4.14, Neemias 4.15, Neemias 4.18–19, Neemias 4.20, Neemias 4.23, Neemias 5.1–13, Neemias 5.2, Neemias 5.3, Neemias 5.4, Neemias 5.5, Neemias 5.6–7, Neemias 5.9, Neemias 5.10, Neemias 5.11, Neemias 5.12, Neemias 5.14, Neemias 5.14–19, Neemias 5.15, Neemias 5.19, Neemias 6.1–19, Neemias 6.2, Neemias 6.6–7, Neemias 6.11, Neemias 6.15–16, Neemias 7.1, Neemias 7.2, Neemias 7.3, Neemias 7.4–5, Neemias 7.6, Neemias 7.7, Neemias 7.8–38, Neemias 7.39–60, Neemias 7.60, Neemias 7.61–62, Neemias 7.65, Neemias 7.66, Neemias 7.70–72, Neemias 7.73, Neemias 7.73–10.39, Neemias 8.1, Neemias 8.2, Neemias 8.3, Neemias 8.4, Neemias 8.5, Neemias 8.6, Neemias 8.7–9, Neemias 8.9–10, Neemias 8.10, Neemias 8.15, Neemias 8.16, Neemias 8.17, Neemias 8.18, Neemias 9.2, Neemias 9.3, Neemias 9.5–6, Neemias 9.5–37, Neemias 9.7–8, Neemias 9.9, Neemias 9.10–11, Neemias 9.12–21, Neemias 9.24, Neemias 9.25, Neemias 9.26–27, Neemias 9.28–31, Neemias 9.32–37, Neemias 9.38, Neemias 9.38–10.39, Neemias 10.1–27, Neemias 10.28, Neemias 10.29, Neemias 10.30, Neemias 10.30–39, Neemias 10.31, Neemias 10.33, Neemias 10.34, Neemias 10.35–37, Neemias 10.37–39, Neemias 11.1–2, Neemias 11.1–36, Neemias 11.4, Neemias 11.16, Neemias 11.17, Neemias 11.21, Neemias 11.24, Neemias 11.30, Neemias 12.1–9, Neemias 12.1–26, Neemias 12.7, Neemias 12.8–9, Neemias 12.10–11, Neemias 12.12–21, Neemias 12.27–29, Neemias 12.27–43, Neemias 12.30, Neemias 12.31–37, Neemias 12.35, Neemias 12.38–39, Neemias 12.43, Neemias 12.44–47, Neemias 12.46, Neemias 12.47, Neemias 13.1–3, Neemias 13.4–5, Neemias 13.4–14, Neemias 13.6, Neemias 13.8–9, Neemias 13.10–12, Neemias 13.13, Neemias 13.14, Neemias 13.15–16, Neemias 13.15–31, Neemias 13.19, Neemias 13.22, Neemias 13.23–24, Neemias 13.25, Neemias 13.26–27, Neemias 13.28, Neemias 13.29, Neemias 13.30–31</w:t>
       </w:r>
       <w:r>
         <w:rPr>

--- a/por/docx/16.content.docx
+++ b/por/docx/16.content.docx
@@ -150,19 +150,6 @@
           <w:lang w:val="pt_PT" w:bidi="pt_PT"/>
         </w:rPr>
         <w:t>NEH</w:t>
-      </w:r>
-      <w:r>
-        <w:rPr>
-          <w:lang w:val="pt_PT" w:bidi="pt_PT"/>
-        </w:rPr>
-      </w:r>
-    </w:p>
-    <w:p>
-      <w:pPr/>
-      <w:r>
-        <w:rPr>
-          <w:lang w:val="pt_PT" w:bidi="pt_PT"/>
-        </w:rPr>
       </w:r>
       <w:r>
         <w:rPr>

--- a/por/docx/16.content.docx
+++ b/por/docx/16.content.docx
@@ -19,7 +19,7 @@
         <w:rPr>
           <w:lang w:val="pt_PT" w:bidi="pt_PT"/>
         </w:rPr>
-        <w:t>Resource: Notas de Estudo (Tyndale)</w:t>
+        <w:t>Resource: Tyndale Open Study Notes</w:t>
       </w:r>
       <w:r>
         <w:rPr>
@@ -112,7 +112,7 @@
         <w:rPr>
           <w:lang w:val="pt_PT" w:bidi="pt_PT"/>
         </w:rPr>
-        <w:t>Notas de Estudo (Tyndale)</w:t>
+        <w:t>Tyndale Open Study Notes</w:t>
       </w:r>
     </w:p>
     <w:p>

--- a/por/docx/16.content.docx
+++ b/por/docx/16.content.docx
@@ -19,7 +19,7 @@
         <w:rPr>
           <w:lang w:val="pt_PT" w:bidi="pt_PT"/>
         </w:rPr>
-        <w:t>Resource: Tyndale Open Study Notes</w:t>
+        <w:t>Resource: Aquifer Open Study Notes</w:t>
       </w:r>
       <w:r>
         <w:rPr>
@@ -112,7 +112,7 @@
         <w:rPr>
           <w:lang w:val="pt_PT" w:bidi="pt_PT"/>
         </w:rPr>
-        <w:t>Tyndale Open Study Notes</w:t>
+        <w:t>Aquifer Open Study Notes</w:t>
       </w:r>
     </w:p>
     <w:p>

--- a/por/docx/16.content.docx
+++ b/por/docx/16.content.docx
@@ -281,54 +281,36 @@
         </w:rPr>
         <w:t>Ao saber da condição arruinada de Jerusalém, Neemias orou pela graça de Deus (</w:t>
       </w:r>
-      <w:hyperlink r:id="rId13">
-        <w:r>
-          <w:rPr>
-            <w:lang w:val="pt_PT" w:bidi="pt_PT"/>
-          </w:rPr>
-          <w:rPr>
-            <w:color w:val="0000EE"/>
-            <w:u w:val="single"/>
-          </w:rPr>
-          <w:t>1.1–11</w:t>
-        </w:r>
-      </w:hyperlink>
+      <w:r>
+        <w:rPr>
+          <w:lang w:val="pt_PT" w:bidi="pt_PT"/>
+        </w:rPr>
+        <w:t>1.1–11</w:t>
+      </w:r>
       <w:r>
         <w:rPr>
           <w:lang w:val="pt_PT" w:bidi="pt_PT"/>
         </w:rPr>
         <w:t>) e pediu ao rei que o enviasse a Jerusalém (</w:t>
       </w:r>
-      <w:hyperlink r:id="rId14">
-        <w:r>
-          <w:rPr>
-            <w:lang w:val="pt_PT" w:bidi="pt_PT"/>
-          </w:rPr>
-          <w:rPr>
-            <w:color w:val="0000EE"/>
-            <w:u w:val="single"/>
-          </w:rPr>
-          <w:t>2.1–8</w:t>
-        </w:r>
-      </w:hyperlink>
+      <w:r>
+        <w:rPr>
+          <w:lang w:val="pt_PT" w:bidi="pt_PT"/>
+        </w:rPr>
+        <w:t>2.1–8</w:t>
+      </w:r>
       <w:r>
         <w:rPr>
           <w:lang w:val="pt_PT" w:bidi="pt_PT"/>
         </w:rPr>
         <w:t>). Quando chegou, desafiou o povo a reconstruir o muro da cidade (</w:t>
       </w:r>
-      <w:hyperlink r:id="rId15">
-        <w:r>
-          <w:rPr>
-            <w:lang w:val="pt_PT" w:bidi="pt_PT"/>
-          </w:rPr>
-          <w:rPr>
-            <w:color w:val="0000EE"/>
-            <w:u w:val="single"/>
-          </w:rPr>
-          <w:t>2.11–20</w:t>
-        </w:r>
-      </w:hyperlink>
+      <w:r>
+        <w:rPr>
+          <w:lang w:val="pt_PT" w:bidi="pt_PT"/>
+        </w:rPr>
+        <w:t>2.11–20</w:t>
+      </w:r>
       <w:r>
         <w:rPr>
           <w:lang w:val="pt_PT" w:bidi="pt_PT"/>
@@ -396,54 +378,36 @@
         </w:rPr>
         <w:t xml:space="preserve"> esta palavra em hebraico também pode significar "compatriota" (e.g., </w:t>
       </w:r>
-      <w:hyperlink r:id="rId16">
-        <w:r>
-          <w:rPr>
-            <w:lang w:val="pt_PT" w:bidi="pt_PT"/>
-          </w:rPr>
-          <w:rPr>
-            <w:color w:val="0000EE"/>
-            <w:u w:val="single"/>
-          </w:rPr>
-          <w:t>Dt 1.16</w:t>
-        </w:r>
-      </w:hyperlink>
+      <w:r>
+        <w:rPr>
+          <w:lang w:val="pt_PT" w:bidi="pt_PT"/>
+        </w:rPr>
+        <w:t>Dt 1.16</w:t>
+      </w:r>
       <w:r>
         <w:rPr>
           <w:lang w:val="pt_PT" w:bidi="pt_PT"/>
         </w:rPr>
         <w:t xml:space="preserve">, "compatriota israelita"). • os judeus que haviam retornado: Veja </w:t>
       </w:r>
-      <w:hyperlink r:id="rId17">
-        <w:r>
-          <w:rPr>
-            <w:lang w:val="pt_PT" w:bidi="pt_PT"/>
-          </w:rPr>
-          <w:rPr>
-            <w:color w:val="0000EE"/>
-            <w:u w:val="single"/>
-          </w:rPr>
-          <w:t>Esdras 2.64–65</w:t>
-        </w:r>
-      </w:hyperlink>
+      <w:r>
+        <w:rPr>
+          <w:lang w:val="pt_PT" w:bidi="pt_PT"/>
+        </w:rPr>
+        <w:t>Esdras 2.64–65</w:t>
+      </w:r>
       <w:r>
         <w:rPr>
           <w:lang w:val="pt_PT" w:bidi="pt_PT"/>
         </w:rPr>
         <w:t xml:space="preserve">; </w:t>
       </w:r>
-      <w:hyperlink r:id="rId18">
-        <w:r>
-          <w:rPr>
-            <w:lang w:val="pt_PT" w:bidi="pt_PT"/>
-          </w:rPr>
-          <w:rPr>
-            <w:color w:val="0000EE"/>
-            <w:u w:val="single"/>
-          </w:rPr>
-          <w:t>8.1–14</w:t>
-        </w:r>
-      </w:hyperlink>
+      <w:r>
+        <w:rPr>
+          <w:lang w:val="pt_PT" w:bidi="pt_PT"/>
+        </w:rPr>
+        <w:t>8.1–14</w:t>
+      </w:r>
       <w:r>
         <w:rPr>
           <w:lang w:val="pt_PT" w:bidi="pt_PT"/>
@@ -498,54 +462,36 @@
         </w:rPr>
         <w:t xml:space="preserve">A muralha de Jerusalém foi derrubada: isso provavelmente se refere a um revés recente em Jerusalém (veja </w:t>
       </w:r>
-      <w:hyperlink r:id="rId19">
-        <w:r>
-          <w:rPr>
-            <w:lang w:val="pt_PT" w:bidi="pt_PT"/>
-          </w:rPr>
-          <w:rPr>
-            <w:color w:val="0000EE"/>
-            <w:u w:val="single"/>
-          </w:rPr>
-          <w:t>Ed 4.6–23</w:t>
-        </w:r>
-      </w:hyperlink>
+      <w:r>
+        <w:rPr>
+          <w:lang w:val="pt_PT" w:bidi="pt_PT"/>
+        </w:rPr>
+        <w:t>Ed 4.6–23</w:t>
+      </w:r>
       <w:r>
         <w:rPr>
           <w:lang w:val="pt_PT" w:bidi="pt_PT"/>
         </w:rPr>
         <w:t xml:space="preserve">), não à conquista babilônica em 586 a.C. • desgraça: estrangeiros poderiam se vangloriar sobre a cidade destruída, usando-a como evidência de que o Deus de Israel era fraco demais para protegê-la (cp. </w:t>
       </w:r>
-      <w:hyperlink r:id="rId20">
-        <w:r>
-          <w:rPr>
-            <w:lang w:val="pt_PT" w:bidi="pt_PT"/>
-          </w:rPr>
-          <w:rPr>
-            <w:color w:val="0000EE"/>
-            <w:u w:val="single"/>
-          </w:rPr>
-          <w:t>Jl 2.17</w:t>
-        </w:r>
-      </w:hyperlink>
+      <w:r>
+        <w:rPr>
+          <w:lang w:val="pt_PT" w:bidi="pt_PT"/>
+        </w:rPr>
+        <w:t>Jl 2.17</w:t>
+      </w:r>
       <w:r>
         <w:rPr>
           <w:lang w:val="pt_PT" w:bidi="pt_PT"/>
         </w:rPr>
         <w:t xml:space="preserve">; </w:t>
       </w:r>
-      <w:hyperlink r:id="rId21">
-        <w:r>
-          <w:rPr>
-            <w:lang w:val="pt_PT" w:bidi="pt_PT"/>
-          </w:rPr>
-          <w:rPr>
-            <w:color w:val="0000EE"/>
-            <w:u w:val="single"/>
-          </w:rPr>
-          <w:t>Mq 7.8–10</w:t>
-        </w:r>
-      </w:hyperlink>
+      <w:r>
+        <w:rPr>
+          <w:lang w:val="pt_PT" w:bidi="pt_PT"/>
+        </w:rPr>
+        <w:t>Mq 7.8–10</w:t>
+      </w:r>
       <w:r>
         <w:rPr>
           <w:lang w:val="pt_PT" w:bidi="pt_PT"/>
@@ -600,36 +546,24 @@
         </w:rPr>
         <w:t xml:space="preserve">Neemias lamentou fervorosamente, jejuou e orou por cerca de quatro meses (cf. </w:t>
       </w:r>
-      <w:hyperlink r:id="rId22">
-        <w:r>
-          <w:rPr>
-            <w:lang w:val="pt_PT" w:bidi="pt_PT"/>
-          </w:rPr>
-          <w:rPr>
-            <w:color w:val="0000EE"/>
-            <w:u w:val="single"/>
-          </w:rPr>
-          <w:t>1.1</w:t>
-        </w:r>
-      </w:hyperlink>
+      <w:r>
+        <w:rPr>
+          <w:lang w:val="pt_PT" w:bidi="pt_PT"/>
+        </w:rPr>
+        <w:t>1.1</w:t>
+      </w:r>
       <w:r>
         <w:rPr>
           <w:lang w:val="pt_PT" w:bidi="pt_PT"/>
         </w:rPr>
         <w:t xml:space="preserve">; </w:t>
       </w:r>
-      <w:hyperlink r:id="rId23">
-        <w:r>
-          <w:rPr>
-            <w:lang w:val="pt_PT" w:bidi="pt_PT"/>
-          </w:rPr>
-          <w:rPr>
-            <w:color w:val="0000EE"/>
-            <w:u w:val="single"/>
-          </w:rPr>
-          <w:t>2.1</w:t>
-        </w:r>
-      </w:hyperlink>
+      <w:r>
+        <w:rPr>
+          <w:lang w:val="pt_PT" w:bidi="pt_PT"/>
+        </w:rPr>
+        <w:t>2.1</w:t>
+      </w:r>
       <w:r>
         <w:rPr>
           <w:lang w:val="pt_PT" w:bidi="pt_PT"/>
@@ -684,72 +618,48 @@
         </w:rPr>
         <w:t>A oração de Neemias inclui louvor (</w:t>
       </w:r>
-      <w:hyperlink r:id="rId24">
-        <w:r>
-          <w:rPr>
-            <w:lang w:val="pt_PT" w:bidi="pt_PT"/>
-          </w:rPr>
-          <w:rPr>
-            <w:color w:val="0000EE"/>
-            <w:u w:val="single"/>
-          </w:rPr>
-          <w:t>1.5</w:t>
-        </w:r>
-      </w:hyperlink>
+      <w:r>
+        <w:rPr>
+          <w:lang w:val="pt_PT" w:bidi="pt_PT"/>
+        </w:rPr>
+        <w:t>1.5</w:t>
+      </w:r>
       <w:r>
         <w:rPr>
           <w:lang w:val="pt_PT" w:bidi="pt_PT"/>
         </w:rPr>
         <w:t>), confissão (</w:t>
       </w:r>
-      <w:hyperlink r:id="rId25">
-        <w:r>
-          <w:rPr>
-            <w:lang w:val="pt_PT" w:bidi="pt_PT"/>
-          </w:rPr>
-          <w:rPr>
-            <w:color w:val="0000EE"/>
-            <w:u w:val="single"/>
-          </w:rPr>
-          <w:t>1.6–7</w:t>
-        </w:r>
-      </w:hyperlink>
+      <w:r>
+        <w:rPr>
+          <w:lang w:val="pt_PT" w:bidi="pt_PT"/>
+        </w:rPr>
+        <w:t>1.6–7</w:t>
+      </w:r>
       <w:r>
         <w:rPr>
           <w:lang w:val="pt_PT" w:bidi="pt_PT"/>
         </w:rPr>
         <w:t>), lembrança das promessas de Deus (</w:t>
       </w:r>
-      <w:hyperlink r:id="rId26">
-        <w:r>
-          <w:rPr>
-            <w:lang w:val="pt_PT" w:bidi="pt_PT"/>
-          </w:rPr>
-          <w:rPr>
-            <w:color w:val="0000EE"/>
-            <w:u w:val="single"/>
-          </w:rPr>
-          <w:t>1.8–9</w:t>
-        </w:r>
-      </w:hyperlink>
+      <w:r>
+        <w:rPr>
+          <w:lang w:val="pt_PT" w:bidi="pt_PT"/>
+        </w:rPr>
+        <w:t>1.8–9</w:t>
+      </w:r>
       <w:r>
         <w:rPr>
           <w:lang w:val="pt_PT" w:bidi="pt_PT"/>
         </w:rPr>
         <w:t>), e petição (</w:t>
       </w:r>
-      <w:hyperlink r:id="rId27">
-        <w:r>
-          <w:rPr>
-            <w:lang w:val="pt_PT" w:bidi="pt_PT"/>
-          </w:rPr>
-          <w:rPr>
-            <w:color w:val="0000EE"/>
-            <w:u w:val="single"/>
-          </w:rPr>
-          <w:t>1.10–11</w:t>
-        </w:r>
-      </w:hyperlink>
+      <w:r>
+        <w:rPr>
+          <w:lang w:val="pt_PT" w:bidi="pt_PT"/>
+        </w:rPr>
+        <w:t>1.10–11</w:t>
+      </w:r>
       <w:r>
         <w:rPr>
           <w:lang w:val="pt_PT" w:bidi="pt_PT"/>
@@ -804,36 +714,24 @@
         </w:rPr>
         <w:t>Confesso que pecamos: como Esdras (</w:t>
       </w:r>
-      <w:hyperlink r:id="rId28">
-        <w:r>
-          <w:rPr>
-            <w:lang w:val="pt_PT" w:bidi="pt_PT"/>
-          </w:rPr>
-          <w:rPr>
-            <w:color w:val="0000EE"/>
-            <w:u w:val="single"/>
-          </w:rPr>
-          <w:t>Ed 9.5–15</w:t>
-        </w:r>
-      </w:hyperlink>
+      <w:r>
+        <w:rPr>
+          <w:lang w:val="pt_PT" w:bidi="pt_PT"/>
+        </w:rPr>
+        <w:t>Ed 9.5–15</w:t>
+      </w:r>
       <w:r>
         <w:rPr>
           <w:lang w:val="pt_PT" w:bidi="pt_PT"/>
         </w:rPr>
         <w:t>) e Daniel (</w:t>
       </w:r>
-      <w:hyperlink r:id="rId29">
-        <w:r>
-          <w:rPr>
-            <w:lang w:val="pt_PT" w:bidi="pt_PT"/>
-          </w:rPr>
-          <w:rPr>
-            <w:color w:val="0000EE"/>
-            <w:u w:val="single"/>
-          </w:rPr>
-          <w:t>Dn 9.4–19</w:t>
-        </w:r>
-      </w:hyperlink>
+      <w:r>
+        <w:rPr>
+          <w:lang w:val="pt_PT" w:bidi="pt_PT"/>
+        </w:rPr>
+        <w:t>Dn 9.4–19</w:t>
+      </w:r>
       <w:r>
         <w:rPr>
           <w:lang w:val="pt_PT" w:bidi="pt_PT"/>
@@ -888,36 +786,24 @@
         </w:rPr>
         <w:t>Neemias lembra da maldição de Deus sobre o pecado e Sua promessa de restauração (</w:t>
       </w:r>
-      <w:hyperlink r:id="rId30">
-        <w:r>
-          <w:rPr>
-            <w:lang w:val="pt_PT" w:bidi="pt_PT"/>
-          </w:rPr>
-          <w:rPr>
-            <w:color w:val="0000EE"/>
-            <w:u w:val="single"/>
-          </w:rPr>
-          <w:t>Dt 4.25–31</w:t>
-        </w:r>
-      </w:hyperlink>
+      <w:r>
+        <w:rPr>
+          <w:lang w:val="pt_PT" w:bidi="pt_PT"/>
+        </w:rPr>
+        <w:t>Dt 4.25–31</w:t>
+      </w:r>
       <w:r>
         <w:rPr>
           <w:lang w:val="pt_PT" w:bidi="pt_PT"/>
         </w:rPr>
         <w:t xml:space="preserve">; </w:t>
       </w:r>
-      <w:hyperlink r:id="rId31">
-        <w:r>
-          <w:rPr>
-            <w:lang w:val="pt_PT" w:bidi="pt_PT"/>
-          </w:rPr>
-          <w:rPr>
-            <w:color w:val="0000EE"/>
-            <w:u w:val="single"/>
-          </w:rPr>
-          <w:t>30.1–5</w:t>
-        </w:r>
-      </w:hyperlink>
+      <w:r>
+        <w:rPr>
+          <w:lang w:val="pt_PT" w:bidi="pt_PT"/>
+        </w:rPr>
+        <w:t>30.1–5</w:t>
+      </w:r>
       <w:r>
         <w:rPr>
           <w:lang w:val="pt_PT" w:bidi="pt_PT"/>
@@ -972,18 +858,12 @@
         </w:rPr>
         <w:t>Neemias alude à duradoura relação de aliança de Deus com os israelitas: ele os resgatou no Êxodo (</w:t>
       </w:r>
-      <w:hyperlink r:id="rId32">
-        <w:r>
-          <w:rPr>
-            <w:lang w:val="pt_PT" w:bidi="pt_PT"/>
-          </w:rPr>
-          <w:rPr>
-            <w:color w:val="0000EE"/>
-            <w:u w:val="single"/>
-          </w:rPr>
-          <w:t>Dt 9.29</w:t>
-        </w:r>
-      </w:hyperlink>
+      <w:r>
+        <w:rPr>
+          <w:lang w:val="pt_PT" w:bidi="pt_PT"/>
+        </w:rPr>
+        <w:t>Dt 9.29</w:t>
+      </w:r>
       <w:r>
         <w:rPr>
           <w:lang w:val="pt_PT" w:bidi="pt_PT"/>
@@ -1134,18 +1014,12 @@
         </w:rPr>
         <w:t xml:space="preserve">Neemias estava apavorado porque havia deixado sua tristeza transparecer, e ele não sabia como o rei responderia se ele contasse a razão de sua tristeza (o Rei Artaxerxes havia anteriormente ordenado que Jerusalém não fosse reconstruída, </w:t>
       </w:r>
-      <w:hyperlink r:id="rId33">
-        <w:r>
-          <w:rPr>
-            <w:lang w:val="pt_PT" w:bidi="pt_PT"/>
-          </w:rPr>
-          <w:rPr>
-            <w:color w:val="0000EE"/>
-            <w:u w:val="single"/>
-          </w:rPr>
-          <w:t>Ed 4.21–22</w:t>
-        </w:r>
-      </w:hyperlink>
+      <w:r>
+        <w:rPr>
+          <w:lang w:val="pt_PT" w:bidi="pt_PT"/>
+        </w:rPr>
+        <w:t>Ed 4.21–22</w:t>
+      </w:r>
       <w:r>
         <w:rPr>
           <w:lang w:val="pt_PT" w:bidi="pt_PT"/>
@@ -1200,18 +1074,12 @@
         </w:rPr>
         <w:t xml:space="preserve">Neemias afirmou sua lealdade com a costumeira expressão "Viva o rei" (cp. </w:t>
       </w:r>
-      <w:hyperlink r:id="rId34">
-        <w:r>
-          <w:rPr>
-            <w:lang w:val="pt_PT" w:bidi="pt_PT"/>
-          </w:rPr>
-          <w:rPr>
-            <w:color w:val="0000EE"/>
-            <w:u w:val="single"/>
-          </w:rPr>
-          <w:t>Dn 2.4</w:t>
-        </w:r>
-      </w:hyperlink>
+      <w:r>
+        <w:rPr>
+          <w:lang w:val="pt_PT" w:bidi="pt_PT"/>
+        </w:rPr>
+        <w:t>Dn 2.4</w:t>
+      </w:r>
       <w:r>
         <w:rPr>
           <w:lang w:val="pt_PT" w:bidi="pt_PT"/>
@@ -1327,18 +1195,12 @@
         </w:rPr>
         <w:t>envie-me para Judá para reconstruir a cidade: a disposição de Artaxerxes em aceitar esta proposta parece surpreendente à luz da história de rebeliões de Jerusalém contra a Pérsia (</w:t>
       </w:r>
-      <w:hyperlink r:id="rId35">
-        <w:r>
-          <w:rPr>
-            <w:lang w:val="pt_PT" w:bidi="pt_PT"/>
-          </w:rPr>
-          <w:rPr>
-            <w:color w:val="0000EE"/>
-            <w:u w:val="single"/>
-          </w:rPr>
-          <w:t>Ed 4.17–23</w:t>
-        </w:r>
-      </w:hyperlink>
+      <w:r>
+        <w:rPr>
+          <w:lang w:val="pt_PT" w:bidi="pt_PT"/>
+        </w:rPr>
+        <w:t>Ed 4.17–23</w:t>
+      </w:r>
       <w:r>
         <w:rPr>
           <w:lang w:val="pt_PT" w:bidi="pt_PT"/>
@@ -1393,18 +1255,12 @@
         </w:rPr>
         <w:t xml:space="preserve">Quanto tempo você ficará fora? (veja </w:t>
       </w:r>
-      <w:hyperlink r:id="rId36">
-        <w:r>
-          <w:rPr>
-            <w:lang w:val="pt_PT" w:bidi="pt_PT"/>
-          </w:rPr>
-          <w:rPr>
-            <w:color w:val="0000EE"/>
-            <w:u w:val="single"/>
-          </w:rPr>
-          <w:t>5.14</w:t>
-        </w:r>
-      </w:hyperlink>
+      <w:r>
+        <w:rPr>
+          <w:lang w:val="pt_PT" w:bidi="pt_PT"/>
+        </w:rPr>
+        <w:t>5.14</w:t>
+      </w:r>
       <w:r>
         <w:rPr>
           <w:lang w:val="pt_PT" w:bidi="pt_PT"/>
@@ -1507,18 +1363,12 @@
         </w:rPr>
         <w:t xml:space="preserve">Como Neemias era um funcionário do governo, ele tinha uma escolta armada de oficiais e cavaleiros para sua viagem a Jerusalém (cp. </w:t>
       </w:r>
-      <w:hyperlink r:id="rId37">
-        <w:r>
-          <w:rPr>
-            <w:lang w:val="pt_PT" w:bidi="pt_PT"/>
-          </w:rPr>
-          <w:rPr>
-            <w:color w:val="0000EE"/>
-            <w:u w:val="single"/>
-          </w:rPr>
-          <w:t>Ed 8.22</w:t>
-        </w:r>
-      </w:hyperlink>
+      <w:r>
+        <w:rPr>
+          <w:lang w:val="pt_PT" w:bidi="pt_PT"/>
+        </w:rPr>
+        <w:t>Ed 8.22</w:t>
+      </w:r>
       <w:r>
         <w:rPr>
           <w:lang w:val="pt_PT" w:bidi="pt_PT"/>
@@ -1573,36 +1423,24 @@
         </w:rPr>
         <w:t xml:space="preserve">Alguns dos oficiais locais, não judeus, ficaram muito descontentes porque a reconstrução dos muros de Jerusalém mudaria o equilíbrio do poder político em favor dos judeus. • Sambalate foi o principal líder da oposição aos esforços de reconstrução de Neemias. • o Horonita: ele provavelmente era de Horom superior ou inferior (Bete-Horom, </w:t>
       </w:r>
-      <w:hyperlink r:id="rId38">
-        <w:r>
-          <w:rPr>
-            <w:lang w:val="pt_PT" w:bidi="pt_PT"/>
-          </w:rPr>
-          <w:rPr>
-            <w:color w:val="0000EE"/>
-            <w:u w:val="single"/>
-          </w:rPr>
-          <w:t>Js 16.3</w:t>
-        </w:r>
-      </w:hyperlink>
+      <w:r>
+        <w:rPr>
+          <w:lang w:val="pt_PT" w:bidi="pt_PT"/>
+        </w:rPr>
+        <w:t>Js 16.3</w:t>
+      </w:r>
       <w:r>
         <w:rPr>
           <w:lang w:val="pt_PT" w:bidi="pt_PT"/>
         </w:rPr>
         <w:t>), aproximadamente 19 quilômetros a noroeste de Jerusalém. O nome de Sambalate pode indicar que ele era descendente do povo assírio trazido por Sargão II após a queda de Samaria (</w:t>
       </w:r>
-      <w:hyperlink r:id="rId39">
-        <w:r>
-          <w:rPr>
-            <w:lang w:val="pt_PT" w:bidi="pt_PT"/>
-          </w:rPr>
-          <w:rPr>
-            <w:color w:val="0000EE"/>
-            <w:u w:val="single"/>
-          </w:rPr>
-          <w:t>2Rs 17.24</w:t>
-        </w:r>
-      </w:hyperlink>
+      <w:r>
+        <w:rPr>
+          <w:lang w:val="pt_PT" w:bidi="pt_PT"/>
+        </w:rPr>
+        <w:t>2Rs 17.24</w:t>
+      </w:r>
       <w:r>
         <w:rPr>
           <w:lang w:val="pt_PT" w:bidi="pt_PT"/>
@@ -1705,36 +1543,24 @@
         </w:rPr>
         <w:t xml:space="preserve">O Poço do Chacal pode ter sido En-Rogel, uma fonte de água localizada a cerca de 365 metros ao sul da cidade, ou a piscina de Siloé, que é preenchida pela água que flui através do túnel serpenteante e sinuoso de Ezequias. • O Portão do Lixo (chamado de “Portão dos vasos quebrados” em </w:t>
       </w:r>
-      <w:hyperlink r:id="rId40">
-        <w:r>
-          <w:rPr>
-            <w:lang w:val="pt_PT" w:bidi="pt_PT"/>
-          </w:rPr>
-          <w:rPr>
-            <w:color w:val="0000EE"/>
-            <w:u w:val="single"/>
-          </w:rPr>
-          <w:t>Jr 19.2</w:t>
-        </w:r>
-      </w:hyperlink>
+      <w:r>
+        <w:rPr>
+          <w:lang w:val="pt_PT" w:bidi="pt_PT"/>
+        </w:rPr>
+        <w:t>Jr 19.2</w:t>
+      </w:r>
       <w:r>
         <w:rPr>
           <w:lang w:val="pt_PT" w:bidi="pt_PT"/>
         </w:rPr>
         <w:t xml:space="preserve">) na extremidade sul do muro ocidental (veja </w:t>
       </w:r>
-      <w:hyperlink r:id="rId41">
-        <w:r>
-          <w:rPr>
-            <w:lang w:val="pt_PT" w:bidi="pt_PT"/>
-          </w:rPr>
-          <w:rPr>
-            <w:color w:val="0000EE"/>
-            <w:u w:val="single"/>
-          </w:rPr>
-          <w:t>Ne 3.13</w:t>
-        </w:r>
-      </w:hyperlink>
+      <w:r>
+        <w:rPr>
+          <w:lang w:val="pt_PT" w:bidi="pt_PT"/>
+        </w:rPr>
+        <w:t>Ne 3.13</w:t>
+      </w:r>
       <w:r>
         <w:rPr>
           <w:lang w:val="pt_PT" w:bidi="pt_PT"/>
@@ -1789,18 +1615,12 @@
         </w:rPr>
         <w:t xml:space="preserve">O Tanque do Rei era ou o tanque de Siloé ou outro tanque a sudeste da cidade; ambos foram formados pelo transbordamento da fonte de Giom (veja </w:t>
       </w:r>
-      <w:hyperlink r:id="rId42">
-        <w:r>
-          <w:rPr>
-            <w:lang w:val="pt_PT" w:bidi="pt_PT"/>
-          </w:rPr>
-          <w:rPr>
-            <w:color w:val="0000EE"/>
-            <w:u w:val="single"/>
-          </w:rPr>
-          <w:t>2Rs 20.20</w:t>
-        </w:r>
-      </w:hyperlink>
+      <w:r>
+        <w:rPr>
+          <w:lang w:val="pt_PT" w:bidi="pt_PT"/>
+        </w:rPr>
+        <w:t>2Rs 20.20</w:t>
+      </w:r>
       <w:r>
         <w:rPr>
           <w:lang w:val="pt_PT" w:bidi="pt_PT"/>
@@ -1855,18 +1675,12 @@
         </w:rPr>
         <w:t>Neemias manteve seus planos de inspeção e reconstrução em segredo tanto dos líderes persas quanto dos líderes judeus para evitar que a oposição se organizasse. Mas agora Neemias estava efetivamente posicionado para liderar o esforço de reconstrução. • Qual problema estamos enfrentando: as muralhas quebradas trouxeram desgraça para a cidade e refletiram negativamente sobre Deus; Jerusalém certamente não parecia a “cidade do Grande Rei” (</w:t>
       </w:r>
-      <w:hyperlink r:id="rId43">
-        <w:r>
-          <w:rPr>
-            <w:lang w:val="pt_PT" w:bidi="pt_PT"/>
-          </w:rPr>
-          <w:rPr>
-            <w:color w:val="0000EE"/>
-            <w:u w:val="single"/>
-          </w:rPr>
-          <w:t>Sl 48.2</w:t>
-        </w:r>
-      </w:hyperlink>
+      <w:r>
+        <w:rPr>
+          <w:lang w:val="pt_PT" w:bidi="pt_PT"/>
+        </w:rPr>
+        <w:t>Sl 48.2</w:t>
+      </w:r>
       <w:r>
         <w:rPr>
           <w:lang w:val="pt_PT" w:bidi="pt_PT"/>
@@ -1921,18 +1735,12 @@
         </w:rPr>
         <w:t>Evidência do claro envolvimento de Deus (</w:t>
       </w:r>
-      <w:hyperlink r:id="rId44">
-        <w:r>
-          <w:rPr>
-            <w:lang w:val="pt_PT" w:bidi="pt_PT"/>
-          </w:rPr>
-          <w:rPr>
-            <w:color w:val="0000EE"/>
-            <w:u w:val="single"/>
-          </w:rPr>
-          <w:t>2.8</w:t>
-        </w:r>
-      </w:hyperlink>
+      <w:r>
+        <w:rPr>
+          <w:lang w:val="pt_PT" w:bidi="pt_PT"/>
+        </w:rPr>
+        <w:t>2.8</w:t>
+      </w:r>
       <w:r>
         <w:rPr>
           <w:lang w:val="pt_PT" w:bidi="pt_PT"/>
@@ -1987,18 +1795,12 @@
         </w:rPr>
         <w:t xml:space="preserve">Os inimigos de Neemias imediatamente zombaram e tentaram interromper o progresso. Esses oponentes eram perigosos por causa de sua potencial capacidade de desencorajar o povo e minar a credibilidade de Neemias. • Você está se rebelando contra o rei? Esta acusação séria poderia levar à morte (veja também </w:t>
       </w:r>
-      <w:hyperlink r:id="rId19">
-        <w:r>
-          <w:rPr>
-            <w:lang w:val="pt_PT" w:bidi="pt_PT"/>
-          </w:rPr>
-          <w:rPr>
-            <w:color w:val="0000EE"/>
-            <w:u w:val="single"/>
-          </w:rPr>
-          <w:t>Ed 4.6–23</w:t>
-        </w:r>
-      </w:hyperlink>
+      <w:r>
+        <w:rPr>
+          <w:lang w:val="pt_PT" w:bidi="pt_PT"/>
+        </w:rPr>
+        <w:t>Ed 4.6–23</w:t>
+      </w:r>
       <w:r>
         <w:rPr>
           <w:lang w:val="pt_PT" w:bidi="pt_PT"/>
@@ -2114,72 +1916,48 @@
         </w:rPr>
         <w:t xml:space="preserve"> neto de Jesua (</w:t>
       </w:r>
-      <w:hyperlink r:id="rId45">
-        <w:r>
-          <w:rPr>
-            <w:lang w:val="pt_PT" w:bidi="pt_PT"/>
-          </w:rPr>
-          <w:rPr>
-            <w:color w:val="0000EE"/>
-            <w:u w:val="single"/>
-          </w:rPr>
-          <w:t>12.10</w:t>
-        </w:r>
-      </w:hyperlink>
+      <w:r>
+        <w:rPr>
+          <w:lang w:val="pt_PT" w:bidi="pt_PT"/>
+        </w:rPr>
+        <w:t>12.10</w:t>
+      </w:r>
       <w:r>
         <w:rPr>
           <w:lang w:val="pt_PT" w:bidi="pt_PT"/>
         </w:rPr>
         <w:t>), liderou os sacerdotes que trabalhavam na muralha norte ao redor do Templo. • O Portão das Ovelhas era onde o povo trazia suas ovelhas a caminho do sacrifício no Templo. • A Torre dos Cem e a Torre de Hananel eram duas grandes torres militares ao longo da muralha norte (</w:t>
       </w:r>
-      <w:hyperlink r:id="rId46">
-        <w:r>
-          <w:rPr>
-            <w:lang w:val="pt_PT" w:bidi="pt_PT"/>
-          </w:rPr>
-          <w:rPr>
-            <w:color w:val="0000EE"/>
-            <w:u w:val="single"/>
-          </w:rPr>
-          <w:t>12.39</w:t>
-        </w:r>
-      </w:hyperlink>
+      <w:r>
+        <w:rPr>
+          <w:lang w:val="pt_PT" w:bidi="pt_PT"/>
+        </w:rPr>
+        <w:t>12.39</w:t>
+      </w:r>
       <w:r>
         <w:rPr>
           <w:lang w:val="pt_PT" w:bidi="pt_PT"/>
         </w:rPr>
         <w:t xml:space="preserve">; </w:t>
       </w:r>
-      <w:hyperlink r:id="rId47">
-        <w:r>
-          <w:rPr>
-            <w:lang w:val="pt_PT" w:bidi="pt_PT"/>
-          </w:rPr>
-          <w:rPr>
-            <w:color w:val="0000EE"/>
-            <w:u w:val="single"/>
-          </w:rPr>
-          <w:t>Jr 31.38</w:t>
-        </w:r>
-      </w:hyperlink>
+      <w:r>
+        <w:rPr>
+          <w:lang w:val="pt_PT" w:bidi="pt_PT"/>
+        </w:rPr>
+        <w:t>Jr 31.38</w:t>
+      </w:r>
       <w:r>
         <w:rPr>
           <w:lang w:val="pt_PT" w:bidi="pt_PT"/>
         </w:rPr>
         <w:t xml:space="preserve">; </w:t>
       </w:r>
-      <w:hyperlink r:id="rId48">
-        <w:r>
-          <w:rPr>
-            <w:lang w:val="pt_PT" w:bidi="pt_PT"/>
-          </w:rPr>
-          <w:rPr>
-            <w:color w:val="0000EE"/>
-            <w:u w:val="single"/>
-          </w:rPr>
-          <w:t>Zc 14.10</w:t>
-        </w:r>
-      </w:hyperlink>
+      <w:r>
+        <w:rPr>
+          <w:lang w:val="pt_PT" w:bidi="pt_PT"/>
+        </w:rPr>
+        <w:t>Zc 14.10</w:t>
+      </w:r>
       <w:r>
         <w:rPr>
           <w:lang w:val="pt_PT" w:bidi="pt_PT"/>
@@ -2391,54 +2169,36 @@
         </w:rPr>
         <w:t xml:space="preserve">Meremote: Veja </w:t>
       </w:r>
-      <w:hyperlink r:id="rId49">
-        <w:r>
-          <w:rPr>
-            <w:lang w:val="pt_PT" w:bidi="pt_PT"/>
-          </w:rPr>
-          <w:rPr>
-            <w:color w:val="0000EE"/>
-            <w:u w:val="single"/>
-          </w:rPr>
-          <w:t>Esdras 8.33</w:t>
-        </w:r>
-      </w:hyperlink>
+      <w:r>
+        <w:rPr>
+          <w:lang w:val="pt_PT" w:bidi="pt_PT"/>
+        </w:rPr>
+        <w:t>Esdras 8.33</w:t>
+      </w:r>
       <w:r>
         <w:rPr>
           <w:lang w:val="pt_PT" w:bidi="pt_PT"/>
         </w:rPr>
         <w:t>. • Mesulã havia dado sua filha em casamento a um filho de Tobias (</w:t>
       </w:r>
-      <w:hyperlink r:id="rId50">
-        <w:r>
-          <w:rPr>
-            <w:lang w:val="pt_PT" w:bidi="pt_PT"/>
-          </w:rPr>
-          <w:rPr>
-            <w:color w:val="0000EE"/>
-            <w:u w:val="single"/>
-          </w:rPr>
-          <w:t>Ne 6.18</w:t>
-        </w:r>
-      </w:hyperlink>
+      <w:r>
+        <w:rPr>
+          <w:lang w:val="pt_PT" w:bidi="pt_PT"/>
+        </w:rPr>
+        <w:t>Ne 6.18</w:t>
+      </w:r>
       <w:r>
         <w:rPr>
           <w:lang w:val="pt_PT" w:bidi="pt_PT"/>
         </w:rPr>
         <w:t xml:space="preserve">; veja também </w:t>
       </w:r>
-      <w:hyperlink r:id="rId51">
-        <w:r>
-          <w:rPr>
-            <w:lang w:val="pt_PT" w:bidi="pt_PT"/>
-          </w:rPr>
-          <w:rPr>
-            <w:color w:val="0000EE"/>
-            <w:u w:val="single"/>
-          </w:rPr>
-          <w:t>10.20</w:t>
-        </w:r>
-      </w:hyperlink>
+      <w:r>
+        <w:rPr>
+          <w:lang w:val="pt_PT" w:bidi="pt_PT"/>
+        </w:rPr>
+        <w:t>10.20</w:t>
+      </w:r>
       <w:r>
         <w:rPr>
           <w:lang w:val="pt_PT" w:bidi="pt_PT"/>
@@ -2493,18 +2253,12 @@
         </w:rPr>
         <w:t>Os líderes de Tecoa podem ter sido influenciados por Gesém (</w:t>
       </w:r>
-      <w:hyperlink r:id="rId52">
-        <w:r>
-          <w:rPr>
-            <w:lang w:val="pt_PT" w:bidi="pt_PT"/>
-          </w:rPr>
-          <w:rPr>
-            <w:color w:val="0000EE"/>
-            <w:u w:val="single"/>
-          </w:rPr>
-          <w:t>2.19</w:t>
-        </w:r>
-      </w:hyperlink>
+      <w:r>
+        <w:rPr>
+          <w:lang w:val="pt_PT" w:bidi="pt_PT"/>
+        </w:rPr>
+        <w:t>2.19</w:t>
+      </w:r>
       <w:r>
         <w:rPr>
           <w:lang w:val="pt_PT" w:bidi="pt_PT"/>
@@ -2799,18 +2553,12 @@
         </w:rPr>
         <w:t>A Torre dos Fornos na muralha ocidental da cidade pode ter sido um local para assar pão ou para polir cerâmica (</w:t>
       </w:r>
-      <w:hyperlink r:id="rId53">
-        <w:r>
-          <w:rPr>
-            <w:lang w:val="pt_PT" w:bidi="pt_PT"/>
-          </w:rPr>
-          <w:rPr>
-            <w:color w:val="0000EE"/>
-            <w:u w:val="single"/>
-          </w:rPr>
-          <w:t>Jr 19.1–2</w:t>
-        </w:r>
-      </w:hyperlink>
+      <w:r>
+        <w:rPr>
+          <w:lang w:val="pt_PT" w:bidi="pt_PT"/>
+        </w:rPr>
+        <w:t>Jr 19.1–2</w:t>
+      </w:r>
       <w:r>
         <w:rPr>
           <w:lang w:val="pt_PT" w:bidi="pt_PT"/>
@@ -3009,18 +2757,12 @@
         </w:rPr>
         <w:t>O distrito de Mispa ficava cerca de 10 quilômetros ao norte de Jerusalém. • O jardim do rei era uma área exuberante a leste do tanque de Siloé, perto de onde os vales de Cedrom e Hinom se encontram, possivelmente no Tanque do Rei (</w:t>
       </w:r>
-      <w:hyperlink r:id="rId54">
-        <w:r>
-          <w:rPr>
-            <w:lang w:val="pt_PT" w:bidi="pt_PT"/>
-          </w:rPr>
-          <w:rPr>
-            <w:color w:val="0000EE"/>
-            <w:u w:val="single"/>
-          </w:rPr>
-          <w:t>2.14</w:t>
-        </w:r>
-      </w:hyperlink>
+      <w:r>
+        <w:rPr>
+          <w:lang w:val="pt_PT" w:bidi="pt_PT"/>
+        </w:rPr>
+        <w:t>2.14</w:t>
+      </w:r>
       <w:r>
         <w:rPr>
           <w:lang w:val="pt_PT" w:bidi="pt_PT"/>
@@ -3075,90 +2817,60 @@
         </w:rPr>
         <w:t>O distrito de Bete-Zur estava localizado ao norte de Hebrom. • Os túmulos da família de Davi podem se referir ao local onde o Rei Davi foi sepultado (</w:t>
       </w:r>
-      <w:hyperlink r:id="rId55">
-        <w:r>
-          <w:rPr>
-            <w:lang w:val="pt_PT" w:bidi="pt_PT"/>
-          </w:rPr>
-          <w:rPr>
-            <w:color w:val="0000EE"/>
-            <w:u w:val="single"/>
-          </w:rPr>
-          <w:t>1Rs 2.10</w:t>
-        </w:r>
-      </w:hyperlink>
+      <w:r>
+        <w:rPr>
+          <w:lang w:val="pt_PT" w:bidi="pt_PT"/>
+        </w:rPr>
+        <w:t>1Rs 2.10</w:t>
+      </w:r>
       <w:r>
         <w:rPr>
           <w:lang w:val="pt_PT" w:bidi="pt_PT"/>
         </w:rPr>
         <w:t xml:space="preserve">; </w:t>
       </w:r>
-      <w:hyperlink r:id="rId56">
-        <w:r>
-          <w:rPr>
-            <w:lang w:val="pt_PT" w:bidi="pt_PT"/>
-          </w:rPr>
-          <w:rPr>
-            <w:color w:val="0000EE"/>
-            <w:u w:val="single"/>
-          </w:rPr>
-          <w:t>11.43</w:t>
-        </w:r>
-      </w:hyperlink>
+      <w:r>
+        <w:rPr>
+          <w:lang w:val="pt_PT" w:bidi="pt_PT"/>
+        </w:rPr>
+        <w:t>11.43</w:t>
+      </w:r>
       <w:r>
         <w:rPr>
           <w:lang w:val="pt_PT" w:bidi="pt_PT"/>
         </w:rPr>
         <w:t xml:space="preserve">; </w:t>
       </w:r>
-      <w:hyperlink r:id="rId57">
-        <w:r>
-          <w:rPr>
-            <w:lang w:val="pt_PT" w:bidi="pt_PT"/>
-          </w:rPr>
-          <w:rPr>
-            <w:color w:val="0000EE"/>
-            <w:u w:val="single"/>
-          </w:rPr>
-          <w:t>2Cr 21.20</w:t>
-        </w:r>
-      </w:hyperlink>
+      <w:r>
+        <w:rPr>
+          <w:lang w:val="pt_PT" w:bidi="pt_PT"/>
+        </w:rPr>
+        <w:t>2Cr 21.20</w:t>
+      </w:r>
       <w:r>
         <w:rPr>
           <w:lang w:val="pt_PT" w:bidi="pt_PT"/>
         </w:rPr>
         <w:t xml:space="preserve">; </w:t>
       </w:r>
-      <w:hyperlink r:id="rId58">
-        <w:r>
-          <w:rPr>
-            <w:lang w:val="pt_PT" w:bidi="pt_PT"/>
-          </w:rPr>
-          <w:rPr>
-            <w:color w:val="0000EE"/>
-            <w:u w:val="single"/>
-          </w:rPr>
-          <w:t>At 2.29</w:t>
-        </w:r>
-      </w:hyperlink>
+      <w:r>
+        <w:rPr>
+          <w:lang w:val="pt_PT" w:bidi="pt_PT"/>
+        </w:rPr>
+        <w:t>At 2.29</w:t>
+      </w:r>
       <w:r>
         <w:rPr>
           <w:lang w:val="pt_PT" w:bidi="pt_PT"/>
         </w:rPr>
         <w:t>), e a Casa dos Guerreiros pode ter sido um túmulo para os valentes de Davi (</w:t>
       </w:r>
-      <w:hyperlink r:id="rId59">
-        <w:r>
-          <w:rPr>
-            <w:lang w:val="pt_PT" w:bidi="pt_PT"/>
-          </w:rPr>
-          <w:rPr>
-            <w:color w:val="0000EE"/>
-            <w:u w:val="single"/>
-          </w:rPr>
-          <w:t>2Sm 23.8–39</w:t>
-        </w:r>
-      </w:hyperlink>
+      <w:r>
+        <w:rPr>
+          <w:lang w:val="pt_PT" w:bidi="pt_PT"/>
+        </w:rPr>
+        <w:t>2Sm 23.8–39</w:t>
+      </w:r>
       <w:r>
         <w:rPr>
           <w:lang w:val="pt_PT" w:bidi="pt_PT"/>
@@ -3370,144 +3082,96 @@
         </w:rPr>
         <w:t>Este grupo final de trabalhadores conectou os reparos ao Portão das Ovelhas, onde o trabalho havia começado (</w:t>
       </w:r>
-      <w:hyperlink r:id="rId60">
-        <w:r>
-          <w:rPr>
-            <w:lang w:val="pt_PT" w:bidi="pt_PT"/>
-          </w:rPr>
-          <w:rPr>
-            <w:color w:val="0000EE"/>
-            <w:u w:val="single"/>
-          </w:rPr>
-          <w:t>3.1</w:t>
-        </w:r>
-      </w:hyperlink>
+      <w:r>
+        <w:rPr>
+          <w:lang w:val="pt_PT" w:bidi="pt_PT"/>
+        </w:rPr>
+        <w:t>3.1</w:t>
+      </w:r>
       <w:r>
         <w:rPr>
           <w:lang w:val="pt_PT" w:bidi="pt_PT"/>
         </w:rPr>
         <w:t xml:space="preserve">). • Portão dos Cavalos: Veja também </w:t>
       </w:r>
-      <w:hyperlink r:id="rId61">
-        <w:r>
-          <w:rPr>
-            <w:lang w:val="pt_PT" w:bidi="pt_PT"/>
-          </w:rPr>
-          <w:rPr>
-            <w:color w:val="0000EE"/>
-            <w:u w:val="single"/>
-          </w:rPr>
-          <w:t>2Cr 23.15</w:t>
-        </w:r>
-      </w:hyperlink>
+      <w:r>
+        <w:rPr>
+          <w:lang w:val="pt_PT" w:bidi="pt_PT"/>
+        </w:rPr>
+        <w:t>2Cr 23.15</w:t>
+      </w:r>
       <w:r>
         <w:rPr>
           <w:lang w:val="pt_PT" w:bidi="pt_PT"/>
         </w:rPr>
         <w:t xml:space="preserve">; </w:t>
       </w:r>
-      <w:hyperlink r:id="rId62">
-        <w:r>
-          <w:rPr>
-            <w:lang w:val="pt_PT" w:bidi="pt_PT"/>
-          </w:rPr>
-          <w:rPr>
-            <w:color w:val="0000EE"/>
-            <w:u w:val="single"/>
-          </w:rPr>
-          <w:t>Jr 31.40</w:t>
-        </w:r>
-      </w:hyperlink>
+      <w:r>
+        <w:rPr>
+          <w:lang w:val="pt_PT" w:bidi="pt_PT"/>
+        </w:rPr>
+        <w:t>Jr 31.40</w:t>
+      </w:r>
       <w:r>
         <w:rPr>
           <w:lang w:val="pt_PT" w:bidi="pt_PT"/>
         </w:rPr>
         <w:t xml:space="preserve">. • Portão Leste: Veja também </w:t>
       </w:r>
-      <w:hyperlink r:id="rId63">
-        <w:r>
-          <w:rPr>
-            <w:lang w:val="pt_PT" w:bidi="pt_PT"/>
-          </w:rPr>
-          <w:rPr>
-            <w:color w:val="0000EE"/>
-            <w:u w:val="single"/>
-          </w:rPr>
-          <w:t>1Cr 26.14</w:t>
-        </w:r>
-      </w:hyperlink>
+      <w:r>
+        <w:rPr>
+          <w:lang w:val="pt_PT" w:bidi="pt_PT"/>
+        </w:rPr>
+        <w:t>1Cr 26.14</w:t>
+      </w:r>
       <w:r>
         <w:rPr>
           <w:lang w:val="pt_PT" w:bidi="pt_PT"/>
         </w:rPr>
         <w:t>,</w:t>
       </w:r>
-      <w:hyperlink r:id="rId64">
-        <w:r>
-          <w:rPr>
-            <w:lang w:val="pt_PT" w:bidi="pt_PT"/>
-          </w:rPr>
-          <w:rPr>
-            <w:color w:val="0000EE"/>
-            <w:u w:val="single"/>
-          </w:rPr>
-          <w:t>17</w:t>
-        </w:r>
-      </w:hyperlink>
+      <w:r>
+        <w:rPr>
+          <w:lang w:val="pt_PT" w:bidi="pt_PT"/>
+        </w:rPr>
+        <w:t>17</w:t>
+      </w:r>
       <w:r>
         <w:rPr>
           <w:lang w:val="pt_PT" w:bidi="pt_PT"/>
         </w:rPr>
         <w:t xml:space="preserve">; </w:t>
       </w:r>
-      <w:hyperlink r:id="rId65">
-        <w:r>
-          <w:rPr>
-            <w:lang w:val="pt_PT" w:bidi="pt_PT"/>
-          </w:rPr>
-          <w:rPr>
-            <w:color w:val="0000EE"/>
-            <w:u w:val="single"/>
-          </w:rPr>
-          <w:t>2Cr 31.14</w:t>
-        </w:r>
-      </w:hyperlink>
+      <w:r>
+        <w:rPr>
+          <w:lang w:val="pt_PT" w:bidi="pt_PT"/>
+        </w:rPr>
+        <w:t>2Cr 31.14</w:t>
+      </w:r>
       <w:r>
         <w:rPr>
           <w:lang w:val="pt_PT" w:bidi="pt_PT"/>
         </w:rPr>
         <w:t xml:space="preserve">; </w:t>
       </w:r>
-      <w:hyperlink r:id="rId66">
-        <w:r>
-          <w:rPr>
-            <w:lang w:val="pt_PT" w:bidi="pt_PT"/>
-          </w:rPr>
-          <w:rPr>
-            <w:color w:val="0000EE"/>
-            <w:u w:val="single"/>
-          </w:rPr>
-          <w:t>Ez 10.19</w:t>
-        </w:r>
-      </w:hyperlink>
+      <w:r>
+        <w:rPr>
+          <w:lang w:val="pt_PT" w:bidi="pt_PT"/>
+        </w:rPr>
+        <w:t>Ez 10.19</w:t>
+      </w:r>
       <w:r>
         <w:rPr>
           <w:lang w:val="pt_PT" w:bidi="pt_PT"/>
         </w:rPr>
         <w:t xml:space="preserve">; </w:t>
       </w:r>
-      <w:hyperlink r:id="rId67">
-        <w:r>
-          <w:rPr>
-            <w:lang w:val="pt_PT" w:bidi="pt_PT"/>
-          </w:rPr>
-          <w:rPr>
-            <w:color w:val="0000EE"/>
-            <w:u w:val="single"/>
-          </w:rPr>
-          <w:t>40.21–22</w:t>
-        </w:r>
-      </w:hyperlink>
+      <w:r>
+        <w:rPr>
+          <w:lang w:val="pt_PT" w:bidi="pt_PT"/>
+        </w:rPr>
+        <w:t>40.21–22</w:t>
+      </w:r>
       <w:r>
         <w:rPr>
           <w:lang w:val="pt_PT" w:bidi="pt_PT"/>
@@ -3610,126 +3274,84 @@
         </w:rPr>
         <w:t>Neemias orou intensamente para que Deus impedisse aqueles que se opunham à vontade divina. A prática de Neemias era clamar a Deus em tempos de necessidade (</w:t>
       </w:r>
-      <w:hyperlink r:id="rId68">
-        <w:r>
-          <w:rPr>
-            <w:lang w:val="pt_PT" w:bidi="pt_PT"/>
-          </w:rPr>
-          <w:rPr>
-            <w:color w:val="0000EE"/>
-            <w:u w:val="single"/>
-          </w:rPr>
-          <w:t>2.4</w:t>
-        </w:r>
-      </w:hyperlink>
+      <w:r>
+        <w:rPr>
+          <w:lang w:val="pt_PT" w:bidi="pt_PT"/>
+        </w:rPr>
+        <w:t>2.4</w:t>
+      </w:r>
       <w:r>
         <w:rPr>
           <w:lang w:val="pt_PT" w:bidi="pt_PT"/>
         </w:rPr>
         <w:t xml:space="preserve">; </w:t>
       </w:r>
-      <w:hyperlink r:id="rId69">
-        <w:r>
-          <w:rPr>
-            <w:lang w:val="pt_PT" w:bidi="pt_PT"/>
-          </w:rPr>
-          <w:rPr>
-            <w:color w:val="0000EE"/>
-            <w:u w:val="single"/>
-          </w:rPr>
-          <w:t>5.19</w:t>
-        </w:r>
-      </w:hyperlink>
+      <w:r>
+        <w:rPr>
+          <w:lang w:val="pt_PT" w:bidi="pt_PT"/>
+        </w:rPr>
+        <w:t>5.19</w:t>
+      </w:r>
       <w:r>
         <w:rPr>
           <w:lang w:val="pt_PT" w:bidi="pt_PT"/>
         </w:rPr>
         <w:t xml:space="preserve">; </w:t>
       </w:r>
-      <w:hyperlink r:id="rId70">
-        <w:r>
-          <w:rPr>
-            <w:lang w:val="pt_PT" w:bidi="pt_PT"/>
-          </w:rPr>
-          <w:rPr>
-            <w:color w:val="0000EE"/>
-            <w:u w:val="single"/>
-          </w:rPr>
-          <w:t>6.14</w:t>
-        </w:r>
-      </w:hyperlink>
+      <w:r>
+        <w:rPr>
+          <w:lang w:val="pt_PT" w:bidi="pt_PT"/>
+        </w:rPr>
+        <w:t>6.14</w:t>
+      </w:r>
       <w:r>
         <w:rPr>
           <w:lang w:val="pt_PT" w:bidi="pt_PT"/>
         </w:rPr>
         <w:t xml:space="preserve">; </w:t>
       </w:r>
-      <w:hyperlink r:id="rId71">
-        <w:r>
-          <w:rPr>
-            <w:lang w:val="pt_PT" w:bidi="pt_PT"/>
-          </w:rPr>
-          <w:rPr>
-            <w:color w:val="0000EE"/>
-            <w:u w:val="single"/>
-          </w:rPr>
-          <w:t>13.14</w:t>
-        </w:r>
-      </w:hyperlink>
+      <w:r>
+        <w:rPr>
+          <w:lang w:val="pt_PT" w:bidi="pt_PT"/>
+        </w:rPr>
+        <w:t>13.14</w:t>
+      </w:r>
       <w:r>
         <w:rPr>
           <w:lang w:val="pt_PT" w:bidi="pt_PT"/>
         </w:rPr>
         <w:t xml:space="preserve">, </w:t>
       </w:r>
-      <w:hyperlink r:id="rId72">
-        <w:r>
-          <w:rPr>
-            <w:lang w:val="pt_PT" w:bidi="pt_PT"/>
-          </w:rPr>
-          <w:rPr>
-            <w:color w:val="0000EE"/>
-            <w:u w:val="single"/>
-          </w:rPr>
-          <w:t>22</w:t>
-        </w:r>
-      </w:hyperlink>
+      <w:r>
+        <w:rPr>
+          <w:lang w:val="pt_PT" w:bidi="pt_PT"/>
+        </w:rPr>
+        <w:t>22</w:t>
+      </w:r>
       <w:r>
         <w:rPr>
           <w:lang w:val="pt_PT" w:bidi="pt_PT"/>
         </w:rPr>
         <w:t xml:space="preserve">, </w:t>
       </w:r>
-      <w:hyperlink r:id="rId73">
-        <w:r>
-          <w:rPr>
-            <w:lang w:val="pt_PT" w:bidi="pt_PT"/>
-          </w:rPr>
-          <w:rPr>
-            <w:color w:val="0000EE"/>
-            <w:u w:val="single"/>
-          </w:rPr>
-          <w:t>29</w:t>
-        </w:r>
-      </w:hyperlink>
+      <w:r>
+        <w:rPr>
+          <w:lang w:val="pt_PT" w:bidi="pt_PT"/>
+        </w:rPr>
+        <w:t>29</w:t>
+      </w:r>
       <w:r>
         <w:rPr>
           <w:lang w:val="pt_PT" w:bidi="pt_PT"/>
         </w:rPr>
         <w:t xml:space="preserve">, </w:t>
       </w:r>
-      <w:hyperlink r:id="rId74">
-        <w:r>
-          <w:rPr>
-            <w:lang w:val="pt_PT" w:bidi="pt_PT"/>
-          </w:rPr>
-          <w:rPr>
-            <w:color w:val="0000EE"/>
-            <w:u w:val="single"/>
-          </w:rPr>
-          <w:t>31</w:t>
-        </w:r>
-      </w:hyperlink>
+      <w:r>
+        <w:rPr>
+          <w:lang w:val="pt_PT" w:bidi="pt_PT"/>
+        </w:rPr>
+        <w:t>31</w:t>
+      </w:r>
       <w:r>
         <w:rPr>
           <w:lang w:val="pt_PT" w:bidi="pt_PT"/>
@@ -4132,90 +3754,60 @@
         </w:rPr>
         <w:t xml:space="preserve">A maior motivação para a esperança era o grande e glorioso Deus de Israel, que já havia libertado seu povo de nações poderosas antes (cp. </w:t>
       </w:r>
-      <w:hyperlink r:id="rId75">
-        <w:r>
-          <w:rPr>
-            <w:lang w:val="pt_PT" w:bidi="pt_PT"/>
-          </w:rPr>
-          <w:rPr>
-            <w:color w:val="0000EE"/>
-            <w:u w:val="single"/>
-          </w:rPr>
-          <w:t>2Cr 32.7–8</w:t>
-        </w:r>
-      </w:hyperlink>
+      <w:r>
+        <w:rPr>
+          <w:lang w:val="pt_PT" w:bidi="pt_PT"/>
+        </w:rPr>
+        <w:t>2Cr 32.7–8</w:t>
+      </w:r>
       <w:r>
         <w:rPr>
           <w:lang w:val="pt_PT" w:bidi="pt_PT"/>
         </w:rPr>
         <w:t xml:space="preserve">; veja </w:t>
       </w:r>
-      <w:hyperlink r:id="rId76">
-        <w:r>
-          <w:rPr>
-            <w:lang w:val="pt_PT" w:bidi="pt_PT"/>
-          </w:rPr>
-          <w:rPr>
-            <w:color w:val="0000EE"/>
-            <w:u w:val="single"/>
-          </w:rPr>
-          <w:t>Êx 14.13–14</w:t>
-        </w:r>
-      </w:hyperlink>
+      <w:r>
+        <w:rPr>
+          <w:lang w:val="pt_PT" w:bidi="pt_PT"/>
+        </w:rPr>
+        <w:t>Êx 14.13–14</w:t>
+      </w:r>
       <w:r>
         <w:rPr>
           <w:lang w:val="pt_PT" w:bidi="pt_PT"/>
         </w:rPr>
         <w:t xml:space="preserve">; </w:t>
       </w:r>
-      <w:hyperlink r:id="rId77">
-        <w:r>
-          <w:rPr>
-            <w:lang w:val="pt_PT" w:bidi="pt_PT"/>
-          </w:rPr>
-          <w:rPr>
-            <w:color w:val="0000EE"/>
-            <w:u w:val="single"/>
-          </w:rPr>
-          <w:t>Dt 8.1–3</w:t>
-        </w:r>
-      </w:hyperlink>
+      <w:r>
+        <w:rPr>
+          <w:lang w:val="pt_PT" w:bidi="pt_PT"/>
+        </w:rPr>
+        <w:t>Dt 8.1–3</w:t>
+      </w:r>
       <w:r>
         <w:rPr>
           <w:lang w:val="pt_PT" w:bidi="pt_PT"/>
         </w:rPr>
         <w:t xml:space="preserve">; </w:t>
       </w:r>
-      <w:hyperlink r:id="rId78">
-        <w:r>
-          <w:rPr>
-            <w:lang w:val="pt_PT" w:bidi="pt_PT"/>
-          </w:rPr>
-          <w:rPr>
-            <w:color w:val="0000EE"/>
-            <w:u w:val="single"/>
-          </w:rPr>
-          <w:t>20.3</w:t>
-        </w:r>
-      </w:hyperlink>
+      <w:r>
+        <w:rPr>
+          <w:lang w:val="pt_PT" w:bidi="pt_PT"/>
+        </w:rPr>
+        <w:t>20.3</w:t>
+      </w:r>
       <w:r>
         <w:rPr>
           <w:lang w:val="pt_PT" w:bidi="pt_PT"/>
         </w:rPr>
         <w:t xml:space="preserve">; </w:t>
       </w:r>
-      <w:hyperlink r:id="rId79">
-        <w:r>
-          <w:rPr>
-            <w:lang w:val="pt_PT" w:bidi="pt_PT"/>
-          </w:rPr>
-          <w:rPr>
-            <w:color w:val="0000EE"/>
-            <w:u w:val="single"/>
-          </w:rPr>
-          <w:t>Js 10.25</w:t>
-        </w:r>
-      </w:hyperlink>
+      <w:r>
+        <w:rPr>
+          <w:lang w:val="pt_PT" w:bidi="pt_PT"/>
+        </w:rPr>
+        <w:t>Js 10.25</w:t>
+      </w:r>
       <w:r>
         <w:rPr>
           <w:lang w:val="pt_PT" w:bidi="pt_PT"/>
@@ -4270,36 +3862,24 @@
         </w:rPr>
         <w:t xml:space="preserve">Neemias deu o crédito a Deus (veja também </w:t>
       </w:r>
-      <w:hyperlink r:id="rId80">
-        <w:r>
-          <w:rPr>
-            <w:lang w:val="pt_PT" w:bidi="pt_PT"/>
-          </w:rPr>
-          <w:rPr>
-            <w:color w:val="0000EE"/>
-            <w:u w:val="single"/>
-          </w:rPr>
-          <w:t>2.20</w:t>
-        </w:r>
-      </w:hyperlink>
+      <w:r>
+        <w:rPr>
+          <w:lang w:val="pt_PT" w:bidi="pt_PT"/>
+        </w:rPr>
+        <w:t>2.20</w:t>
+      </w:r>
       <w:r>
         <w:rPr>
           <w:lang w:val="pt_PT" w:bidi="pt_PT"/>
         </w:rPr>
         <w:t xml:space="preserve">; </w:t>
       </w:r>
-      <w:hyperlink r:id="rId81">
-        <w:r>
-          <w:rPr>
-            <w:lang w:val="pt_PT" w:bidi="pt_PT"/>
-          </w:rPr>
-          <w:rPr>
-            <w:color w:val="0000EE"/>
-            <w:u w:val="single"/>
-          </w:rPr>
-          <w:t>6.16</w:t>
-        </w:r>
-      </w:hyperlink>
+      <w:r>
+        <w:rPr>
+          <w:lang w:val="pt_PT" w:bidi="pt_PT"/>
+        </w:rPr>
+        <w:t>6.16</w:t>
+      </w:r>
       <w:r>
         <w:rPr>
           <w:lang w:val="pt_PT" w:bidi="pt_PT"/>
@@ -4415,90 +3995,60 @@
         </w:rPr>
         <w:t>Nosso Deus lutará por nós! Baseando-se na antiga tradição de guerra santa de Israel (</w:t>
       </w:r>
-      <w:hyperlink r:id="rId82">
-        <w:r>
-          <w:rPr>
-            <w:lang w:val="pt_PT" w:bidi="pt_PT"/>
-          </w:rPr>
-          <w:rPr>
-            <w:color w:val="0000EE"/>
-            <w:u w:val="single"/>
-          </w:rPr>
-          <w:t>Êx 14.14</w:t>
-        </w:r>
-      </w:hyperlink>
+      <w:r>
+        <w:rPr>
+          <w:lang w:val="pt_PT" w:bidi="pt_PT"/>
+        </w:rPr>
+        <w:t>Êx 14.14</w:t>
+      </w:r>
       <w:r>
         <w:rPr>
           <w:lang w:val="pt_PT" w:bidi="pt_PT"/>
         </w:rPr>
         <w:t xml:space="preserve">; </w:t>
       </w:r>
-      <w:hyperlink r:id="rId83">
-        <w:r>
-          <w:rPr>
-            <w:lang w:val="pt_PT" w:bidi="pt_PT"/>
-          </w:rPr>
-          <w:rPr>
-            <w:color w:val="0000EE"/>
-            <w:u w:val="single"/>
-          </w:rPr>
-          <w:t>Dt 1.30</w:t>
-        </w:r>
-      </w:hyperlink>
+      <w:r>
+        <w:rPr>
+          <w:lang w:val="pt_PT" w:bidi="pt_PT"/>
+        </w:rPr>
+        <w:t>Dt 1.30</w:t>
+      </w:r>
       <w:r>
         <w:rPr>
           <w:lang w:val="pt_PT" w:bidi="pt_PT"/>
         </w:rPr>
         <w:t xml:space="preserve">; </w:t>
       </w:r>
-      <w:hyperlink r:id="rId84">
-        <w:r>
-          <w:rPr>
-            <w:lang w:val="pt_PT" w:bidi="pt_PT"/>
-          </w:rPr>
-          <w:rPr>
-            <w:color w:val="0000EE"/>
-            <w:u w:val="single"/>
-          </w:rPr>
-          <w:t>20.4</w:t>
-        </w:r>
-      </w:hyperlink>
+      <w:r>
+        <w:rPr>
+          <w:lang w:val="pt_PT" w:bidi="pt_PT"/>
+        </w:rPr>
+        <w:t>20.4</w:t>
+      </w:r>
       <w:r>
         <w:rPr>
           <w:lang w:val="pt_PT" w:bidi="pt_PT"/>
         </w:rPr>
         <w:t xml:space="preserve">; </w:t>
       </w:r>
-      <w:hyperlink r:id="rId85">
-        <w:r>
-          <w:rPr>
-            <w:lang w:val="pt_PT" w:bidi="pt_PT"/>
-          </w:rPr>
-          <w:rPr>
-            <w:color w:val="0000EE"/>
-            <w:u w:val="single"/>
-          </w:rPr>
-          <w:t>Js 10.14</w:t>
-        </w:r>
-      </w:hyperlink>
+      <w:r>
+        <w:rPr>
+          <w:lang w:val="pt_PT" w:bidi="pt_PT"/>
+        </w:rPr>
+        <w:t>Js 10.14</w:t>
+      </w:r>
       <w:r>
         <w:rPr>
           <w:lang w:val="pt_PT" w:bidi="pt_PT"/>
         </w:rPr>
         <w:t xml:space="preserve">; </w:t>
       </w:r>
-      <w:hyperlink r:id="rId86">
-        <w:r>
-          <w:rPr>
-            <w:lang w:val="pt_PT" w:bidi="pt_PT"/>
-          </w:rPr>
-          <w:rPr>
-            <w:color w:val="0000EE"/>
-            <w:u w:val="single"/>
-          </w:rPr>
-          <w:t>23.10</w:t>
-        </w:r>
-      </w:hyperlink>
+      <w:r>
+        <w:rPr>
+          <w:lang w:val="pt_PT" w:bidi="pt_PT"/>
+        </w:rPr>
+        <w:t>23.10</w:t>
+      </w:r>
       <w:r>
         <w:rPr>
           <w:lang w:val="pt_PT" w:bidi="pt_PT"/>
@@ -4601,36 +4151,24 @@
         </w:rPr>
         <w:t>Embora graves problemas financeiros ameaçassem atrapalhar a conclusão do muro (</w:t>
       </w:r>
-      <w:hyperlink r:id="rId87">
-        <w:r>
-          <w:rPr>
-            <w:lang w:val="pt_PT" w:bidi="pt_PT"/>
-          </w:rPr>
-          <w:rPr>
-            <w:color w:val="0000EE"/>
-            <w:u w:val="single"/>
-          </w:rPr>
-          <w:t>5.1–5</w:t>
-        </w:r>
-      </w:hyperlink>
+      <w:r>
+        <w:rPr>
+          <w:lang w:val="pt_PT" w:bidi="pt_PT"/>
+        </w:rPr>
+        <w:t>5.1–5</w:t>
+      </w:r>
       <w:r>
         <w:rPr>
           <w:lang w:val="pt_PT" w:bidi="pt_PT"/>
         </w:rPr>
         <w:t>), Neemias encontrou uma solução (</w:t>
       </w:r>
-      <w:hyperlink r:id="rId88">
-        <w:r>
-          <w:rPr>
-            <w:lang w:val="pt_PT" w:bidi="pt_PT"/>
-          </w:rPr>
-          <w:rPr>
-            <w:color w:val="0000EE"/>
-            <w:u w:val="single"/>
-          </w:rPr>
-          <w:t>5.6–13</w:t>
-        </w:r>
-      </w:hyperlink>
+      <w:r>
+        <w:rPr>
+          <w:lang w:val="pt_PT" w:bidi="pt_PT"/>
+        </w:rPr>
+        <w:t>5.6–13</w:t>
+      </w:r>
       <w:r>
         <w:rPr>
           <w:lang w:val="pt_PT" w:bidi="pt_PT"/>
@@ -4829,18 +4367,12 @@
         </w:rPr>
         <w:t xml:space="preserve">Devemos vender nossos filhos como escravos? Veja </w:t>
       </w:r>
-      <w:hyperlink r:id="rId89">
-        <w:r>
-          <w:rPr>
-            <w:lang w:val="pt_PT" w:bidi="pt_PT"/>
-          </w:rPr>
-          <w:rPr>
-            <w:color w:val="0000EE"/>
-            <w:u w:val="single"/>
-          </w:rPr>
-          <w:t>Êxodo 21.1–11</w:t>
-        </w:r>
-      </w:hyperlink>
+      <w:r>
+        <w:rPr>
+          <w:lang w:val="pt_PT" w:bidi="pt_PT"/>
+        </w:rPr>
+        <w:t>Êxodo 21.1–11</w:t>
+      </w:r>
       <w:r>
         <w:rPr>
           <w:lang w:val="pt_PT" w:bidi="pt_PT"/>
@@ -4908,18 +4440,12 @@
         </w:rPr>
         <w:t xml:space="preserve"> mas ele se controlou, refletiu sobre isso e então falou para resolver o conflito em vez de piorá-lo (veja </w:t>
       </w:r>
-      <w:hyperlink r:id="rId90">
-        <w:r>
-          <w:rPr>
-            <w:lang w:val="pt_PT" w:bidi="pt_PT"/>
-          </w:rPr>
-          <w:rPr>
-            <w:color w:val="0000EE"/>
-            <w:u w:val="single"/>
-          </w:rPr>
-          <w:t>Tg 1.19–20</w:t>
-        </w:r>
-      </w:hyperlink>
+      <w:r>
+        <w:rPr>
+          <w:lang w:val="pt_PT" w:bidi="pt_PT"/>
+        </w:rPr>
+        <w:t>Tg 1.19–20</w:t>
+      </w:r>
       <w:r>
         <w:rPr>
           <w:lang w:val="pt_PT" w:bidi="pt_PT"/>
@@ -4974,72 +4500,48 @@
         </w:rPr>
         <w:t xml:space="preserve">andar no temor do nosso Deus: Veja </w:t>
       </w:r>
-      <w:hyperlink r:id="rId91">
-        <w:r>
-          <w:rPr>
-            <w:lang w:val="pt_PT" w:bidi="pt_PT"/>
-          </w:rPr>
-          <w:rPr>
-            <w:color w:val="0000EE"/>
-            <w:u w:val="single"/>
-          </w:rPr>
-          <w:t>Lv 25.35–43</w:t>
-        </w:r>
-      </w:hyperlink>
+      <w:r>
+        <w:rPr>
+          <w:lang w:val="pt_PT" w:bidi="pt_PT"/>
+        </w:rPr>
+        <w:t>Lv 25.35–43</w:t>
+      </w:r>
       <w:r>
         <w:rPr>
           <w:lang w:val="pt_PT" w:bidi="pt_PT"/>
         </w:rPr>
         <w:t xml:space="preserve">. • evitar ser zombado: Veja também </w:t>
       </w:r>
-      <w:hyperlink r:id="rId92">
-        <w:r>
-          <w:rPr>
-            <w:lang w:val="pt_PT" w:bidi="pt_PT"/>
-          </w:rPr>
-          <w:rPr>
-            <w:color w:val="0000EE"/>
-            <w:u w:val="single"/>
-          </w:rPr>
-          <w:t>Ne 1.3</w:t>
-        </w:r>
-      </w:hyperlink>
+      <w:r>
+        <w:rPr>
+          <w:lang w:val="pt_PT" w:bidi="pt_PT"/>
+        </w:rPr>
+        <w:t>Ne 1.3</w:t>
+      </w:r>
       <w:r>
         <w:rPr>
           <w:lang w:val="pt_PT" w:bidi="pt_PT"/>
         </w:rPr>
         <w:t xml:space="preserve">; </w:t>
       </w:r>
-      <w:hyperlink r:id="rId52">
-        <w:r>
-          <w:rPr>
-            <w:lang w:val="pt_PT" w:bidi="pt_PT"/>
-          </w:rPr>
-          <w:rPr>
-            <w:color w:val="0000EE"/>
-            <w:u w:val="single"/>
-          </w:rPr>
-          <w:t>2.19</w:t>
-        </w:r>
-      </w:hyperlink>
+      <w:r>
+        <w:rPr>
+          <w:lang w:val="pt_PT" w:bidi="pt_PT"/>
+        </w:rPr>
+        <w:t>2.19</w:t>
+      </w:r>
       <w:r>
         <w:rPr>
           <w:lang w:val="pt_PT" w:bidi="pt_PT"/>
         </w:rPr>
         <w:t xml:space="preserve">; </w:t>
       </w:r>
-      <w:hyperlink r:id="rId93">
-        <w:r>
-          <w:rPr>
-            <w:lang w:val="pt_PT" w:bidi="pt_PT"/>
-          </w:rPr>
-          <w:rPr>
-            <w:color w:val="0000EE"/>
-            <w:u w:val="single"/>
-          </w:rPr>
-          <w:t>4.1–3</w:t>
-        </w:r>
-      </w:hyperlink>
+      <w:r>
+        <w:rPr>
+          <w:lang w:val="pt_PT" w:bidi="pt_PT"/>
+        </w:rPr>
+        <w:t>4.1–3</w:t>
+      </w:r>
       <w:r>
         <w:rPr>
           <w:lang w:val="pt_PT" w:bidi="pt_PT"/>
@@ -5094,18 +4596,12 @@
         </w:rPr>
         <w:t xml:space="preserve">Eu mesmo... tenho emprestado: Neemias e seus associados evidentemente estavam fazendo empréstimos sem sobrecarregar as pessoas. O exemplo de Neemias era a solução: oferecer ajuda financeira sem empurrar as pessoas ainda mais para a dívida cobrando juros (veja </w:t>
       </w:r>
-      <w:hyperlink r:id="rId94">
-        <w:r>
-          <w:rPr>
-            <w:lang w:val="pt_PT" w:bidi="pt_PT"/>
-          </w:rPr>
-          <w:rPr>
-            <w:color w:val="0000EE"/>
-            <w:u w:val="single"/>
-          </w:rPr>
-          <w:t>Dt 15.7–11</w:t>
-        </w:r>
-      </w:hyperlink>
+      <w:r>
+        <w:rPr>
+          <w:lang w:val="pt_PT" w:bidi="pt_PT"/>
+        </w:rPr>
+        <w:t>Dt 15.7–11</w:t>
+      </w:r>
       <w:r>
         <w:rPr>
           <w:lang w:val="pt_PT" w:bidi="pt_PT"/>
@@ -5173,36 +4669,24 @@
         </w:rPr>
         <w:t xml:space="preserve">), que não deveriam ter cobrado (veja também </w:t>
       </w:r>
-      <w:hyperlink r:id="rId95">
-        <w:r>
-          <w:rPr>
-            <w:lang w:val="pt_PT" w:bidi="pt_PT"/>
-          </w:rPr>
-          <w:rPr>
-            <w:color w:val="0000EE"/>
-            <w:u w:val="single"/>
-          </w:rPr>
-          <w:t>Êx 22.25</w:t>
-        </w:r>
-      </w:hyperlink>
+      <w:r>
+        <w:rPr>
+          <w:lang w:val="pt_PT" w:bidi="pt_PT"/>
+        </w:rPr>
+        <w:t>Êx 22.25</w:t>
+      </w:r>
       <w:r>
         <w:rPr>
           <w:lang w:val="pt_PT" w:bidi="pt_PT"/>
         </w:rPr>
         <w:t xml:space="preserve">; </w:t>
       </w:r>
-      <w:hyperlink r:id="rId96">
-        <w:r>
-          <w:rPr>
-            <w:lang w:val="pt_PT" w:bidi="pt_PT"/>
-          </w:rPr>
-          <w:rPr>
-            <w:color w:val="0000EE"/>
-            <w:u w:val="single"/>
-          </w:rPr>
-          <w:t>Lv 25.35–37</w:t>
-        </w:r>
-      </w:hyperlink>
+      <w:r>
+        <w:rPr>
+          <w:lang w:val="pt_PT" w:bidi="pt_PT"/>
+        </w:rPr>
+        <w:t>Lv 25.35–37</w:t>
+      </w:r>
       <w:r>
         <w:rPr>
           <w:lang w:val="pt_PT" w:bidi="pt_PT"/>
@@ -5427,36 +4911,24 @@
         </w:rPr>
         <w:t>Os ex-governadores foram provavelmente os predecessores imediatos de Neemias, não Sesbazar (</w:t>
       </w:r>
-      <w:hyperlink r:id="rId97">
-        <w:r>
-          <w:rPr>
-            <w:lang w:val="pt_PT" w:bidi="pt_PT"/>
-          </w:rPr>
-          <w:rPr>
-            <w:color w:val="0000EE"/>
-            <w:u w:val="single"/>
-          </w:rPr>
-          <w:t>Ed 1.8</w:t>
-        </w:r>
-      </w:hyperlink>
+      <w:r>
+        <w:rPr>
+          <w:lang w:val="pt_PT" w:bidi="pt_PT"/>
+        </w:rPr>
+        <w:t>Ed 1.8</w:t>
+      </w:r>
       <w:r>
         <w:rPr>
           <w:lang w:val="pt_PT" w:bidi="pt_PT"/>
         </w:rPr>
         <w:t>, cerca de noventa anos antes) ou Zorobabel (</w:t>
       </w:r>
-      <w:hyperlink r:id="rId98">
-        <w:r>
-          <w:rPr>
-            <w:lang w:val="pt_PT" w:bidi="pt_PT"/>
-          </w:rPr>
-          <w:rPr>
-            <w:color w:val="0000EE"/>
-            <w:u w:val="single"/>
-          </w:rPr>
-          <w:t>Ag 1.1</w:t>
-        </w:r>
-      </w:hyperlink>
+      <w:r>
+        <w:rPr>
+          <w:lang w:val="pt_PT" w:bidi="pt_PT"/>
+        </w:rPr>
+        <w:t>Ag 1.1</w:t>
+      </w:r>
       <w:r>
         <w:rPr>
           <w:lang w:val="pt_PT" w:bidi="pt_PT"/>
@@ -5559,18 +5031,12 @@
         </w:rPr>
         <w:t xml:space="preserve">Com a crise financeira resolvida (cap. </w:t>
       </w:r>
-      <w:hyperlink r:id="rId99">
-        <w:r>
-          <w:rPr>
-            <w:lang w:val="pt_PT" w:bidi="pt_PT"/>
-          </w:rPr>
-          <w:rPr>
-            <w:color w:val="0000EE"/>
-            <w:u w:val="single"/>
-          </w:rPr>
-          <w:t>5</w:t>
-        </w:r>
-      </w:hyperlink>
+      <w:r>
+        <w:rPr>
+          <w:lang w:val="pt_PT" w:bidi="pt_PT"/>
+        </w:rPr>
+        <w:t>5</w:t>
+      </w:r>
       <w:r>
         <w:rPr>
           <w:lang w:val="pt_PT" w:bidi="pt_PT"/>
@@ -5638,18 +5104,12 @@
         </w:rPr>
         <w:t xml:space="preserve"> localizada perto de Lode (</w:t>
       </w:r>
-      <w:hyperlink r:id="rId100">
-        <w:r>
-          <w:rPr>
-            <w:lang w:val="pt_PT" w:bidi="pt_PT"/>
-          </w:rPr>
-          <w:rPr>
-            <w:color w:val="0000EE"/>
-            <w:u w:val="single"/>
-          </w:rPr>
-          <w:t>Ed 2.33</w:t>
-        </w:r>
-      </w:hyperlink>
+      <w:r>
+        <w:rPr>
+          <w:lang w:val="pt_PT" w:bidi="pt_PT"/>
+        </w:rPr>
+        <w:t>Ed 2.33</w:t>
+      </w:r>
       <w:r>
         <w:rPr>
           <w:lang w:val="pt_PT" w:bidi="pt_PT"/>
@@ -5704,54 +5164,36 @@
         </w:rPr>
         <w:t xml:space="preserve">planejando se rebelar... você planeja ser o rei deles: Aqueles que se opuseram à restauração do Templo usaram táticas semelhantes (veja </w:t>
       </w:r>
-      <w:hyperlink r:id="rId101">
-        <w:r>
-          <w:rPr>
-            <w:lang w:val="pt_PT" w:bidi="pt_PT"/>
-          </w:rPr>
-          <w:rPr>
-            <w:color w:val="0000EE"/>
-            <w:u w:val="single"/>
-          </w:rPr>
-          <w:t>Ed 4</w:t>
-        </w:r>
-      </w:hyperlink>
+      <w:r>
+        <w:rPr>
+          <w:lang w:val="pt_PT" w:bidi="pt_PT"/>
+        </w:rPr>
+        <w:t>Ed 4</w:t>
+      </w:r>
       <w:r>
         <w:rPr>
           <w:lang w:val="pt_PT" w:bidi="pt_PT"/>
         </w:rPr>
         <w:t xml:space="preserve">). • Em certos momentos da história de Israel, profetas desempenharam um papel no estabelecimento de um novo rei (cp. </w:t>
       </w:r>
-      <w:hyperlink r:id="rId102">
-        <w:r>
-          <w:rPr>
-            <w:lang w:val="pt_PT" w:bidi="pt_PT"/>
-          </w:rPr>
-          <w:rPr>
-            <w:color w:val="0000EE"/>
-            <w:u w:val="single"/>
-          </w:rPr>
-          <w:t>1Sm 9.16</w:t>
-        </w:r>
-      </w:hyperlink>
+      <w:r>
+        <w:rPr>
+          <w:lang w:val="pt_PT" w:bidi="pt_PT"/>
+        </w:rPr>
+        <w:t>1Sm 9.16</w:t>
+      </w:r>
       <w:r>
         <w:rPr>
           <w:lang w:val="pt_PT" w:bidi="pt_PT"/>
         </w:rPr>
         <w:t xml:space="preserve">; </w:t>
       </w:r>
-      <w:hyperlink r:id="rId103">
-        <w:r>
-          <w:rPr>
-            <w:lang w:val="pt_PT" w:bidi="pt_PT"/>
-          </w:rPr>
-          <w:rPr>
-            <w:color w:val="0000EE"/>
-            <w:u w:val="single"/>
-          </w:rPr>
-          <w:t>2Rs 9</w:t>
-        </w:r>
-      </w:hyperlink>
+      <w:r>
+        <w:rPr>
+          <w:lang w:val="pt_PT" w:bidi="pt_PT"/>
+        </w:rPr>
+        <w:t>2Rs 9</w:t>
+      </w:r>
       <w:r>
         <w:rPr>
           <w:lang w:val="pt_PT" w:bidi="pt_PT"/>
@@ -5854,108 +5296,72 @@
         </w:rPr>
         <w:t xml:space="preserve">Apenas cinquenta e dois dias: todos perceberam que a ajuda de nosso Deus foi o que tornou esse sucesso possível (veja também </w:t>
       </w:r>
-      <w:hyperlink r:id="rId104">
-        <w:r>
-          <w:rPr>
-            <w:lang w:val="pt_PT" w:bidi="pt_PT"/>
-          </w:rPr>
-          <w:rPr>
-            <w:color w:val="0000EE"/>
-            <w:u w:val="single"/>
-          </w:rPr>
-          <w:t>1.11</w:t>
-        </w:r>
-      </w:hyperlink>
+      <w:r>
+        <w:rPr>
+          <w:lang w:val="pt_PT" w:bidi="pt_PT"/>
+        </w:rPr>
+        <w:t>1.11</w:t>
+      </w:r>
       <w:r>
         <w:rPr>
           <w:lang w:val="pt_PT" w:bidi="pt_PT"/>
         </w:rPr>
         <w:t xml:space="preserve">; </w:t>
       </w:r>
-      <w:hyperlink r:id="rId44">
-        <w:r>
-          <w:rPr>
-            <w:lang w:val="pt_PT" w:bidi="pt_PT"/>
-          </w:rPr>
-          <w:rPr>
-            <w:color w:val="0000EE"/>
-            <w:u w:val="single"/>
-          </w:rPr>
-          <w:t>2.8</w:t>
-        </w:r>
-      </w:hyperlink>
+      <w:r>
+        <w:rPr>
+          <w:lang w:val="pt_PT" w:bidi="pt_PT"/>
+        </w:rPr>
+        <w:t>2.8</w:t>
+      </w:r>
       <w:r>
         <w:rPr>
           <w:lang w:val="pt_PT" w:bidi="pt_PT"/>
         </w:rPr>
         <w:t>,</w:t>
       </w:r>
-      <w:hyperlink r:id="rId105">
-        <w:r>
-          <w:rPr>
-            <w:lang w:val="pt_PT" w:bidi="pt_PT"/>
-          </w:rPr>
-          <w:rPr>
-            <w:color w:val="0000EE"/>
-            <w:u w:val="single"/>
-          </w:rPr>
-          <w:t>18</w:t>
-        </w:r>
-      </w:hyperlink>
+      <w:r>
+        <w:rPr>
+          <w:lang w:val="pt_PT" w:bidi="pt_PT"/>
+        </w:rPr>
+        <w:t>18</w:t>
+      </w:r>
       <w:r>
         <w:rPr>
           <w:lang w:val="pt_PT" w:bidi="pt_PT"/>
         </w:rPr>
         <w:t>,</w:t>
       </w:r>
-      <w:hyperlink r:id="rId80">
-        <w:r>
-          <w:rPr>
-            <w:lang w:val="pt_PT" w:bidi="pt_PT"/>
-          </w:rPr>
-          <w:rPr>
-            <w:color w:val="0000EE"/>
-            <w:u w:val="single"/>
-          </w:rPr>
-          <w:t>20</w:t>
-        </w:r>
-      </w:hyperlink>
+      <w:r>
+        <w:rPr>
+          <w:lang w:val="pt_PT" w:bidi="pt_PT"/>
+        </w:rPr>
+        <w:t>20</w:t>
+      </w:r>
       <w:r>
         <w:rPr>
           <w:lang w:val="pt_PT" w:bidi="pt_PT"/>
         </w:rPr>
         <w:t xml:space="preserve">; </w:t>
       </w:r>
-      <w:hyperlink r:id="rId106">
-        <w:r>
-          <w:rPr>
-            <w:lang w:val="pt_PT" w:bidi="pt_PT"/>
-          </w:rPr>
-          <w:rPr>
-            <w:color w:val="0000EE"/>
-            <w:u w:val="single"/>
-          </w:rPr>
-          <w:t>4.15</w:t>
-        </w:r>
-      </w:hyperlink>
+      <w:r>
+        <w:rPr>
+          <w:lang w:val="pt_PT" w:bidi="pt_PT"/>
+        </w:rPr>
+        <w:t>4.15</w:t>
+      </w:r>
       <w:r>
         <w:rPr>
           <w:lang w:val="pt_PT" w:bidi="pt_PT"/>
         </w:rPr>
         <w:t>,</w:t>
       </w:r>
-      <w:hyperlink r:id="rId107">
-        <w:r>
-          <w:rPr>
-            <w:lang w:val="pt_PT" w:bidi="pt_PT"/>
-          </w:rPr>
-          <w:rPr>
-            <w:color w:val="0000EE"/>
-            <w:u w:val="single"/>
-          </w:rPr>
-          <w:t>20</w:t>
-        </w:r>
-      </w:hyperlink>
+      <w:r>
+        <w:rPr>
+          <w:lang w:val="pt_PT" w:bidi="pt_PT"/>
+        </w:rPr>
+        <w:t>20</w:t>
+      </w:r>
       <w:r>
         <w:rPr>
           <w:lang w:val="pt_PT" w:bidi="pt_PT"/>
@@ -6010,18 +5416,12 @@
         </w:rPr>
         <w:t xml:space="preserve">A parede foi concluída: a dedicação real da parede é relatada em </w:t>
       </w:r>
-      <w:hyperlink r:id="rId108">
-        <w:r>
-          <w:rPr>
-            <w:lang w:val="pt_PT" w:bidi="pt_PT"/>
-          </w:rPr>
-          <w:rPr>
-            <w:color w:val="0000EE"/>
-            <w:u w:val="single"/>
-          </w:rPr>
-          <w:t>12.27–34</w:t>
-        </w:r>
-      </w:hyperlink>
+      <w:r>
+        <w:rPr>
+          <w:lang w:val="pt_PT" w:bidi="pt_PT"/>
+        </w:rPr>
+        <w:t>12.27–34</w:t>
+      </w:r>
       <w:r>
         <w:rPr>
           <w:lang w:val="pt_PT" w:bidi="pt_PT"/>
@@ -6076,90 +5476,60 @@
         </w:rPr>
         <w:t xml:space="preserve">Um homem fiel que temia a Deus: Hanani demonstrou duas características de liderança favorecidas por Neemias e Deus (veja também </w:t>
       </w:r>
-      <w:hyperlink r:id="rId109">
-        <w:r>
-          <w:rPr>
-            <w:lang w:val="pt_PT" w:bidi="pt_PT"/>
-          </w:rPr>
-          <w:rPr>
-            <w:color w:val="0000EE"/>
-            <w:u w:val="single"/>
-          </w:rPr>
-          <w:t>5.9</w:t>
-        </w:r>
-      </w:hyperlink>
+      <w:r>
+        <w:rPr>
+          <w:lang w:val="pt_PT" w:bidi="pt_PT"/>
+        </w:rPr>
+        <w:t>5.9</w:t>
+      </w:r>
       <w:r>
         <w:rPr>
           <w:lang w:val="pt_PT" w:bidi="pt_PT"/>
         </w:rPr>
         <w:t>,</w:t>
       </w:r>
-      <w:hyperlink r:id="rId110">
-        <w:r>
-          <w:rPr>
-            <w:lang w:val="pt_PT" w:bidi="pt_PT"/>
-          </w:rPr>
-          <w:rPr>
-            <w:color w:val="0000EE"/>
-            <w:u w:val="single"/>
-          </w:rPr>
-          <w:t>15</w:t>
-        </w:r>
-      </w:hyperlink>
+      <w:r>
+        <w:rPr>
+          <w:lang w:val="pt_PT" w:bidi="pt_PT"/>
+        </w:rPr>
+        <w:t>15</w:t>
+      </w:r>
       <w:r>
         <w:rPr>
           <w:lang w:val="pt_PT" w:bidi="pt_PT"/>
         </w:rPr>
         <w:t xml:space="preserve">; </w:t>
       </w:r>
-      <w:hyperlink r:id="rId111">
-        <w:r>
-          <w:rPr>
-            <w:lang w:val="pt_PT" w:bidi="pt_PT"/>
-          </w:rPr>
-          <w:rPr>
-            <w:color w:val="0000EE"/>
-            <w:u w:val="single"/>
-          </w:rPr>
-          <w:t>Dn 6.4</w:t>
-        </w:r>
-      </w:hyperlink>
+      <w:r>
+        <w:rPr>
+          <w:lang w:val="pt_PT" w:bidi="pt_PT"/>
+        </w:rPr>
+        <w:t>Dn 6.4</w:t>
+      </w:r>
       <w:r>
         <w:rPr>
           <w:lang w:val="pt_PT" w:bidi="pt_PT"/>
         </w:rPr>
         <w:t xml:space="preserve">; </w:t>
       </w:r>
-      <w:hyperlink r:id="rId112">
-        <w:r>
-          <w:rPr>
-            <w:lang w:val="pt_PT" w:bidi="pt_PT"/>
-          </w:rPr>
-          <w:rPr>
-            <w:color w:val="0000EE"/>
-            <w:u w:val="single"/>
-          </w:rPr>
-          <w:t>Lc 16.10–12</w:t>
-        </w:r>
-      </w:hyperlink>
+      <w:r>
+        <w:rPr>
+          <w:lang w:val="pt_PT" w:bidi="pt_PT"/>
+        </w:rPr>
+        <w:t>Lc 16.10–12</w:t>
+      </w:r>
       <w:r>
         <w:rPr>
           <w:lang w:val="pt_PT" w:bidi="pt_PT"/>
         </w:rPr>
         <w:t xml:space="preserve">; </w:t>
       </w:r>
-      <w:hyperlink r:id="rId113">
-        <w:r>
-          <w:rPr>
-            <w:lang w:val="pt_PT" w:bidi="pt_PT"/>
-          </w:rPr>
-          <w:rPr>
-            <w:color w:val="0000EE"/>
-            <w:u w:val="single"/>
-          </w:rPr>
-          <w:t>1Pe 5.12</w:t>
-        </w:r>
-      </w:hyperlink>
+      <w:r>
+        <w:rPr>
+          <w:lang w:val="pt_PT" w:bidi="pt_PT"/>
+        </w:rPr>
+        <w:t>1Pe 5.12</w:t>
+      </w:r>
       <w:r>
         <w:rPr>
           <w:lang w:val="pt_PT" w:bidi="pt_PT"/>
@@ -6214,36 +5584,24 @@
         </w:rPr>
         <w:t>Os porteiros aparentemente deveriam fechar os portões durante o período da tarde, quando as pessoas estavam descansando e não estavam preparadas para defender a cidade de um ataque. Em outros lugares, uma linguagem semelhante refere-se à parte do dia em que o sol está mais quente e as pessoas vão para dentro (</w:t>
       </w:r>
-      <w:hyperlink r:id="rId114">
-        <w:r>
-          <w:rPr>
-            <w:lang w:val="pt_PT" w:bidi="pt_PT"/>
-          </w:rPr>
-          <w:rPr>
-            <w:color w:val="0000EE"/>
-            <w:u w:val="single"/>
-          </w:rPr>
-          <w:t>Gn 18.1</w:t>
-        </w:r>
-      </w:hyperlink>
+      <w:r>
+        <w:rPr>
+          <w:lang w:val="pt_PT" w:bidi="pt_PT"/>
+        </w:rPr>
+        <w:t>Gn 18.1</w:t>
+      </w:r>
       <w:r>
         <w:rPr>
           <w:lang w:val="pt_PT" w:bidi="pt_PT"/>
         </w:rPr>
         <w:t xml:space="preserve">; </w:t>
       </w:r>
-      <w:hyperlink r:id="rId115">
-        <w:r>
-          <w:rPr>
-            <w:lang w:val="pt_PT" w:bidi="pt_PT"/>
-          </w:rPr>
-          <w:rPr>
-            <w:color w:val="0000EE"/>
-            <w:u w:val="single"/>
-          </w:rPr>
-          <w:t>2Sm 4.5</w:t>
-        </w:r>
-      </w:hyperlink>
+      <w:r>
+        <w:rPr>
+          <w:lang w:val="pt_PT" w:bidi="pt_PT"/>
+        </w:rPr>
+        <w:t>2Sm 4.5</w:t>
+      </w:r>
       <w:r>
         <w:rPr>
           <w:lang w:val="pt_PT" w:bidi="pt_PT"/>
@@ -6298,18 +5656,12 @@
         </w:rPr>
         <w:t>A maioria das pessoas vivia no campo, próximo aos seus campos, por isso a população de Jerusalém era pequena. Aparentemente, um registro incentivaria mais pessoas a se estabelecerem em Jerusalém e em suas proximidades (</w:t>
       </w:r>
-      <w:hyperlink r:id="rId116">
-        <w:r>
-          <w:rPr>
-            <w:lang w:val="pt_PT" w:bidi="pt_PT"/>
-          </w:rPr>
-          <w:rPr>
-            <w:color w:val="0000EE"/>
-            <w:u w:val="single"/>
-          </w:rPr>
-          <w:t>7.73</w:t>
-        </w:r>
-      </w:hyperlink>
+      <w:r>
+        <w:rPr>
+          <w:lang w:val="pt_PT" w:bidi="pt_PT"/>
+        </w:rPr>
+        <w:t>7.73</w:t>
+      </w:r>
       <w:r>
         <w:rPr>
           <w:lang w:val="pt_PT" w:bidi="pt_PT"/>
@@ -6364,18 +5716,12 @@
         </w:rPr>
         <w:t xml:space="preserve">Os exilados judeus... retornaram a Jerusalém e às outras cidades: essas listas não estavam completas (os números individuais não somam o total em </w:t>
       </w:r>
-      <w:hyperlink r:id="rId117">
-        <w:r>
-          <w:rPr>
-            <w:lang w:val="pt_PT" w:bidi="pt_PT"/>
-          </w:rPr>
-          <w:rPr>
-            <w:color w:val="0000EE"/>
-            <w:u w:val="single"/>
-          </w:rPr>
-          <w:t>7.66</w:t>
-        </w:r>
-      </w:hyperlink>
+      <w:r>
+        <w:rPr>
+          <w:lang w:val="pt_PT" w:bidi="pt_PT"/>
+        </w:rPr>
+        <w:t>7.66</w:t>
+      </w:r>
       <w:r>
         <w:rPr>
           <w:lang w:val="pt_PT" w:bidi="pt_PT"/>
@@ -6430,36 +5776,24 @@
         </w:rPr>
         <w:t xml:space="preserve">Seus líderes: Sesbazar (veja </w:t>
       </w:r>
-      <w:hyperlink r:id="rId97">
-        <w:r>
-          <w:rPr>
-            <w:lang w:val="pt_PT" w:bidi="pt_PT"/>
-          </w:rPr>
-          <w:rPr>
-            <w:color w:val="0000EE"/>
-            <w:u w:val="single"/>
-          </w:rPr>
-          <w:t>Ed 1.8</w:t>
-        </w:r>
-      </w:hyperlink>
+      <w:r>
+        <w:rPr>
+          <w:lang w:val="pt_PT" w:bidi="pt_PT"/>
+        </w:rPr>
+        <w:t>Ed 1.8</w:t>
+      </w:r>
       <w:r>
         <w:rPr>
           <w:lang w:val="pt_PT" w:bidi="pt_PT"/>
         </w:rPr>
         <w:t xml:space="preserve">) é omitido aqui e em </w:t>
       </w:r>
-      <w:hyperlink r:id="rId118">
-        <w:r>
-          <w:rPr>
-            <w:lang w:val="pt_PT" w:bidi="pt_PT"/>
-          </w:rPr>
-          <w:rPr>
-            <w:color w:val="0000EE"/>
-            <w:u w:val="single"/>
-          </w:rPr>
-          <w:t>Esdras 2.2</w:t>
-        </w:r>
-      </w:hyperlink>
+      <w:r>
+        <w:rPr>
+          <w:lang w:val="pt_PT" w:bidi="pt_PT"/>
+        </w:rPr>
+        <w:t>Esdras 2.2</w:t>
+      </w:r>
       <w:r>
         <w:rPr>
           <w:lang w:val="pt_PT" w:bidi="pt_PT"/>
@@ -6514,54 +5848,36 @@
         </w:rPr>
         <w:t xml:space="preserve">A família de: esta lista é semelhante à de </w:t>
       </w:r>
-      <w:hyperlink r:id="rId119">
-        <w:r>
-          <w:rPr>
-            <w:lang w:val="pt_PT" w:bidi="pt_PT"/>
-          </w:rPr>
-          <w:rPr>
-            <w:color w:val="0000EE"/>
-            <w:u w:val="single"/>
-          </w:rPr>
-          <w:t>Ed 2.3–35</w:t>
-        </w:r>
-      </w:hyperlink>
+      <w:r>
+        <w:rPr>
+          <w:lang w:val="pt_PT" w:bidi="pt_PT"/>
+        </w:rPr>
+        <w:t>Ed 2.3–35</w:t>
+      </w:r>
       <w:r>
         <w:rPr>
           <w:lang w:val="pt_PT" w:bidi="pt_PT"/>
         </w:rPr>
         <w:t>, com algumas diferenças nos nomes e no número de pessoas em cada família. As pessoas foram listadas por família (</w:t>
       </w:r>
-      <w:hyperlink r:id="rId120">
-        <w:r>
-          <w:rPr>
-            <w:lang w:val="pt_PT" w:bidi="pt_PT"/>
-          </w:rPr>
-          <w:rPr>
-            <w:color w:val="0000EE"/>
-            <w:u w:val="single"/>
-          </w:rPr>
-          <w:t>Ne 7.8–25</w:t>
-        </w:r>
-      </w:hyperlink>
+      <w:r>
+        <w:rPr>
+          <w:lang w:val="pt_PT" w:bidi="pt_PT"/>
+        </w:rPr>
+        <w:t>Ne 7.8–25</w:t>
+      </w:r>
       <w:r>
         <w:rPr>
           <w:lang w:val="pt_PT" w:bidi="pt_PT"/>
         </w:rPr>
         <w:t>) e pela cidade onde se estabeleceram (</w:t>
       </w:r>
-      <w:hyperlink r:id="rId121">
-        <w:r>
-          <w:rPr>
-            <w:lang w:val="pt_PT" w:bidi="pt_PT"/>
-          </w:rPr>
-          <w:rPr>
-            <w:color w:val="0000EE"/>
-            <w:u w:val="single"/>
-          </w:rPr>
-          <w:t>7.26–38</w:t>
-        </w:r>
-      </w:hyperlink>
+      <w:r>
+        <w:rPr>
+          <w:lang w:val="pt_PT" w:bidi="pt_PT"/>
+        </w:rPr>
+        <w:t>7.26–38</w:t>
+      </w:r>
       <w:r>
         <w:rPr>
           <w:lang w:val="pt_PT" w:bidi="pt_PT"/>
@@ -6664,72 +5980,48 @@
         </w:rPr>
         <w:t xml:space="preserve">Os descendentes dos servos de Salomão aparentemente ajudavam os levitas carregando madeira ou varrendo o chão (cp. </w:t>
       </w:r>
-      <w:hyperlink r:id="rId122">
-        <w:r>
-          <w:rPr>
-            <w:lang w:val="pt_PT" w:bidi="pt_PT"/>
-          </w:rPr>
-          <w:rPr>
-            <w:color w:val="0000EE"/>
-            <w:u w:val="single"/>
-          </w:rPr>
-          <w:t>Ed 2.55–58</w:t>
-        </w:r>
-      </w:hyperlink>
+      <w:r>
+        <w:rPr>
+          <w:lang w:val="pt_PT" w:bidi="pt_PT"/>
+        </w:rPr>
+        <w:t>Ed 2.55–58</w:t>
+      </w:r>
       <w:r>
         <w:rPr>
           <w:lang w:val="pt_PT" w:bidi="pt_PT"/>
         </w:rPr>
         <w:t>). Eles podem ter sido gibeonitas (</w:t>
       </w:r>
-      <w:hyperlink r:id="rId123">
-        <w:r>
-          <w:rPr>
-            <w:lang w:val="pt_PT" w:bidi="pt_PT"/>
-          </w:rPr>
-          <w:rPr>
-            <w:color w:val="0000EE"/>
-            <w:u w:val="single"/>
-          </w:rPr>
-          <w:t>Js 9.23–27</w:t>
-        </w:r>
-      </w:hyperlink>
+      <w:r>
+        <w:rPr>
+          <w:lang w:val="pt_PT" w:bidi="pt_PT"/>
+        </w:rPr>
+        <w:t>Js 9.23–27</w:t>
+      </w:r>
       <w:r>
         <w:rPr>
           <w:lang w:val="pt_PT" w:bidi="pt_PT"/>
         </w:rPr>
         <w:t xml:space="preserve">; </w:t>
       </w:r>
-      <w:hyperlink r:id="rId124">
-        <w:r>
-          <w:rPr>
-            <w:lang w:val="pt_PT" w:bidi="pt_PT"/>
-          </w:rPr>
-          <w:rPr>
-            <w:color w:val="0000EE"/>
-            <w:u w:val="single"/>
-          </w:rPr>
-          <w:t>1Cr 9.35–44</w:t>
-        </w:r>
-      </w:hyperlink>
+      <w:r>
+        <w:rPr>
+          <w:lang w:val="pt_PT" w:bidi="pt_PT"/>
+        </w:rPr>
+        <w:t>1Cr 9.35–44</w:t>
+      </w:r>
       <w:r>
         <w:rPr>
           <w:lang w:val="pt_PT" w:bidi="pt_PT"/>
         </w:rPr>
         <w:t>) ou cativos de guerra (</w:t>
       </w:r>
-      <w:hyperlink r:id="rId125">
-        <w:r>
-          <w:rPr>
-            <w:lang w:val="pt_PT" w:bidi="pt_PT"/>
-          </w:rPr>
-          <w:rPr>
-            <w:color w:val="0000EE"/>
-            <w:u w:val="single"/>
-          </w:rPr>
-          <w:t>Nm 31.30–47</w:t>
-        </w:r>
-      </w:hyperlink>
+      <w:r>
+        <w:rPr>
+          <w:lang w:val="pt_PT" w:bidi="pt_PT"/>
+        </w:rPr>
+        <w:t>Nm 31.30–47</w:t>
+      </w:r>
       <w:r>
         <w:rPr>
           <w:lang w:val="pt_PT" w:bidi="pt_PT"/>
@@ -6904,18 +6196,12 @@
         </w:rPr>
         <w:t xml:space="preserve">O número total de 42.360 está de acordo com </w:t>
       </w:r>
-      <w:hyperlink r:id="rId126">
-        <w:r>
-          <w:rPr>
-            <w:lang w:val="pt_PT" w:bidi="pt_PT"/>
-          </w:rPr>
-          <w:rPr>
-            <w:color w:val="0000EE"/>
-            <w:u w:val="single"/>
-          </w:rPr>
-          <w:t>Esdras 2.64</w:t>
-        </w:r>
-      </w:hyperlink>
+      <w:r>
+        <w:rPr>
+          <w:lang w:val="pt_PT" w:bidi="pt_PT"/>
+        </w:rPr>
+        <w:t>Esdras 2.64</w:t>
+      </w:r>
       <w:r>
         <w:rPr>
           <w:lang w:val="pt_PT" w:bidi="pt_PT"/>
@@ -6970,90 +6256,60 @@
         </w:rPr>
         <w:t>Alguns dos líderes familiares deram presentes, assim como seus antepassados fizeram quando edifícios sagrados foram construídos (</w:t>
       </w:r>
-      <w:hyperlink r:id="rId127">
-        <w:r>
-          <w:rPr>
-            <w:lang w:val="pt_PT" w:bidi="pt_PT"/>
-          </w:rPr>
-          <w:rPr>
-            <w:color w:val="0000EE"/>
-            <w:u w:val="single"/>
-          </w:rPr>
-          <w:t>Êx 25.2–7</w:t>
-        </w:r>
-      </w:hyperlink>
+      <w:r>
+        <w:rPr>
+          <w:lang w:val="pt_PT" w:bidi="pt_PT"/>
+        </w:rPr>
+        <w:t>Êx 25.2–7</w:t>
+      </w:r>
       <w:r>
         <w:rPr>
           <w:lang w:val="pt_PT" w:bidi="pt_PT"/>
         </w:rPr>
         <w:t xml:space="preserve">; </w:t>
       </w:r>
-      <w:hyperlink r:id="rId128">
-        <w:r>
-          <w:rPr>
-            <w:lang w:val="pt_PT" w:bidi="pt_PT"/>
-          </w:rPr>
-          <w:rPr>
-            <w:color w:val="0000EE"/>
-            <w:u w:val="single"/>
-          </w:rPr>
-          <w:t>35.4–9</w:t>
-        </w:r>
-      </w:hyperlink>
+      <w:r>
+        <w:rPr>
+          <w:lang w:val="pt_PT" w:bidi="pt_PT"/>
+        </w:rPr>
+        <w:t>35.4–9</w:t>
+      </w:r>
       <w:r>
         <w:rPr>
           <w:lang w:val="pt_PT" w:bidi="pt_PT"/>
         </w:rPr>
         <w:t xml:space="preserve">; </w:t>
       </w:r>
-      <w:hyperlink r:id="rId129">
-        <w:r>
-          <w:rPr>
-            <w:lang w:val="pt_PT" w:bidi="pt_PT"/>
-          </w:rPr>
-          <w:rPr>
-            <w:color w:val="0000EE"/>
-            <w:u w:val="single"/>
-          </w:rPr>
-          <w:t>2Rs 12.1–21</w:t>
-        </w:r>
-      </w:hyperlink>
+      <w:r>
+        <w:rPr>
+          <w:lang w:val="pt_PT" w:bidi="pt_PT"/>
+        </w:rPr>
+        <w:t>2Rs 12.1–21</w:t>
+      </w:r>
       <w:r>
         <w:rPr>
           <w:lang w:val="pt_PT" w:bidi="pt_PT"/>
         </w:rPr>
         <w:t>). Este dinheiro complementou os presentes dos israelitas que permaneceram na Babilônia (</w:t>
       </w:r>
-      <w:hyperlink r:id="rId130">
-        <w:r>
-          <w:rPr>
-            <w:lang w:val="pt_PT" w:bidi="pt_PT"/>
-          </w:rPr>
-          <w:rPr>
-            <w:color w:val="0000EE"/>
-            <w:u w:val="single"/>
-          </w:rPr>
-          <w:t>Ed 1.6</w:t>
-        </w:r>
-      </w:hyperlink>
+      <w:r>
+        <w:rPr>
+          <w:lang w:val="pt_PT" w:bidi="pt_PT"/>
+        </w:rPr>
+        <w:t>Ed 1.6</w:t>
+      </w:r>
       <w:r>
         <w:rPr>
           <w:lang w:val="pt_PT" w:bidi="pt_PT"/>
         </w:rPr>
         <w:t>) e dos reis persas (</w:t>
       </w:r>
-      <w:hyperlink r:id="rId131">
-        <w:r>
-          <w:rPr>
-            <w:lang w:val="pt_PT" w:bidi="pt_PT"/>
-          </w:rPr>
-          <w:rPr>
-            <w:color w:val="0000EE"/>
-            <w:u w:val="single"/>
-          </w:rPr>
-          <w:t>Ed 6.8</w:t>
-        </w:r>
-      </w:hyperlink>
+      <w:r>
+        <w:rPr>
+          <w:lang w:val="pt_PT" w:bidi="pt_PT"/>
+        </w:rPr>
+        <w:t>Ed 6.8</w:t>
+      </w:r>
       <w:r>
         <w:rPr>
           <w:lang w:val="pt_PT" w:bidi="pt_PT"/>
@@ -7204,36 +6460,24 @@
         </w:rPr>
         <w:t>O Portão das Águas estava localizado em direção ao meio da muralha oriental de Jerusalém, ao sul do Templo e a leste das ruínas do palácio (</w:t>
       </w:r>
-      <w:hyperlink r:id="rId132">
-        <w:r>
-          <w:rPr>
-            <w:lang w:val="pt_PT" w:bidi="pt_PT"/>
-          </w:rPr>
-          <w:rPr>
-            <w:color w:val="0000EE"/>
-            <w:u w:val="single"/>
-          </w:rPr>
-          <w:t>3.26</w:t>
-        </w:r>
-      </w:hyperlink>
+      <w:r>
+        <w:rPr>
+          <w:lang w:val="pt_PT" w:bidi="pt_PT"/>
+        </w:rPr>
+        <w:t>3.26</w:t>
+      </w:r>
       <w:r>
         <w:rPr>
           <w:lang w:val="pt_PT" w:bidi="pt_PT"/>
         </w:rPr>
         <w:t xml:space="preserve">; </w:t>
       </w:r>
-      <w:hyperlink r:id="rId133">
-        <w:r>
-          <w:rPr>
-            <w:lang w:val="pt_PT" w:bidi="pt_PT"/>
-          </w:rPr>
-          <w:rPr>
-            <w:color w:val="0000EE"/>
-            <w:u w:val="single"/>
-          </w:rPr>
-          <w:t>12.37</w:t>
-        </w:r>
-      </w:hyperlink>
+      <w:r>
+        <w:rPr>
+          <w:lang w:val="pt_PT" w:bidi="pt_PT"/>
+        </w:rPr>
+        <w:t>12.37</w:t>
+      </w:r>
       <w:r>
         <w:rPr>
           <w:lang w:val="pt_PT" w:bidi="pt_PT"/>
@@ -7288,18 +6532,12 @@
         </w:rPr>
         <w:t>Em 8 de outubro: as pessoas se reuniram neste dia para celebrar o Festa das Trombetas (</w:t>
       </w:r>
-      <w:hyperlink r:id="rId134">
-        <w:r>
-          <w:rPr>
-            <w:lang w:val="pt_PT" w:bidi="pt_PT"/>
-          </w:rPr>
-          <w:rPr>
-            <w:color w:val="0000EE"/>
-            <w:u w:val="single"/>
-          </w:rPr>
-          <w:t>Lv 23.24–25</w:t>
-        </w:r>
-      </w:hyperlink>
+      <w:r>
+        <w:rPr>
+          <w:lang w:val="pt_PT" w:bidi="pt_PT"/>
+        </w:rPr>
+        <w:t>Lv 23.24–25</w:t>
+      </w:r>
       <w:r>
         <w:rPr>
           <w:lang w:val="pt_PT" w:bidi="pt_PT"/>
@@ -7354,72 +6592,48 @@
         </w:rPr>
         <w:t>O período desde o início da manhã até o meio-dia proporcionou cerca de seis horas para leitura e interpretação (</w:t>
       </w:r>
-      <w:hyperlink r:id="rId135">
-        <w:r>
-          <w:rPr>
-            <w:lang w:val="pt_PT" w:bidi="pt_PT"/>
-          </w:rPr>
-          <w:rPr>
-            <w:color w:val="0000EE"/>
-            <w:u w:val="single"/>
-          </w:rPr>
-          <w:t>8.7–8</w:t>
-        </w:r>
-      </w:hyperlink>
+      <w:r>
+        <w:rPr>
+          <w:lang w:val="pt_PT" w:bidi="pt_PT"/>
+        </w:rPr>
+        <w:t>8.7–8</w:t>
+      </w:r>
       <w:r>
         <w:rPr>
           <w:lang w:val="pt_PT" w:bidi="pt_PT"/>
         </w:rPr>
         <w:t xml:space="preserve">). • compreender (veja também </w:t>
       </w:r>
-      <w:hyperlink r:id="rId136">
-        <w:r>
-          <w:rPr>
-            <w:lang w:val="pt_PT" w:bidi="pt_PT"/>
-          </w:rPr>
-          <w:rPr>
-            <w:color w:val="0000EE"/>
-            <w:u w:val="single"/>
-          </w:rPr>
-          <w:t>8.2</w:t>
-        </w:r>
-      </w:hyperlink>
+      <w:r>
+        <w:rPr>
+          <w:lang w:val="pt_PT" w:bidi="pt_PT"/>
+        </w:rPr>
+        <w:t>8.2</w:t>
+      </w:r>
       <w:r>
         <w:rPr>
           <w:lang w:val="pt_PT" w:bidi="pt_PT"/>
         </w:rPr>
         <w:t>,</w:t>
       </w:r>
-      <w:hyperlink r:id="rId137">
-        <w:r>
-          <w:rPr>
-            <w:lang w:val="pt_PT" w:bidi="pt_PT"/>
-          </w:rPr>
-          <w:rPr>
-            <w:color w:val="0000EE"/>
-            <w:u w:val="single"/>
-          </w:rPr>
-          <w:t>8</w:t>
-        </w:r>
-      </w:hyperlink>
+      <w:r>
+        <w:rPr>
+          <w:lang w:val="pt_PT" w:bidi="pt_PT"/>
+        </w:rPr>
+        <w:t>8</w:t>
+      </w:r>
       <w:r>
         <w:rPr>
           <w:lang w:val="pt_PT" w:bidi="pt_PT"/>
         </w:rPr>
         <w:t>,</w:t>
       </w:r>
-      <w:hyperlink r:id="rId138">
-        <w:r>
-          <w:rPr>
-            <w:lang w:val="pt_PT" w:bidi="pt_PT"/>
-          </w:rPr>
-          <w:rPr>
-            <w:color w:val="0000EE"/>
-            <w:u w:val="single"/>
-          </w:rPr>
-          <w:t>12</w:t>
-        </w:r>
-      </w:hyperlink>
+      <w:r>
+        <w:rPr>
+          <w:lang w:val="pt_PT" w:bidi="pt_PT"/>
+        </w:rPr>
+        <w:t>12</w:t>
+      </w:r>
       <w:r>
         <w:rPr>
           <w:lang w:val="pt_PT" w:bidi="pt_PT"/>
@@ -7522,18 +6736,12 @@
         </w:rPr>
         <w:t>As pessoas se levantaram em respeito à palavra de Deus (</w:t>
       </w:r>
-      <w:hyperlink r:id="rId139">
-        <w:r>
-          <w:rPr>
-            <w:lang w:val="pt_PT" w:bidi="pt_PT"/>
-          </w:rPr>
-          <w:rPr>
-            <w:color w:val="0000EE"/>
-            <w:u w:val="single"/>
-          </w:rPr>
-          <w:t>Jó 29.8</w:t>
-        </w:r>
-      </w:hyperlink>
+      <w:r>
+        <w:rPr>
+          <w:lang w:val="pt_PT" w:bidi="pt_PT"/>
+        </w:rPr>
+        <w:t>Jó 29.8</w:t>
+      </w:r>
       <w:r>
         <w:rPr>
           <w:lang w:val="pt_PT" w:bidi="pt_PT"/>
@@ -7588,126 +6796,84 @@
         </w:rPr>
         <w:t xml:space="preserve">Esdras louvou o Senhor: Veja também </w:t>
       </w:r>
-      <w:hyperlink r:id="rId24">
-        <w:r>
-          <w:rPr>
-            <w:lang w:val="pt_PT" w:bidi="pt_PT"/>
-          </w:rPr>
-          <w:rPr>
-            <w:color w:val="0000EE"/>
-            <w:u w:val="single"/>
-          </w:rPr>
-          <w:t>1.5</w:t>
-        </w:r>
-      </w:hyperlink>
+      <w:r>
+        <w:rPr>
+          <w:lang w:val="pt_PT" w:bidi="pt_PT"/>
+        </w:rPr>
+        <w:t>1.5</w:t>
+      </w:r>
       <w:r>
         <w:rPr>
           <w:lang w:val="pt_PT" w:bidi="pt_PT"/>
         </w:rPr>
         <w:t xml:space="preserve">; </w:t>
       </w:r>
-      <w:hyperlink r:id="rId140">
-        <w:r>
-          <w:rPr>
-            <w:lang w:val="pt_PT" w:bidi="pt_PT"/>
-          </w:rPr>
-          <w:rPr>
-            <w:color w:val="0000EE"/>
-            <w:u w:val="single"/>
-          </w:rPr>
-          <w:t>9.32</w:t>
-        </w:r>
-      </w:hyperlink>
+      <w:r>
+        <w:rPr>
+          <w:lang w:val="pt_PT" w:bidi="pt_PT"/>
+        </w:rPr>
+        <w:t>9.32</w:t>
+      </w:r>
       <w:r>
         <w:rPr>
           <w:lang w:val="pt_PT" w:bidi="pt_PT"/>
         </w:rPr>
         <w:t xml:space="preserve">; </w:t>
       </w:r>
-      <w:hyperlink r:id="rId141">
-        <w:r>
-          <w:rPr>
-            <w:lang w:val="pt_PT" w:bidi="pt_PT"/>
-          </w:rPr>
-          <w:rPr>
-            <w:color w:val="0000EE"/>
-            <w:u w:val="single"/>
-          </w:rPr>
-          <w:t>Dt 10.17</w:t>
-        </w:r>
-      </w:hyperlink>
+      <w:r>
+        <w:rPr>
+          <w:lang w:val="pt_PT" w:bidi="pt_PT"/>
+        </w:rPr>
+        <w:t>Dt 10.17</w:t>
+      </w:r>
       <w:r>
         <w:rPr>
           <w:lang w:val="pt_PT" w:bidi="pt_PT"/>
         </w:rPr>
         <w:t xml:space="preserve">; </w:t>
       </w:r>
-      <w:hyperlink r:id="rId142">
-        <w:r>
-          <w:rPr>
-            <w:lang w:val="pt_PT" w:bidi="pt_PT"/>
-          </w:rPr>
-          <w:rPr>
-            <w:color w:val="0000EE"/>
-            <w:u w:val="single"/>
-          </w:rPr>
-          <w:t>Jr 32.18</w:t>
-        </w:r>
-      </w:hyperlink>
+      <w:r>
+        <w:rPr>
+          <w:lang w:val="pt_PT" w:bidi="pt_PT"/>
+        </w:rPr>
+        <w:t>Jr 32.18</w:t>
+      </w:r>
       <w:r>
         <w:rPr>
           <w:lang w:val="pt_PT" w:bidi="pt_PT"/>
         </w:rPr>
         <w:t xml:space="preserve">; </w:t>
       </w:r>
-      <w:hyperlink r:id="rId143">
-        <w:r>
-          <w:rPr>
-            <w:lang w:val="pt_PT" w:bidi="pt_PT"/>
-          </w:rPr>
-          <w:rPr>
-            <w:color w:val="0000EE"/>
-            <w:u w:val="single"/>
-          </w:rPr>
-          <w:t>Dn 9.4</w:t>
-        </w:r>
-      </w:hyperlink>
+      <w:r>
+        <w:rPr>
+          <w:lang w:val="pt_PT" w:bidi="pt_PT"/>
+        </w:rPr>
+        <w:t>Dn 9.4</w:t>
+      </w:r>
       <w:r>
         <w:rPr>
           <w:lang w:val="pt_PT" w:bidi="pt_PT"/>
         </w:rPr>
         <w:t xml:space="preserve">. • Amém! Uma declaração de concordância (veja </w:t>
       </w:r>
-      <w:hyperlink r:id="rId144">
-        <w:r>
-          <w:rPr>
-            <w:lang w:val="pt_PT" w:bidi="pt_PT"/>
-          </w:rPr>
-          <w:rPr>
-            <w:color w:val="0000EE"/>
-            <w:u w:val="single"/>
-          </w:rPr>
-          <w:t>Ne 5.13</w:t>
-        </w:r>
-      </w:hyperlink>
+      <w:r>
+        <w:rPr>
+          <w:lang w:val="pt_PT" w:bidi="pt_PT"/>
+        </w:rPr>
+        <w:t>Ne 5.13</w:t>
+      </w:r>
       <w:r>
         <w:rPr>
           <w:lang w:val="pt_PT" w:bidi="pt_PT"/>
         </w:rPr>
         <w:t>). Levantar as mãos (</w:t>
       </w:r>
-      <w:hyperlink r:id="rId145">
-        <w:r>
-          <w:rPr>
-            <w:lang w:val="pt_PT" w:bidi="pt_PT"/>
-          </w:rPr>
-          <w:rPr>
-            <w:color w:val="0000EE"/>
-            <w:u w:val="single"/>
-          </w:rPr>
-          <w:t>Sl 28.2</w:t>
-        </w:r>
-      </w:hyperlink>
+      <w:r>
+        <w:rPr>
+          <w:lang w:val="pt_PT" w:bidi="pt_PT"/>
+        </w:rPr>
+        <w:t>Sl 28.2</w:t>
+      </w:r>
       <w:r>
         <w:rPr>
           <w:lang w:val="pt_PT" w:bidi="pt_PT"/>
@@ -7762,36 +6928,24 @@
         </w:rPr>
         <w:t>Os levitas sempre tiveram o papel de ensinar a palavra de Deus ao povo (</w:t>
       </w:r>
-      <w:hyperlink r:id="rId146">
-        <w:r>
-          <w:rPr>
-            <w:lang w:val="pt_PT" w:bidi="pt_PT"/>
-          </w:rPr>
-          <w:rPr>
-            <w:color w:val="0000EE"/>
-            <w:u w:val="single"/>
-          </w:rPr>
-          <w:t>Dt 33.10</w:t>
-        </w:r>
-      </w:hyperlink>
+      <w:r>
+        <w:rPr>
+          <w:lang w:val="pt_PT" w:bidi="pt_PT"/>
+        </w:rPr>
+        <w:t>Dt 33.10</w:t>
+      </w:r>
       <w:r>
         <w:rPr>
           <w:lang w:val="pt_PT" w:bidi="pt_PT"/>
         </w:rPr>
         <w:t xml:space="preserve">; </w:t>
       </w:r>
-      <w:hyperlink r:id="rId147">
-        <w:r>
-          <w:rPr>
-            <w:lang w:val="pt_PT" w:bidi="pt_PT"/>
-          </w:rPr>
-          <w:rPr>
-            <w:color w:val="0000EE"/>
-            <w:u w:val="single"/>
-          </w:rPr>
-          <w:t>Ml 2.5–6</w:t>
-        </w:r>
-      </w:hyperlink>
+      <w:r>
+        <w:rPr>
+          <w:lang w:val="pt_PT" w:bidi="pt_PT"/>
+        </w:rPr>
+        <w:t>Ml 2.5–6</w:t>
+      </w:r>
       <w:r>
         <w:rPr>
           <w:lang w:val="pt_PT" w:bidi="pt_PT"/>
@@ -7858,54 +7012,36 @@
         </w:rPr>
         <w:t xml:space="preserve">. • Não lamentem nem chorem... hoje é um dia sagrado: Deus tocou os corações do povo, levando-os a se arrependerem de suas falhas em cumprir as leis de Deus. Embora o choro seja uma resposta apropriada ao pecado (veja </w:t>
       </w:r>
-      <w:hyperlink r:id="rId148">
-        <w:r>
-          <w:rPr>
-            <w:lang w:val="pt_PT" w:bidi="pt_PT"/>
-          </w:rPr>
-          <w:rPr>
-            <w:color w:val="0000EE"/>
-            <w:u w:val="single"/>
-          </w:rPr>
-          <w:t>Ez 9.4</w:t>
-        </w:r>
-      </w:hyperlink>
+      <w:r>
+        <w:rPr>
+          <w:lang w:val="pt_PT" w:bidi="pt_PT"/>
+        </w:rPr>
+        <w:t>Ez 9.4</w:t>
+      </w:r>
       <w:r>
         <w:rPr>
           <w:lang w:val="pt_PT" w:bidi="pt_PT"/>
         </w:rPr>
         <w:t xml:space="preserve">; </w:t>
       </w:r>
-      <w:hyperlink r:id="rId149">
-        <w:r>
-          <w:rPr>
-            <w:lang w:val="pt_PT" w:bidi="pt_PT"/>
-          </w:rPr>
-          <w:rPr>
-            <w:color w:val="0000EE"/>
-            <w:u w:val="single"/>
-          </w:rPr>
-          <w:t>Lc 6.21</w:t>
-        </w:r>
-      </w:hyperlink>
+      <w:r>
+        <w:rPr>
+          <w:lang w:val="pt_PT" w:bidi="pt_PT"/>
+        </w:rPr>
+        <w:t>Lc 6.21</w:t>
+      </w:r>
       <w:r>
         <w:rPr>
           <w:lang w:val="pt_PT" w:bidi="pt_PT"/>
         </w:rPr>
         <w:t>), Esdras e Neemias incentivaram o povo a se alegrar com o que Deus havia feito. Como este festival de Ano Novo deveria ser um tempo de alegria (</w:t>
       </w:r>
-      <w:hyperlink r:id="rId150">
-        <w:r>
-          <w:rPr>
-            <w:lang w:val="pt_PT" w:bidi="pt_PT"/>
-          </w:rPr>
-          <w:rPr>
-            <w:color w:val="0000EE"/>
-            <w:u w:val="single"/>
-          </w:rPr>
-          <w:t>Nm 29.1–6</w:t>
-        </w:r>
-      </w:hyperlink>
+      <w:r>
+        <w:rPr>
+          <w:lang w:val="pt_PT" w:bidi="pt_PT"/>
+        </w:rPr>
+        <w:t>Nm 29.1–6</w:t>
+      </w:r>
       <w:r>
         <w:rPr>
           <w:lang w:val="pt_PT" w:bidi="pt_PT"/>
@@ -7960,108 +7096,72 @@
         </w:rPr>
         <w:t xml:space="preserve">Alimentos ricos, como carne, eram consumidos apenas em ocasiões especiais. • Bebidas doces referiam-se a suco não fermentado, em contraste com o vinagre do trabalhador comum (veja </w:t>
       </w:r>
-      <w:hyperlink r:id="rId151">
-        <w:r>
-          <w:rPr>
-            <w:lang w:val="pt_PT" w:bidi="pt_PT"/>
-          </w:rPr>
-          <w:rPr>
-            <w:color w:val="0000EE"/>
-            <w:u w:val="single"/>
-          </w:rPr>
-          <w:t>Rt 2.14</w:t>
-        </w:r>
-      </w:hyperlink>
+      <w:r>
+        <w:rPr>
+          <w:lang w:val="pt_PT" w:bidi="pt_PT"/>
+        </w:rPr>
+        <w:t>Rt 2.14</w:t>
+      </w:r>
       <w:r>
         <w:rPr>
           <w:lang w:val="pt_PT" w:bidi="pt_PT"/>
         </w:rPr>
         <w:t xml:space="preserve">). • É correto compartilhar com aqueles que têm necessidade (veja </w:t>
       </w:r>
-      <w:hyperlink r:id="rId152">
-        <w:r>
-          <w:rPr>
-            <w:lang w:val="pt_PT" w:bidi="pt_PT"/>
-          </w:rPr>
-          <w:rPr>
-            <w:color w:val="0000EE"/>
-            <w:u w:val="single"/>
-          </w:rPr>
-          <w:t>Dt 15.11</w:t>
-        </w:r>
-      </w:hyperlink>
+      <w:r>
+        <w:rPr>
+          <w:lang w:val="pt_PT" w:bidi="pt_PT"/>
+        </w:rPr>
+        <w:t>Dt 15.11</w:t>
+      </w:r>
       <w:r>
         <w:rPr>
           <w:lang w:val="pt_PT" w:bidi="pt_PT"/>
         </w:rPr>
         <w:t xml:space="preserve">; </w:t>
       </w:r>
-      <w:hyperlink r:id="rId153">
-        <w:r>
-          <w:rPr>
-            <w:lang w:val="pt_PT" w:bidi="pt_PT"/>
-          </w:rPr>
-          <w:rPr>
-            <w:color w:val="0000EE"/>
-            <w:u w:val="single"/>
-          </w:rPr>
-          <w:t>Jó 29.16</w:t>
-        </w:r>
-      </w:hyperlink>
+      <w:r>
+        <w:rPr>
+          <w:lang w:val="pt_PT" w:bidi="pt_PT"/>
+        </w:rPr>
+        <w:t>Jó 29.16</w:t>
+      </w:r>
       <w:r>
         <w:rPr>
           <w:lang w:val="pt_PT" w:bidi="pt_PT"/>
         </w:rPr>
         <w:t xml:space="preserve">; </w:t>
       </w:r>
-      <w:hyperlink r:id="rId154">
-        <w:r>
-          <w:rPr>
-            <w:lang w:val="pt_PT" w:bidi="pt_PT"/>
-          </w:rPr>
-          <w:rPr>
-            <w:color w:val="0000EE"/>
-            <w:u w:val="single"/>
-          </w:rPr>
-          <w:t>Pv 31.20</w:t>
-        </w:r>
-      </w:hyperlink>
+      <w:r>
+        <w:rPr>
+          <w:lang w:val="pt_PT" w:bidi="pt_PT"/>
+        </w:rPr>
+        <w:t>Pv 31.20</w:t>
+      </w:r>
       <w:r>
         <w:rPr>
           <w:lang w:val="pt_PT" w:bidi="pt_PT"/>
         </w:rPr>
         <w:t xml:space="preserve">; </w:t>
       </w:r>
-      <w:hyperlink r:id="rId155">
-        <w:r>
-          <w:rPr>
-            <w:lang w:val="pt_PT" w:bidi="pt_PT"/>
-          </w:rPr>
-          <w:rPr>
-            <w:color w:val="0000EE"/>
-            <w:u w:val="single"/>
-          </w:rPr>
-          <w:t>Mt 6.2–3</w:t>
-        </w:r>
-      </w:hyperlink>
+      <w:r>
+        <w:rPr>
+          <w:lang w:val="pt_PT" w:bidi="pt_PT"/>
+        </w:rPr>
+        <w:t>Mt 6.2–3</w:t>
+      </w:r>
       <w:r>
         <w:rPr>
           <w:lang w:val="pt_PT" w:bidi="pt_PT"/>
         </w:rPr>
         <w:t xml:space="preserve">; </w:t>
       </w:r>
-      <w:hyperlink r:id="rId156">
-        <w:r>
-          <w:rPr>
-            <w:lang w:val="pt_PT" w:bidi="pt_PT"/>
-          </w:rPr>
-          <w:rPr>
-            <w:color w:val="0000EE"/>
-            <w:u w:val="single"/>
-          </w:rPr>
-          <w:t>At 4.34–35</w:t>
-        </w:r>
-      </w:hyperlink>
+      <w:r>
+        <w:rPr>
+          <w:lang w:val="pt_PT" w:bidi="pt_PT"/>
+        </w:rPr>
+        <w:t>At 4.34–35</w:t>
+      </w:r>
       <w:r>
         <w:rPr>
           <w:lang w:val="pt_PT" w:bidi="pt_PT"/>
@@ -8116,54 +7216,36 @@
         </w:rPr>
         <w:t>fazer abrigos nos quais viveriam durante o festival: A Festa dos Tabernáculos comemorava o fato de que o povo de Israel havia vivido em tendas durante sua jornada pelo deserto (</w:t>
       </w:r>
-      <w:hyperlink r:id="rId157">
-        <w:r>
-          <w:rPr>
-            <w:lang w:val="pt_PT" w:bidi="pt_PT"/>
-          </w:rPr>
-          <w:rPr>
-            <w:color w:val="0000EE"/>
-            <w:u w:val="single"/>
-          </w:rPr>
-          <w:t>Lv 23.33–43</w:t>
-        </w:r>
-      </w:hyperlink>
+      <w:r>
+        <w:rPr>
+          <w:lang w:val="pt_PT" w:bidi="pt_PT"/>
+        </w:rPr>
+        <w:t>Lv 23.33–43</w:t>
+      </w:r>
       <w:r>
         <w:rPr>
           <w:lang w:val="pt_PT" w:bidi="pt_PT"/>
         </w:rPr>
         <w:t xml:space="preserve">; veja também </w:t>
       </w:r>
-      <w:hyperlink r:id="rId158">
-        <w:r>
-          <w:rPr>
-            <w:lang w:val="pt_PT" w:bidi="pt_PT"/>
-          </w:rPr>
-          <w:rPr>
-            <w:color w:val="0000EE"/>
-            <w:u w:val="single"/>
-          </w:rPr>
-          <w:t>Nm 29.12–39</w:t>
-        </w:r>
-      </w:hyperlink>
+      <w:r>
+        <w:rPr>
+          <w:lang w:val="pt_PT" w:bidi="pt_PT"/>
+        </w:rPr>
+        <w:t>Nm 29.12–39</w:t>
+      </w:r>
       <w:r>
         <w:rPr>
           <w:lang w:val="pt_PT" w:bidi="pt_PT"/>
         </w:rPr>
         <w:t xml:space="preserve">; </w:t>
       </w:r>
-      <w:hyperlink r:id="rId159">
-        <w:r>
-          <w:rPr>
-            <w:lang w:val="pt_PT" w:bidi="pt_PT"/>
-          </w:rPr>
-          <w:rPr>
-            <w:color w:val="0000EE"/>
-            <w:u w:val="single"/>
-          </w:rPr>
-          <w:t>Dt 16.13–15</w:t>
-        </w:r>
-      </w:hyperlink>
+      <w:r>
+        <w:rPr>
+          <w:lang w:val="pt_PT" w:bidi="pt_PT"/>
+        </w:rPr>
+        <w:t>Dt 16.13–15</w:t>
+      </w:r>
       <w:r>
         <w:rPr>
           <w:lang w:val="pt_PT" w:bidi="pt_PT"/>
@@ -8218,18 +7300,12 @@
         </w:rPr>
         <w:t xml:space="preserve">O Portão de Efraim pode ter sido localizado no lado norte de Jerusalém, voltado para o território da tribo de Efraim (veja </w:t>
       </w:r>
-      <w:hyperlink r:id="rId46">
-        <w:r>
-          <w:rPr>
-            <w:lang w:val="pt_PT" w:bidi="pt_PT"/>
-          </w:rPr>
-          <w:rPr>
-            <w:color w:val="0000EE"/>
-            <w:u w:val="single"/>
-          </w:rPr>
-          <w:t>12.39</w:t>
-        </w:r>
-      </w:hyperlink>
+      <w:r>
+        <w:rPr>
+          <w:lang w:val="pt_PT" w:bidi="pt_PT"/>
+        </w:rPr>
+        <w:t>12.39</w:t>
+      </w:r>
       <w:r>
         <w:rPr>
           <w:lang w:val="pt_PT" w:bidi="pt_PT"/>
@@ -8284,108 +7360,72 @@
         </w:rPr>
         <w:t>desde os dias de Josué: embora Israel tenha observado esta festa em várias ocasiões (</w:t>
       </w:r>
-      <w:hyperlink r:id="rId160">
-        <w:r>
-          <w:rPr>
-            <w:lang w:val="pt_PT" w:bidi="pt_PT"/>
-          </w:rPr>
-          <w:rPr>
-            <w:color w:val="0000EE"/>
-            <w:u w:val="single"/>
-          </w:rPr>
-          <w:t>1Rs 8.2</w:t>
-        </w:r>
-      </w:hyperlink>
+      <w:r>
+        <w:rPr>
+          <w:lang w:val="pt_PT" w:bidi="pt_PT"/>
+        </w:rPr>
+        <w:t>1Rs 8.2</w:t>
+      </w:r>
       <w:r>
         <w:rPr>
           <w:lang w:val="pt_PT" w:bidi="pt_PT"/>
         </w:rPr>
         <w:t xml:space="preserve">; </w:t>
       </w:r>
-      <w:hyperlink r:id="rId161">
-        <w:r>
-          <w:rPr>
-            <w:lang w:val="pt_PT" w:bidi="pt_PT"/>
-          </w:rPr>
-          <w:rPr>
-            <w:color w:val="0000EE"/>
-            <w:u w:val="single"/>
-          </w:rPr>
-          <w:t>2Rs 23.22</w:t>
-        </w:r>
-      </w:hyperlink>
+      <w:r>
+        <w:rPr>
+          <w:lang w:val="pt_PT" w:bidi="pt_PT"/>
+        </w:rPr>
+        <w:t>2Rs 23.22</w:t>
+      </w:r>
       <w:r>
         <w:rPr>
           <w:lang w:val="pt_PT" w:bidi="pt_PT"/>
         </w:rPr>
         <w:t xml:space="preserve">; </w:t>
       </w:r>
-      <w:hyperlink r:id="rId162">
-        <w:r>
-          <w:rPr>
-            <w:lang w:val="pt_PT" w:bidi="pt_PT"/>
-          </w:rPr>
-          <w:rPr>
-            <w:color w:val="0000EE"/>
-            <w:u w:val="single"/>
-          </w:rPr>
-          <w:t>2Cr 7.8–10</w:t>
-        </w:r>
-      </w:hyperlink>
+      <w:r>
+        <w:rPr>
+          <w:lang w:val="pt_PT" w:bidi="pt_PT"/>
+        </w:rPr>
+        <w:t>2Cr 7.8–10</w:t>
+      </w:r>
       <w:r>
         <w:rPr>
           <w:lang w:val="pt_PT" w:bidi="pt_PT"/>
         </w:rPr>
         <w:t xml:space="preserve">; </w:t>
       </w:r>
-      <w:hyperlink r:id="rId163">
-        <w:r>
-          <w:rPr>
-            <w:lang w:val="pt_PT" w:bidi="pt_PT"/>
-          </w:rPr>
-          <w:rPr>
-            <w:color w:val="0000EE"/>
-            <w:u w:val="single"/>
-          </w:rPr>
-          <w:t>30.26</w:t>
-        </w:r>
-      </w:hyperlink>
+      <w:r>
+        <w:rPr>
+          <w:lang w:val="pt_PT" w:bidi="pt_PT"/>
+        </w:rPr>
+        <w:t>30.26</w:t>
+      </w:r>
       <w:r>
         <w:rPr>
           <w:lang w:val="pt_PT" w:bidi="pt_PT"/>
         </w:rPr>
         <w:t xml:space="preserve">; </w:t>
       </w:r>
-      <w:hyperlink r:id="rId164">
-        <w:r>
-          <w:rPr>
-            <w:lang w:val="pt_PT" w:bidi="pt_PT"/>
-          </w:rPr>
-          <w:rPr>
-            <w:color w:val="0000EE"/>
-            <w:u w:val="single"/>
-          </w:rPr>
-          <w:t>35.18</w:t>
-        </w:r>
-      </w:hyperlink>
+      <w:r>
+        <w:rPr>
+          <w:lang w:val="pt_PT" w:bidi="pt_PT"/>
+        </w:rPr>
+        <w:t>35.18</w:t>
+      </w:r>
       <w:r>
         <w:rPr>
           <w:lang w:val="pt_PT" w:bidi="pt_PT"/>
         </w:rPr>
         <w:t xml:space="preserve">; </w:t>
       </w:r>
-      <w:hyperlink r:id="rId165">
-        <w:r>
-          <w:rPr>
-            <w:lang w:val="pt_PT" w:bidi="pt_PT"/>
-          </w:rPr>
-          <w:rPr>
-            <w:color w:val="0000EE"/>
-            <w:u w:val="single"/>
-          </w:rPr>
-          <w:t>Ed 3.4</w:t>
-        </w:r>
-      </w:hyperlink>
+      <w:r>
+        <w:rPr>
+          <w:lang w:val="pt_PT" w:bidi="pt_PT"/>
+        </w:rPr>
+        <w:t>Ed 3.4</w:t>
+      </w:r>
       <w:r>
         <w:rPr>
           <w:lang w:val="pt_PT" w:bidi="pt_PT"/>
@@ -8440,18 +7480,12 @@
         </w:rPr>
         <w:t>Esdras leu do Livro da Lei de Deus: a lei deveria ser lida a cada sete anos na Festa dos Tabernáculos (</w:t>
       </w:r>
-      <w:hyperlink r:id="rId166">
-        <w:r>
-          <w:rPr>
-            <w:lang w:val="pt_PT" w:bidi="pt_PT"/>
-          </w:rPr>
-          <w:rPr>
-            <w:color w:val="0000EE"/>
-            <w:u w:val="single"/>
-          </w:rPr>
-          <w:t>Dt 31.10–12</w:t>
-        </w:r>
-      </w:hyperlink>
+      <w:r>
+        <w:rPr>
+          <w:lang w:val="pt_PT" w:bidi="pt_PT"/>
+        </w:rPr>
+        <w:t>Dt 31.10–12</w:t>
+      </w:r>
       <w:r>
         <w:rPr>
           <w:lang w:val="pt_PT" w:bidi="pt_PT"/>
@@ -8506,18 +7540,12 @@
         </w:rPr>
         <w:t xml:space="preserve">Aqueles de descendência israelita se separaram de todos os estrangeiros enquanto confessavam seus próprios pecados: Esta frase pode aludir ao problema do casamento com estrangeiros, conforme narrado em </w:t>
       </w:r>
-      <w:hyperlink r:id="rId167">
-        <w:r>
-          <w:rPr>
-            <w:lang w:val="pt_PT" w:bidi="pt_PT"/>
-          </w:rPr>
-          <w:rPr>
-            <w:color w:val="0000EE"/>
-            <w:u w:val="single"/>
-          </w:rPr>
-          <w:t>Esdras 9–10</w:t>
-        </w:r>
-      </w:hyperlink>
+      <w:r>
+        <w:rPr>
+          <w:lang w:val="pt_PT" w:bidi="pt_PT"/>
+        </w:rPr>
+        <w:t>Esdras 9–10</w:t>
+      </w:r>
       <w:r>
         <w:rPr>
           <w:lang w:val="pt_PT" w:bidi="pt_PT"/>
@@ -8572,54 +7600,36 @@
         </w:rPr>
         <w:t xml:space="preserve">Eles confessaram seus pecados após ouvirem a palavra de Deus (cp. </w:t>
       </w:r>
-      <w:hyperlink r:id="rId168">
-        <w:r>
-          <w:rPr>
-            <w:lang w:val="pt_PT" w:bidi="pt_PT"/>
-          </w:rPr>
-          <w:rPr>
-            <w:color w:val="0000EE"/>
-            <w:u w:val="single"/>
-          </w:rPr>
-          <w:t>8.1–9</w:t>
-        </w:r>
-      </w:hyperlink>
+      <w:r>
+        <w:rPr>
+          <w:lang w:val="pt_PT" w:bidi="pt_PT"/>
+        </w:rPr>
+        <w:t>8.1–9</w:t>
+      </w:r>
       <w:r>
         <w:rPr>
           <w:lang w:val="pt_PT" w:bidi="pt_PT"/>
         </w:rPr>
         <w:t xml:space="preserve">, </w:t>
       </w:r>
-      <w:hyperlink r:id="rId169">
-        <w:r>
-          <w:rPr>
-            <w:lang w:val="pt_PT" w:bidi="pt_PT"/>
-          </w:rPr>
-          <w:rPr>
-            <w:color w:val="0000EE"/>
-            <w:u w:val="single"/>
-          </w:rPr>
-          <w:t>13–14</w:t>
-        </w:r>
-      </w:hyperlink>
+      <w:r>
+        <w:rPr>
+          <w:lang w:val="pt_PT" w:bidi="pt_PT"/>
+        </w:rPr>
+        <w:t>13–14</w:t>
+      </w:r>
       <w:r>
         <w:rPr>
           <w:lang w:val="pt_PT" w:bidi="pt_PT"/>
         </w:rPr>
         <w:t>,</w:t>
       </w:r>
-      <w:hyperlink r:id="rId170">
-        <w:r>
-          <w:rPr>
-            <w:lang w:val="pt_PT" w:bidi="pt_PT"/>
-          </w:rPr>
-          <w:rPr>
-            <w:color w:val="0000EE"/>
-            <w:u w:val="single"/>
-          </w:rPr>
-          <w:t>18</w:t>
-        </w:r>
-      </w:hyperlink>
+      <w:r>
+        <w:rPr>
+          <w:lang w:val="pt_PT" w:bidi="pt_PT"/>
+        </w:rPr>
+        <w:t>18</w:t>
+      </w:r>
       <w:r>
         <w:rPr>
           <w:lang w:val="pt_PT" w:bidi="pt_PT"/>
@@ -8722,36 +7732,24 @@
         </w:rPr>
         <w:t xml:space="preserve">Esta longa oração confessa os pecados da nação e louva a Deus por sua compaixão ao longo da história (cf. </w:t>
       </w:r>
-      <w:hyperlink r:id="rId171">
-        <w:r>
-          <w:rPr>
-            <w:lang w:val="pt_PT" w:bidi="pt_PT"/>
-          </w:rPr>
-          <w:rPr>
-            <w:color w:val="0000EE"/>
-            <w:u w:val="single"/>
-          </w:rPr>
-          <w:t>Sl 105–106</w:t>
-        </w:r>
-      </w:hyperlink>
+      <w:r>
+        <w:rPr>
+          <w:lang w:val="pt_PT" w:bidi="pt_PT"/>
+        </w:rPr>
+        <w:t>Sl 105–106</w:t>
+      </w:r>
       <w:r>
         <w:rPr>
           <w:lang w:val="pt_PT" w:bidi="pt_PT"/>
         </w:rPr>
         <w:t xml:space="preserve">; </w:t>
       </w:r>
-      <w:hyperlink r:id="rId172">
-        <w:r>
-          <w:rPr>
-            <w:lang w:val="pt_PT" w:bidi="pt_PT"/>
-          </w:rPr>
-          <w:rPr>
-            <w:color w:val="0000EE"/>
-            <w:u w:val="single"/>
-          </w:rPr>
-          <w:t>135–136</w:t>
-        </w:r>
-      </w:hyperlink>
+      <w:r>
+        <w:rPr>
+          <w:lang w:val="pt_PT" w:bidi="pt_PT"/>
+        </w:rPr>
+        <w:t>135–136</w:t>
+      </w:r>
       <w:r>
         <w:rPr>
           <w:lang w:val="pt_PT" w:bidi="pt_PT"/>
@@ -8806,108 +7804,72 @@
         </w:rPr>
         <w:t>As ações de Deus com Abrão — chamando-o (</w:t>
       </w:r>
-      <w:hyperlink r:id="rId173">
-        <w:r>
-          <w:rPr>
-            <w:lang w:val="pt_PT" w:bidi="pt_PT"/>
-          </w:rPr>
-          <w:rPr>
-            <w:color w:val="0000EE"/>
-            <w:u w:val="single"/>
-          </w:rPr>
-          <w:t>Gn 12.1–3</w:t>
-        </w:r>
-      </w:hyperlink>
+      <w:r>
+        <w:rPr>
+          <w:lang w:val="pt_PT" w:bidi="pt_PT"/>
+        </w:rPr>
+        <w:t>Gn 12.1–3</w:t>
+      </w:r>
       <w:r>
         <w:rPr>
           <w:lang w:val="pt_PT" w:bidi="pt_PT"/>
         </w:rPr>
         <w:t xml:space="preserve">; </w:t>
       </w:r>
-      <w:hyperlink r:id="rId174">
-        <w:r>
-          <w:rPr>
-            <w:lang w:val="pt_PT" w:bidi="pt_PT"/>
-          </w:rPr>
-          <w:rPr>
-            <w:color w:val="0000EE"/>
-            <w:u w:val="single"/>
-          </w:rPr>
-          <w:t>15.7</w:t>
-        </w:r>
-      </w:hyperlink>
+      <w:r>
+        <w:rPr>
+          <w:lang w:val="pt_PT" w:bidi="pt_PT"/>
+        </w:rPr>
+        <w:t>15.7</w:t>
+      </w:r>
       <w:r>
         <w:rPr>
           <w:lang w:val="pt_PT" w:bidi="pt_PT"/>
         </w:rPr>
         <w:t>), dando-lhe um novo nome e identidade (</w:t>
       </w:r>
-      <w:hyperlink r:id="rId175">
-        <w:r>
-          <w:rPr>
-            <w:lang w:val="pt_PT" w:bidi="pt_PT"/>
-          </w:rPr>
-          <w:rPr>
-            <w:color w:val="0000EE"/>
-            <w:u w:val="single"/>
-          </w:rPr>
-          <w:t>Gn 17.5</w:t>
-        </w:r>
-      </w:hyperlink>
+      <w:r>
+        <w:rPr>
+          <w:lang w:val="pt_PT" w:bidi="pt_PT"/>
+        </w:rPr>
+        <w:t>Gn 17.5</w:t>
+      </w:r>
       <w:r>
         <w:rPr>
           <w:lang w:val="pt_PT" w:bidi="pt_PT"/>
         </w:rPr>
         <w:t>), fazendo uma aliança com ele (</w:t>
       </w:r>
-      <w:hyperlink r:id="rId176">
-        <w:r>
-          <w:rPr>
-            <w:lang w:val="pt_PT" w:bidi="pt_PT"/>
-          </w:rPr>
-          <w:rPr>
-            <w:color w:val="0000EE"/>
-            <w:u w:val="single"/>
-          </w:rPr>
-          <w:t>Gn 15.6–21</w:t>
-        </w:r>
-      </w:hyperlink>
+      <w:r>
+        <w:rPr>
+          <w:lang w:val="pt_PT" w:bidi="pt_PT"/>
+        </w:rPr>
+        <w:t>Gn 15.6–21</w:t>
+      </w:r>
       <w:r>
         <w:rPr>
           <w:lang w:val="pt_PT" w:bidi="pt_PT"/>
         </w:rPr>
         <w:t xml:space="preserve">; </w:t>
       </w:r>
-      <w:hyperlink r:id="rId177">
-        <w:r>
-          <w:rPr>
-            <w:lang w:val="pt_PT" w:bidi="pt_PT"/>
-          </w:rPr>
-          <w:rPr>
-            <w:color w:val="0000EE"/>
-            <w:u w:val="single"/>
-          </w:rPr>
-          <w:t>17.4–5</w:t>
-        </w:r>
-      </w:hyperlink>
+      <w:r>
+        <w:rPr>
+          <w:lang w:val="pt_PT" w:bidi="pt_PT"/>
+        </w:rPr>
+        <w:t>17.4–5</w:t>
+      </w:r>
       <w:r>
         <w:rPr>
           <w:lang w:val="pt_PT" w:bidi="pt_PT"/>
         </w:rPr>
         <w:t>), e cumprindo suas promessas de terra e descendentes (</w:t>
       </w:r>
-      <w:hyperlink r:id="rId178">
-        <w:r>
-          <w:rPr>
-            <w:lang w:val="pt_PT" w:bidi="pt_PT"/>
-          </w:rPr>
-          <w:rPr>
-            <w:color w:val="0000EE"/>
-            <w:u w:val="single"/>
-          </w:rPr>
-          <w:t>Gn 15.18–21</w:t>
-        </w:r>
-      </w:hyperlink>
+      <w:r>
+        <w:rPr>
+          <w:lang w:val="pt_PT" w:bidi="pt_PT"/>
+        </w:rPr>
+        <w:t>Gn 15.18–21</w:t>
+      </w:r>
       <w:r>
         <w:rPr>
           <w:lang w:val="pt_PT" w:bidi="pt_PT"/>
@@ -8962,72 +7924,48 @@
         </w:rPr>
         <w:t>Deus havia prestado atenção ao sofrimento de seu povo sob dominação estrangeira (</w:t>
       </w:r>
-      <w:hyperlink r:id="rId179">
-        <w:r>
-          <w:rPr>
-            <w:lang w:val="pt_PT" w:bidi="pt_PT"/>
-          </w:rPr>
-          <w:rPr>
-            <w:color w:val="0000EE"/>
-            <w:u w:val="single"/>
-          </w:rPr>
-          <w:t>Êx 2.23–25</w:t>
-        </w:r>
-      </w:hyperlink>
+      <w:r>
+        <w:rPr>
+          <w:lang w:val="pt_PT" w:bidi="pt_PT"/>
+        </w:rPr>
+        <w:t>Êx 2.23–25</w:t>
+      </w:r>
       <w:r>
         <w:rPr>
           <w:lang w:val="pt_PT" w:bidi="pt_PT"/>
         </w:rPr>
         <w:t xml:space="preserve">; </w:t>
       </w:r>
-      <w:hyperlink r:id="rId180">
-        <w:r>
-          <w:rPr>
-            <w:lang w:val="pt_PT" w:bidi="pt_PT"/>
-          </w:rPr>
-          <w:rPr>
-            <w:color w:val="0000EE"/>
-            <w:u w:val="single"/>
-          </w:rPr>
-          <w:t>3.7</w:t>
-        </w:r>
-      </w:hyperlink>
+      <w:r>
+        <w:rPr>
+          <w:lang w:val="pt_PT" w:bidi="pt_PT"/>
+        </w:rPr>
+        <w:t>3.7</w:t>
+      </w:r>
       <w:r>
         <w:rPr>
           <w:lang w:val="pt_PT" w:bidi="pt_PT"/>
         </w:rPr>
         <w:t xml:space="preserve">; </w:t>
       </w:r>
-      <w:hyperlink r:id="rId181">
-        <w:r>
-          <w:rPr>
-            <w:lang w:val="pt_PT" w:bidi="pt_PT"/>
-          </w:rPr>
-          <w:rPr>
-            <w:color w:val="0000EE"/>
-            <w:u w:val="single"/>
-          </w:rPr>
-          <w:t>14.10–14</w:t>
-        </w:r>
-      </w:hyperlink>
+      <w:r>
+        <w:rPr>
+          <w:lang w:val="pt_PT" w:bidi="pt_PT"/>
+        </w:rPr>
+        <w:t>14.10–14</w:t>
+      </w:r>
       <w:r>
         <w:rPr>
           <w:lang w:val="pt_PT" w:bidi="pt_PT"/>
         </w:rPr>
         <w:t>), o que era análogo à sua situação atual (</w:t>
       </w:r>
-      <w:hyperlink r:id="rId182">
-        <w:r>
-          <w:rPr>
-            <w:lang w:val="pt_PT" w:bidi="pt_PT"/>
-          </w:rPr>
-          <w:rPr>
-            <w:color w:val="0000EE"/>
-            <w:u w:val="single"/>
-          </w:rPr>
-          <w:t>Ne 9.32–37</w:t>
-        </w:r>
-      </w:hyperlink>
+      <w:r>
+        <w:rPr>
+          <w:lang w:val="pt_PT" w:bidi="pt_PT"/>
+        </w:rPr>
+        <w:t>Ne 9.32–37</w:t>
+      </w:r>
       <w:r>
         <w:rPr>
           <w:lang w:val="pt_PT" w:bidi="pt_PT"/>
@@ -9082,54 +8020,36 @@
         </w:rPr>
         <w:t>Você tem uma reputação gloriosa: no Êxodo, Deus demonstrou seu caráter com pragas, abrindo o mar e derrotando o arrogante exército egípcio (</w:t>
       </w:r>
-      <w:hyperlink r:id="rId183">
-        <w:r>
-          <w:rPr>
-            <w:lang w:val="pt_PT" w:bidi="pt_PT"/>
-          </w:rPr>
-          <w:rPr>
-            <w:color w:val="0000EE"/>
-            <w:u w:val="single"/>
-          </w:rPr>
-          <w:t>Êx 15.5</w:t>
-        </w:r>
-      </w:hyperlink>
+      <w:r>
+        <w:rPr>
+          <w:lang w:val="pt_PT" w:bidi="pt_PT"/>
+        </w:rPr>
+        <w:t>Êx 15.5</w:t>
+      </w:r>
       <w:r>
         <w:rPr>
           <w:lang w:val="pt_PT" w:bidi="pt_PT"/>
         </w:rPr>
         <w:t>,</w:t>
       </w:r>
-      <w:hyperlink r:id="rId184">
-        <w:r>
-          <w:rPr>
-            <w:lang w:val="pt_PT" w:bidi="pt_PT"/>
-          </w:rPr>
-          <w:rPr>
-            <w:color w:val="0000EE"/>
-            <w:u w:val="single"/>
-          </w:rPr>
-          <w:t>9–10</w:t>
-        </w:r>
-      </w:hyperlink>
+      <w:r>
+        <w:rPr>
+          <w:lang w:val="pt_PT" w:bidi="pt_PT"/>
+        </w:rPr>
+        <w:t>9–10</w:t>
+      </w:r>
       <w:r>
         <w:rPr>
           <w:lang w:val="pt_PT" w:bidi="pt_PT"/>
         </w:rPr>
         <w:t>,</w:t>
       </w:r>
-      <w:hyperlink r:id="rId185">
-        <w:r>
-          <w:rPr>
-            <w:lang w:val="pt_PT" w:bidi="pt_PT"/>
-          </w:rPr>
-          <w:rPr>
-            <w:color w:val="0000EE"/>
-            <w:u w:val="single"/>
-          </w:rPr>
-          <w:t>19</w:t>
-        </w:r>
-      </w:hyperlink>
+      <w:r>
+        <w:rPr>
+          <w:lang w:val="pt_PT" w:bidi="pt_PT"/>
+        </w:rPr>
+        <w:t>19</w:t>
+      </w:r>
       <w:r>
         <w:rPr>
           <w:lang w:val="pt_PT" w:bidi="pt_PT"/>
@@ -9184,162 +8104,108 @@
         </w:rPr>
         <w:t>Esta oração lembrou o povo da direção milagrosa de Deus a Israel no deserto (</w:t>
       </w:r>
-      <w:hyperlink r:id="rId186">
-        <w:r>
-          <w:rPr>
-            <w:lang w:val="pt_PT" w:bidi="pt_PT"/>
-          </w:rPr>
-          <w:rPr>
-            <w:color w:val="0000EE"/>
-            <w:u w:val="single"/>
-          </w:rPr>
-          <w:t>Êx 13.21–22</w:t>
-        </w:r>
-      </w:hyperlink>
+      <w:r>
+        <w:rPr>
+          <w:lang w:val="pt_PT" w:bidi="pt_PT"/>
+        </w:rPr>
+        <w:t>Êx 13.21–22</w:t>
+      </w:r>
       <w:r>
         <w:rPr>
           <w:lang w:val="pt_PT" w:bidi="pt_PT"/>
         </w:rPr>
         <w:t xml:space="preserve">), sua aparição pessoal no Monte Sinai para revelar suas leis da aliança através de Moisés (veja </w:t>
       </w:r>
-      <w:hyperlink r:id="rId187">
-        <w:r>
-          <w:rPr>
-            <w:lang w:val="pt_PT" w:bidi="pt_PT"/>
-          </w:rPr>
-          <w:rPr>
-            <w:color w:val="0000EE"/>
-            <w:u w:val="single"/>
-          </w:rPr>
-          <w:t>Êx 19–20</w:t>
-        </w:r>
-      </w:hyperlink>
+      <w:r>
+        <w:rPr>
+          <w:lang w:val="pt_PT" w:bidi="pt_PT"/>
+        </w:rPr>
+        <w:t>Êx 19–20</w:t>
+      </w:r>
       <w:r>
         <w:rPr>
           <w:lang w:val="pt_PT" w:bidi="pt_PT"/>
         </w:rPr>
         <w:t xml:space="preserve">), e sua fidelidade em fornecer pão... e água (veja </w:t>
       </w:r>
-      <w:hyperlink r:id="rId188">
-        <w:r>
-          <w:rPr>
-            <w:lang w:val="pt_PT" w:bidi="pt_PT"/>
-          </w:rPr>
-          <w:rPr>
-            <w:color w:val="0000EE"/>
-            <w:u w:val="single"/>
-          </w:rPr>
-          <w:t>Êx 16.4</w:t>
-        </w:r>
-      </w:hyperlink>
+      <w:r>
+        <w:rPr>
+          <w:lang w:val="pt_PT" w:bidi="pt_PT"/>
+        </w:rPr>
+        <w:t>Êx 16.4</w:t>
+      </w:r>
       <w:r>
         <w:rPr>
           <w:lang w:val="pt_PT" w:bidi="pt_PT"/>
         </w:rPr>
         <w:t xml:space="preserve">; </w:t>
       </w:r>
-      <w:hyperlink r:id="rId189">
-        <w:r>
-          <w:rPr>
-            <w:lang w:val="pt_PT" w:bidi="pt_PT"/>
-          </w:rPr>
-          <w:rPr>
-            <w:color w:val="0000EE"/>
-            <w:u w:val="single"/>
-          </w:rPr>
-          <w:t>17.1–6</w:t>
-        </w:r>
-      </w:hyperlink>
+      <w:r>
+        <w:rPr>
+          <w:lang w:val="pt_PT" w:bidi="pt_PT"/>
+        </w:rPr>
+        <w:t>17.1–6</w:t>
+      </w:r>
       <w:r>
         <w:rPr>
           <w:lang w:val="pt_PT" w:bidi="pt_PT"/>
         </w:rPr>
         <w:t xml:space="preserve">). Apesar de tudo isso, os antepassados de Israel foram orgulhosos e teimosos e se recusaram a obedecer (veja </w:t>
       </w:r>
-      <w:hyperlink r:id="rId190">
-        <w:r>
-          <w:rPr>
-            <w:lang w:val="pt_PT" w:bidi="pt_PT"/>
-          </w:rPr>
-          <w:rPr>
-            <w:color w:val="0000EE"/>
-            <w:u w:val="single"/>
-          </w:rPr>
-          <w:t>Êx 32</w:t>
-        </w:r>
-      </w:hyperlink>
+      <w:r>
+        <w:rPr>
+          <w:lang w:val="pt_PT" w:bidi="pt_PT"/>
+        </w:rPr>
+        <w:t>Êx 32</w:t>
+      </w:r>
       <w:r>
         <w:rPr>
           <w:lang w:val="pt_PT" w:bidi="pt_PT"/>
         </w:rPr>
         <w:t xml:space="preserve">; </w:t>
       </w:r>
-      <w:hyperlink r:id="rId191">
-        <w:r>
-          <w:rPr>
-            <w:lang w:val="pt_PT" w:bidi="pt_PT"/>
-          </w:rPr>
-          <w:rPr>
-            <w:color w:val="0000EE"/>
-            <w:u w:val="single"/>
-          </w:rPr>
-          <w:t>Nm 14.4</w:t>
-        </w:r>
-      </w:hyperlink>
+      <w:r>
+        <w:rPr>
+          <w:lang w:val="pt_PT" w:bidi="pt_PT"/>
+        </w:rPr>
+        <w:t>Nm 14.4</w:t>
+      </w:r>
       <w:r>
         <w:rPr>
           <w:lang w:val="pt_PT" w:bidi="pt_PT"/>
         </w:rPr>
         <w:t xml:space="preserve">). No entanto, em sua graça, Deus permaneceu fiel e teve compaixão (veja </w:t>
       </w:r>
-      <w:hyperlink r:id="rId192">
-        <w:r>
-          <w:rPr>
-            <w:lang w:val="pt_PT" w:bidi="pt_PT"/>
-          </w:rPr>
-          <w:rPr>
-            <w:color w:val="0000EE"/>
-            <w:u w:val="single"/>
-          </w:rPr>
-          <w:t>Êx 34.6</w:t>
-        </w:r>
-      </w:hyperlink>
+      <w:r>
+        <w:rPr>
+          <w:lang w:val="pt_PT" w:bidi="pt_PT"/>
+        </w:rPr>
+        <w:t>Êx 34.6</w:t>
+      </w:r>
       <w:r>
         <w:rPr>
           <w:lang w:val="pt_PT" w:bidi="pt_PT"/>
         </w:rPr>
         <w:t xml:space="preserve">) e forneceu seu Espírito para guiá-los e ensiná-los (cp. </w:t>
       </w:r>
-      <w:hyperlink r:id="rId193">
-        <w:r>
-          <w:rPr>
-            <w:lang w:val="pt_PT" w:bidi="pt_PT"/>
-          </w:rPr>
-          <w:rPr>
-            <w:color w:val="0000EE"/>
-            <w:u w:val="single"/>
-          </w:rPr>
-          <w:t>Êx 33.2</w:t>
-        </w:r>
-      </w:hyperlink>
+      <w:r>
+        <w:rPr>
+          <w:lang w:val="pt_PT" w:bidi="pt_PT"/>
+        </w:rPr>
+        <w:t>Êx 33.2</w:t>
+      </w:r>
       <w:r>
         <w:rPr>
           <w:lang w:val="pt_PT" w:bidi="pt_PT"/>
         </w:rPr>
         <w:t xml:space="preserve">; </w:t>
       </w:r>
-      <w:hyperlink r:id="rId194">
-        <w:r>
-          <w:rPr>
-            <w:lang w:val="pt_PT" w:bidi="pt_PT"/>
-          </w:rPr>
-          <w:rPr>
-            <w:color w:val="0000EE"/>
-            <w:u w:val="single"/>
-          </w:rPr>
-          <w:t>Nm 11.17</w:t>
-        </w:r>
-      </w:hyperlink>
+      <w:r>
+        <w:rPr>
+          <w:lang w:val="pt_PT" w:bidi="pt_PT"/>
+        </w:rPr>
+        <w:t>Nm 11.17</w:t>
+      </w:r>
       <w:r>
         <w:rPr>
           <w:lang w:val="pt_PT" w:bidi="pt_PT"/>
@@ -9394,18 +8260,12 @@
         </w:rPr>
         <w:t xml:space="preserve">Você subjugou nações inteiras: Veja </w:t>
       </w:r>
-      <w:hyperlink r:id="rId195">
-        <w:r>
-          <w:rPr>
-            <w:lang w:val="pt_PT" w:bidi="pt_PT"/>
-          </w:rPr>
-          <w:rPr>
-            <w:color w:val="0000EE"/>
-            <w:u w:val="single"/>
-          </w:rPr>
-          <w:t>Josué 6–12</w:t>
-        </w:r>
-      </w:hyperlink>
+      <w:r>
+        <w:rPr>
+          <w:lang w:val="pt_PT" w:bidi="pt_PT"/>
+        </w:rPr>
+        <w:t>Josué 6–12</w:t>
+      </w:r>
       <w:r>
         <w:rPr>
           <w:lang w:val="pt_PT" w:bidi="pt_PT"/>
@@ -9460,54 +8320,36 @@
         </w:rPr>
         <w:t xml:space="preserve">Cf. </w:t>
       </w:r>
-      <w:hyperlink r:id="rId196">
-        <w:r>
-          <w:rPr>
-            <w:lang w:val="pt_PT" w:bidi="pt_PT"/>
-          </w:rPr>
-          <w:rPr>
-            <w:color w:val="0000EE"/>
-            <w:u w:val="single"/>
-          </w:rPr>
-          <w:t>Dt 6.10–11</w:t>
-        </w:r>
-      </w:hyperlink>
+      <w:r>
+        <w:rPr>
+          <w:lang w:val="pt_PT" w:bidi="pt_PT"/>
+        </w:rPr>
+        <w:t>Dt 6.10–11</w:t>
+      </w:r>
       <w:r>
         <w:rPr>
           <w:lang w:val="pt_PT" w:bidi="pt_PT"/>
         </w:rPr>
         <w:t xml:space="preserve">; </w:t>
       </w:r>
-      <w:hyperlink r:id="rId197">
-        <w:r>
-          <w:rPr>
-            <w:lang w:val="pt_PT" w:bidi="pt_PT"/>
-          </w:rPr>
-          <w:rPr>
-            <w:color w:val="0000EE"/>
-            <w:u w:val="single"/>
-          </w:rPr>
-          <w:t>8.6–10</w:t>
-        </w:r>
-      </w:hyperlink>
+      <w:r>
+        <w:rPr>
+          <w:lang w:val="pt_PT" w:bidi="pt_PT"/>
+        </w:rPr>
+        <w:t>8.6–10</w:t>
+      </w:r>
       <w:r>
         <w:rPr>
           <w:lang w:val="pt_PT" w:bidi="pt_PT"/>
         </w:rPr>
         <w:t xml:space="preserve">. • eles estavam cheios e engordaram: a prosperidade mostrou incluir perigo espiritual (veja </w:t>
       </w:r>
-      <w:hyperlink r:id="rId198">
-        <w:r>
-          <w:rPr>
-            <w:lang w:val="pt_PT" w:bidi="pt_PT"/>
-          </w:rPr>
-          <w:rPr>
-            <w:color w:val="0000EE"/>
-            <w:u w:val="single"/>
-          </w:rPr>
-          <w:t>Dt 8.11–20</w:t>
-        </w:r>
-      </w:hyperlink>
+      <w:r>
+        <w:rPr>
+          <w:lang w:val="pt_PT" w:bidi="pt_PT"/>
+        </w:rPr>
+        <w:t>Dt 8.11–20</w:t>
+      </w:r>
       <w:r>
         <w:rPr>
           <w:lang w:val="pt_PT" w:bidi="pt_PT"/>
@@ -9562,18 +8404,12 @@
         </w:rPr>
         <w:t xml:space="preserve">A oração reconta o padrão no livro de Juízes (veja </w:t>
       </w:r>
-      <w:hyperlink r:id="rId199">
-        <w:r>
-          <w:rPr>
-            <w:lang w:val="pt_PT" w:bidi="pt_PT"/>
-          </w:rPr>
-          <w:rPr>
-            <w:color w:val="0000EE"/>
-            <w:u w:val="single"/>
-          </w:rPr>
-          <w:t>Jz 2.11–23</w:t>
-        </w:r>
-      </w:hyperlink>
+      <w:r>
+        <w:rPr>
+          <w:lang w:val="pt_PT" w:bidi="pt_PT"/>
+        </w:rPr>
+        <w:t>Jz 2.11–23</w:t>
+      </w:r>
       <w:r>
         <w:rPr>
           <w:lang w:val="pt_PT" w:bidi="pt_PT"/>
@@ -9628,54 +8464,36 @@
         </w:rPr>
         <w:t>O povo não aprendeu com os erros cometidos no período dos juízes (</w:t>
       </w:r>
-      <w:hyperlink r:id="rId200">
-        <w:r>
-          <w:rPr>
-            <w:lang w:val="pt_PT" w:bidi="pt_PT"/>
-          </w:rPr>
-          <w:rPr>
-            <w:color w:val="0000EE"/>
-            <w:u w:val="single"/>
-          </w:rPr>
-          <w:t>9.26–27</w:t>
-        </w:r>
-      </w:hyperlink>
+      <w:r>
+        <w:rPr>
+          <w:lang w:val="pt_PT" w:bidi="pt_PT"/>
+        </w:rPr>
+        <w:t>9.26–27</w:t>
+      </w:r>
       <w:r>
         <w:rPr>
           <w:lang w:val="pt_PT" w:bidi="pt_PT"/>
         </w:rPr>
         <w:t xml:space="preserve">), e o mesmo padrão de desobediência surgiu durante a monarquia subsequente (cp. </w:t>
       </w:r>
-      <w:hyperlink r:id="rId201">
-        <w:r>
-          <w:rPr>
-            <w:lang w:val="pt_PT" w:bidi="pt_PT"/>
-          </w:rPr>
-          <w:rPr>
-            <w:color w:val="0000EE"/>
-            <w:u w:val="single"/>
-          </w:rPr>
-          <w:t>2Rs 17</w:t>
-        </w:r>
-      </w:hyperlink>
+      <w:r>
+        <w:rPr>
+          <w:lang w:val="pt_PT" w:bidi="pt_PT"/>
+        </w:rPr>
+        <w:t>2Rs 17</w:t>
+      </w:r>
       <w:r>
         <w:rPr>
           <w:lang w:val="pt_PT" w:bidi="pt_PT"/>
         </w:rPr>
         <w:t>). Apesar da persistente desobediência da nação (</w:t>
       </w:r>
-      <w:hyperlink r:id="rId202">
-        <w:r>
-          <w:rPr>
-            <w:lang w:val="pt_PT" w:bidi="pt_PT"/>
-          </w:rPr>
-          <w:rPr>
-            <w:color w:val="0000EE"/>
-            <w:u w:val="single"/>
-          </w:rPr>
-          <w:t>Ne 9.29</w:t>
-        </w:r>
-      </w:hyperlink>
+      <w:r>
+        <w:rPr>
+          <w:lang w:val="pt_PT" w:bidi="pt_PT"/>
+        </w:rPr>
+        <w:t>Ne 9.29</w:t>
+      </w:r>
       <w:r>
         <w:rPr>
           <w:lang w:val="pt_PT" w:bidi="pt_PT"/>
@@ -9743,54 +8561,36 @@
         </w:rPr>
         <w:t>E agora: a oração se volta para a situação atual, pedindo ao grande... Deus — que tem amor infalível — por amor e misericórdia contínuos ao seu povo em sua presente situação difícil (</w:t>
       </w:r>
-      <w:hyperlink r:id="rId140">
-        <w:r>
-          <w:rPr>
-            <w:lang w:val="pt_PT" w:bidi="pt_PT"/>
-          </w:rPr>
-          <w:rPr>
-            <w:color w:val="0000EE"/>
-            <w:u w:val="single"/>
-          </w:rPr>
-          <w:t>9.32</w:t>
-        </w:r>
-      </w:hyperlink>
+      <w:r>
+        <w:rPr>
+          <w:lang w:val="pt_PT" w:bidi="pt_PT"/>
+        </w:rPr>
+        <w:t>9.32</w:t>
+      </w:r>
       <w:r>
         <w:rPr>
           <w:lang w:val="pt_PT" w:bidi="pt_PT"/>
         </w:rPr>
         <w:t>). Os líderes reconheceram a justiça de Deus em puni-los por seus pecados (</w:t>
       </w:r>
-      <w:hyperlink r:id="rId203">
-        <w:r>
-          <w:rPr>
-            <w:lang w:val="pt_PT" w:bidi="pt_PT"/>
-          </w:rPr>
-          <w:rPr>
-            <w:color w:val="0000EE"/>
-            <w:u w:val="single"/>
-          </w:rPr>
-          <w:t>9.33–35</w:t>
-        </w:r>
-      </w:hyperlink>
+      <w:r>
+        <w:rPr>
+          <w:lang w:val="pt_PT" w:bidi="pt_PT"/>
+        </w:rPr>
+        <w:t>9.33–35</w:t>
+      </w:r>
       <w:r>
         <w:rPr>
           <w:lang w:val="pt_PT" w:bidi="pt_PT"/>
         </w:rPr>
         <w:t>), e lamentaram sua escravidão sob os persas (</w:t>
       </w:r>
-      <w:hyperlink r:id="rId204">
-        <w:r>
-          <w:rPr>
-            <w:lang w:val="pt_PT" w:bidi="pt_PT"/>
-          </w:rPr>
-          <w:rPr>
-            <w:color w:val="0000EE"/>
-            <w:u w:val="single"/>
-          </w:rPr>
-          <w:t>9.36–37</w:t>
-        </w:r>
-      </w:hyperlink>
+      <w:r>
+        <w:rPr>
+          <w:lang w:val="pt_PT" w:bidi="pt_PT"/>
+        </w:rPr>
+        <w:t>9.36–37</w:t>
+      </w:r>
       <w:r>
         <w:rPr>
           <w:lang w:val="pt_PT" w:bidi="pt_PT"/>
@@ -9906,36 +8706,24 @@
         </w:rPr>
         <w:t xml:space="preserve"> ao abraçar a oração, renovou sua dedicação a Deus e à sua palavra. Eles assinaram seus nomes para indicar seu compromisso (</w:t>
       </w:r>
-      <w:hyperlink r:id="rId205">
-        <w:r>
-          <w:rPr>
-            <w:lang w:val="pt_PT" w:bidi="pt_PT"/>
-          </w:rPr>
-          <w:rPr>
-            <w:color w:val="0000EE"/>
-            <w:u w:val="single"/>
-          </w:rPr>
-          <w:t>9.38–10.27</w:t>
-        </w:r>
-      </w:hyperlink>
+      <w:r>
+        <w:rPr>
+          <w:lang w:val="pt_PT" w:bidi="pt_PT"/>
+        </w:rPr>
+        <w:t>9.38–10.27</w:t>
+      </w:r>
       <w:r>
         <w:rPr>
           <w:lang w:val="pt_PT" w:bidi="pt_PT"/>
         </w:rPr>
         <w:t>) e fizeram um juramento de viver pelo pacto (</w:t>
       </w:r>
-      <w:hyperlink r:id="rId206">
-        <w:r>
-          <w:rPr>
-            <w:lang w:val="pt_PT" w:bidi="pt_PT"/>
-          </w:rPr>
-          <w:rPr>
-            <w:color w:val="0000EE"/>
-            <w:u w:val="single"/>
-          </w:rPr>
-          <w:t>10.28–39</w:t>
-        </w:r>
-      </w:hyperlink>
+      <w:r>
+        <w:rPr>
+          <w:lang w:val="pt_PT" w:bidi="pt_PT"/>
+        </w:rPr>
+        <w:t>10.28–39</w:t>
+      </w:r>
       <w:r>
         <w:rPr>
           <w:lang w:val="pt_PT" w:bidi="pt_PT"/>
@@ -9990,144 +8778,96 @@
         </w:rPr>
         <w:t>Os oitenta e quatro nomes incluíam o governador: Neemias (</w:t>
       </w:r>
-      <w:hyperlink r:id="rId207">
-        <w:r>
-          <w:rPr>
-            <w:lang w:val="pt_PT" w:bidi="pt_PT"/>
-          </w:rPr>
-          <w:rPr>
-            <w:color w:val="0000EE"/>
-            <w:u w:val="single"/>
-          </w:rPr>
-          <w:t>10.1</w:t>
-        </w:r>
-      </w:hyperlink>
+      <w:r>
+        <w:rPr>
+          <w:lang w:val="pt_PT" w:bidi="pt_PT"/>
+        </w:rPr>
+        <w:t>10.1</w:t>
+      </w:r>
       <w:r>
         <w:rPr>
           <w:lang w:val="pt_PT" w:bidi="pt_PT"/>
         </w:rPr>
         <w:t>), e um grupo de sacerdotes (</w:t>
       </w:r>
-      <w:hyperlink r:id="rId208">
-        <w:r>
-          <w:rPr>
-            <w:lang w:val="pt_PT" w:bidi="pt_PT"/>
-          </w:rPr>
-          <w:rPr>
-            <w:color w:val="0000EE"/>
-            <w:u w:val="single"/>
-          </w:rPr>
-          <w:t>10.2–8</w:t>
-        </w:r>
-      </w:hyperlink>
+      <w:r>
+        <w:rPr>
+          <w:lang w:val="pt_PT" w:bidi="pt_PT"/>
+        </w:rPr>
+        <w:t>10.2–8</w:t>
+      </w:r>
       <w:r>
         <w:rPr>
           <w:lang w:val="pt_PT" w:bidi="pt_PT"/>
         </w:rPr>
         <w:t xml:space="preserve">; cp. </w:t>
       </w:r>
-      <w:hyperlink r:id="rId209">
-        <w:r>
-          <w:rPr>
-            <w:lang w:val="pt_PT" w:bidi="pt_PT"/>
-          </w:rPr>
-          <w:rPr>
-            <w:color w:val="0000EE"/>
-            <w:u w:val="single"/>
-          </w:rPr>
-          <w:t>12.1–7</w:t>
-        </w:r>
-      </w:hyperlink>
+      <w:r>
+        <w:rPr>
+          <w:lang w:val="pt_PT" w:bidi="pt_PT"/>
+        </w:rPr>
+        <w:t>12.1–7</w:t>
+      </w:r>
       <w:r>
         <w:rPr>
           <w:lang w:val="pt_PT" w:bidi="pt_PT"/>
         </w:rPr>
         <w:t>), levitas (</w:t>
       </w:r>
-      <w:hyperlink r:id="rId210">
-        <w:r>
-          <w:rPr>
-            <w:lang w:val="pt_PT" w:bidi="pt_PT"/>
-          </w:rPr>
-          <w:rPr>
-            <w:color w:val="0000EE"/>
-            <w:u w:val="single"/>
-          </w:rPr>
-          <w:t>10.9–13</w:t>
-        </w:r>
-      </w:hyperlink>
+      <w:r>
+        <w:rPr>
+          <w:lang w:val="pt_PT" w:bidi="pt_PT"/>
+        </w:rPr>
+        <w:t>10.9–13</w:t>
+      </w:r>
       <w:r>
         <w:rPr>
           <w:lang w:val="pt_PT" w:bidi="pt_PT"/>
         </w:rPr>
         <w:t xml:space="preserve">; cp. </w:t>
       </w:r>
-      <w:hyperlink r:id="rId211">
-        <w:r>
-          <w:rPr>
-            <w:lang w:val="pt_PT" w:bidi="pt_PT"/>
-          </w:rPr>
-          <w:rPr>
-            <w:color w:val="0000EE"/>
-            <w:u w:val="single"/>
-          </w:rPr>
-          <w:t>9.4–5</w:t>
-        </w:r>
-      </w:hyperlink>
+      <w:r>
+        <w:rPr>
+          <w:lang w:val="pt_PT" w:bidi="pt_PT"/>
+        </w:rPr>
+        <w:t>9.4–5</w:t>
+      </w:r>
       <w:r>
         <w:rPr>
           <w:lang w:val="pt_PT" w:bidi="pt_PT"/>
         </w:rPr>
         <w:t xml:space="preserve">; </w:t>
       </w:r>
-      <w:hyperlink r:id="rId212">
-        <w:r>
-          <w:rPr>
-            <w:lang w:val="pt_PT" w:bidi="pt_PT"/>
-          </w:rPr>
-          <w:rPr>
-            <w:color w:val="0000EE"/>
-            <w:u w:val="single"/>
-          </w:rPr>
-          <w:t>12.8–9</w:t>
-        </w:r>
-      </w:hyperlink>
+      <w:r>
+        <w:rPr>
+          <w:lang w:val="pt_PT" w:bidi="pt_PT"/>
+        </w:rPr>
+        <w:t>12.8–9</w:t>
+      </w:r>
       <w:r>
         <w:rPr>
           <w:lang w:val="pt_PT" w:bidi="pt_PT"/>
         </w:rPr>
         <w:t>), e líderes (</w:t>
       </w:r>
-      <w:hyperlink r:id="rId213">
-        <w:r>
-          <w:rPr>
-            <w:lang w:val="pt_PT" w:bidi="pt_PT"/>
-          </w:rPr>
-          <w:rPr>
-            <w:color w:val="0000EE"/>
-            <w:u w:val="single"/>
-          </w:rPr>
-          <w:t>10.14–27</w:t>
-        </w:r>
-      </w:hyperlink>
+      <w:r>
+        <w:rPr>
+          <w:lang w:val="pt_PT" w:bidi="pt_PT"/>
+        </w:rPr>
+        <w:t>10.14–27</w:t>
+      </w:r>
       <w:r>
         <w:rPr>
           <w:lang w:val="pt_PT" w:bidi="pt_PT"/>
         </w:rPr>
         <w:t xml:space="preserve">; cp. </w:t>
       </w:r>
-      <w:hyperlink r:id="rId214">
-        <w:r>
-          <w:rPr>
-            <w:lang w:val="pt_PT" w:bidi="pt_PT"/>
-          </w:rPr>
-          <w:rPr>
-            <w:color w:val="0000EE"/>
-            <w:u w:val="single"/>
-          </w:rPr>
-          <w:t>3.4–31</w:t>
-        </w:r>
-      </w:hyperlink>
+      <w:r>
+        <w:rPr>
+          <w:lang w:val="pt_PT" w:bidi="pt_PT"/>
+        </w:rPr>
+        <w:t>3.4–31</w:t>
+      </w:r>
       <w:r>
         <w:rPr>
           <w:lang w:val="pt_PT" w:bidi="pt_PT"/>
@@ -10182,36 +8922,24 @@
         </w:rPr>
         <w:t xml:space="preserve">separaram-se do povo pagão: Veja </w:t>
       </w:r>
-      <w:hyperlink r:id="rId215">
-        <w:r>
-          <w:rPr>
-            <w:lang w:val="pt_PT" w:bidi="pt_PT"/>
-          </w:rPr>
-          <w:rPr>
-            <w:color w:val="0000EE"/>
-            <w:u w:val="single"/>
-          </w:rPr>
-          <w:t>9.2</w:t>
-        </w:r>
-      </w:hyperlink>
+      <w:r>
+        <w:rPr>
+          <w:lang w:val="pt_PT" w:bidi="pt_PT"/>
+        </w:rPr>
+        <w:t>9.2</w:t>
+      </w:r>
       <w:r>
         <w:rPr>
           <w:lang w:val="pt_PT" w:bidi="pt_PT"/>
         </w:rPr>
         <w:t xml:space="preserve">; cp. </w:t>
       </w:r>
-      <w:hyperlink r:id="rId167">
-        <w:r>
-          <w:rPr>
-            <w:lang w:val="pt_PT" w:bidi="pt_PT"/>
-          </w:rPr>
-          <w:rPr>
-            <w:color w:val="0000EE"/>
-            <w:u w:val="single"/>
-          </w:rPr>
-          <w:t>Esdras 9–10</w:t>
-        </w:r>
-      </w:hyperlink>
+      <w:r>
+        <w:rPr>
+          <w:lang w:val="pt_PT" w:bidi="pt_PT"/>
+        </w:rPr>
+        <w:t>Esdras 9–10</w:t>
+      </w:r>
       <w:r>
         <w:rPr>
           <w:lang w:val="pt_PT" w:bidi="pt_PT"/>
@@ -10266,36 +8994,24 @@
         </w:rPr>
         <w:t xml:space="preserve">Juraram uma maldição sobre si mesmos se falhassem em obedecer à Lei: cp. </w:t>
       </w:r>
-      <w:hyperlink r:id="rId216">
-        <w:r>
-          <w:rPr>
-            <w:lang w:val="pt_PT" w:bidi="pt_PT"/>
-          </w:rPr>
-          <w:rPr>
-            <w:color w:val="0000EE"/>
-            <w:u w:val="single"/>
-          </w:rPr>
-          <w:t>Lv 26.14–35</w:t>
-        </w:r>
-      </w:hyperlink>
+      <w:r>
+        <w:rPr>
+          <w:lang w:val="pt_PT" w:bidi="pt_PT"/>
+        </w:rPr>
+        <w:t>Lv 26.14–35</w:t>
+      </w:r>
       <w:r>
         <w:rPr>
           <w:lang w:val="pt_PT" w:bidi="pt_PT"/>
         </w:rPr>
         <w:t xml:space="preserve">; </w:t>
       </w:r>
-      <w:hyperlink r:id="rId217">
-        <w:r>
-          <w:rPr>
-            <w:lang w:val="pt_PT" w:bidi="pt_PT"/>
-          </w:rPr>
-          <w:rPr>
-            <w:color w:val="0000EE"/>
-            <w:u w:val="single"/>
-          </w:rPr>
-          <w:t>Dt 28.15–62</w:t>
-        </w:r>
-      </w:hyperlink>
+      <w:r>
+        <w:rPr>
+          <w:lang w:val="pt_PT" w:bidi="pt_PT"/>
+        </w:rPr>
+        <w:t>Dt 28.15–62</w:t>
+      </w:r>
       <w:r>
         <w:rPr>
           <w:lang w:val="pt_PT" w:bidi="pt_PT"/>
@@ -10350,18 +9066,12 @@
         </w:rPr>
         <w:t xml:space="preserve">Cp. </w:t>
       </w:r>
-      <w:hyperlink r:id="rId167">
-        <w:r>
-          <w:rPr>
-            <w:lang w:val="pt_PT" w:bidi="pt_PT"/>
-          </w:rPr>
-          <w:rPr>
-            <w:color w:val="0000EE"/>
-            <w:u w:val="single"/>
-          </w:rPr>
-          <w:t>Esdras 9–10</w:t>
-        </w:r>
-      </w:hyperlink>
+      <w:r>
+        <w:rPr>
+          <w:lang w:val="pt_PT" w:bidi="pt_PT"/>
+        </w:rPr>
+        <w:t>Esdras 9–10</w:t>
+      </w:r>
       <w:r>
         <w:rPr>
           <w:lang w:val="pt_PT" w:bidi="pt_PT"/>
@@ -10464,162 +9174,108 @@
         </w:rPr>
         <w:t xml:space="preserve">Interromper o comércio no sábado era necessário para a fidelidade à aliança (cp. </w:t>
       </w:r>
-      <w:hyperlink r:id="rId218">
-        <w:r>
-          <w:rPr>
-            <w:lang w:val="pt_PT" w:bidi="pt_PT"/>
-          </w:rPr>
-          <w:rPr>
-            <w:color w:val="0000EE"/>
-            <w:u w:val="single"/>
-          </w:rPr>
-          <w:t>13.15–22</w:t>
-        </w:r>
-      </w:hyperlink>
+      <w:r>
+        <w:rPr>
+          <w:lang w:val="pt_PT" w:bidi="pt_PT"/>
+        </w:rPr>
+        <w:t>13.15–22</w:t>
+      </w:r>
       <w:r>
         <w:rPr>
           <w:lang w:val="pt_PT" w:bidi="pt_PT"/>
         </w:rPr>
         <w:t xml:space="preserve">; veja </w:t>
       </w:r>
-      <w:hyperlink r:id="rId219">
-        <w:r>
-          <w:rPr>
-            <w:lang w:val="pt_PT" w:bidi="pt_PT"/>
-          </w:rPr>
-          <w:rPr>
-            <w:color w:val="0000EE"/>
-            <w:u w:val="single"/>
-          </w:rPr>
-          <w:t>Êx 16.29</w:t>
-        </w:r>
-      </w:hyperlink>
+      <w:r>
+        <w:rPr>
+          <w:lang w:val="pt_PT" w:bidi="pt_PT"/>
+        </w:rPr>
+        <w:t>Êx 16.29</w:t>
+      </w:r>
       <w:r>
         <w:rPr>
           <w:lang w:val="pt_PT" w:bidi="pt_PT"/>
         </w:rPr>
         <w:t xml:space="preserve">; </w:t>
       </w:r>
-      <w:hyperlink r:id="rId220">
-        <w:r>
-          <w:rPr>
-            <w:lang w:val="pt_PT" w:bidi="pt_PT"/>
-          </w:rPr>
-          <w:rPr>
-            <w:color w:val="0000EE"/>
-            <w:u w:val="single"/>
-          </w:rPr>
-          <w:t>20.8–11</w:t>
-        </w:r>
-      </w:hyperlink>
+      <w:r>
+        <w:rPr>
+          <w:lang w:val="pt_PT" w:bidi="pt_PT"/>
+        </w:rPr>
+        <w:t>20.8–11</w:t>
+      </w:r>
       <w:r>
         <w:rPr>
           <w:lang w:val="pt_PT" w:bidi="pt_PT"/>
         </w:rPr>
         <w:t xml:space="preserve">; </w:t>
       </w:r>
-      <w:hyperlink r:id="rId221">
-        <w:r>
-          <w:rPr>
-            <w:lang w:val="pt_PT" w:bidi="pt_PT"/>
-          </w:rPr>
-          <w:rPr>
-            <w:color w:val="0000EE"/>
-            <w:u w:val="single"/>
-          </w:rPr>
-          <w:t>31.15</w:t>
-        </w:r>
-      </w:hyperlink>
+      <w:r>
+        <w:rPr>
+          <w:lang w:val="pt_PT" w:bidi="pt_PT"/>
+        </w:rPr>
+        <w:t>31.15</w:t>
+      </w:r>
       <w:r>
         <w:rPr>
           <w:lang w:val="pt_PT" w:bidi="pt_PT"/>
         </w:rPr>
         <w:t xml:space="preserve">; </w:t>
       </w:r>
-      <w:hyperlink r:id="rId222">
-        <w:r>
-          <w:rPr>
-            <w:lang w:val="pt_PT" w:bidi="pt_PT"/>
-          </w:rPr>
-          <w:rPr>
-            <w:color w:val="0000EE"/>
-            <w:u w:val="single"/>
-          </w:rPr>
-          <w:t>Nm 15.32–36</w:t>
-        </w:r>
-      </w:hyperlink>
+      <w:r>
+        <w:rPr>
+          <w:lang w:val="pt_PT" w:bidi="pt_PT"/>
+        </w:rPr>
+        <w:t>Nm 15.32–36</w:t>
+      </w:r>
       <w:r>
         <w:rPr>
           <w:lang w:val="pt_PT" w:bidi="pt_PT"/>
         </w:rPr>
         <w:t xml:space="preserve">; </w:t>
       </w:r>
-      <w:hyperlink r:id="rId223">
-        <w:r>
-          <w:rPr>
-            <w:lang w:val="pt_PT" w:bidi="pt_PT"/>
-          </w:rPr>
-          <w:rPr>
-            <w:color w:val="0000EE"/>
-            <w:u w:val="single"/>
-          </w:rPr>
-          <w:t>Am 8.5</w:t>
-        </w:r>
-      </w:hyperlink>
+      <w:r>
+        <w:rPr>
+          <w:lang w:val="pt_PT" w:bidi="pt_PT"/>
+        </w:rPr>
+        <w:t>Am 8.5</w:t>
+      </w:r>
       <w:r>
         <w:rPr>
           <w:lang w:val="pt_PT" w:bidi="pt_PT"/>
         </w:rPr>
         <w:t xml:space="preserve">). • A cada sétimo ano: Veja </w:t>
       </w:r>
-      <w:hyperlink r:id="rId224">
-        <w:r>
-          <w:rPr>
-            <w:lang w:val="pt_PT" w:bidi="pt_PT"/>
-          </w:rPr>
-          <w:rPr>
-            <w:color w:val="0000EE"/>
-            <w:u w:val="single"/>
-          </w:rPr>
-          <w:t>Êx 23.10–11</w:t>
-        </w:r>
-      </w:hyperlink>
+      <w:r>
+        <w:rPr>
+          <w:lang w:val="pt_PT" w:bidi="pt_PT"/>
+        </w:rPr>
+        <w:t>Êx 23.10–11</w:t>
+      </w:r>
       <w:r>
         <w:rPr>
           <w:lang w:val="pt_PT" w:bidi="pt_PT"/>
         </w:rPr>
         <w:t xml:space="preserve">; </w:t>
       </w:r>
-      <w:hyperlink r:id="rId225">
-        <w:r>
-          <w:rPr>
-            <w:lang w:val="pt_PT" w:bidi="pt_PT"/>
-          </w:rPr>
-          <w:rPr>
-            <w:color w:val="0000EE"/>
-            <w:u w:val="single"/>
-          </w:rPr>
-          <w:t>Lv 25.2–7</w:t>
-        </w:r>
-      </w:hyperlink>
+      <w:r>
+        <w:rPr>
+          <w:lang w:val="pt_PT" w:bidi="pt_PT"/>
+        </w:rPr>
+        <w:t>Lv 25.2–7</w:t>
+      </w:r>
       <w:r>
         <w:rPr>
           <w:lang w:val="pt_PT" w:bidi="pt_PT"/>
         </w:rPr>
         <w:t xml:space="preserve">; </w:t>
       </w:r>
-      <w:hyperlink r:id="rId226">
-        <w:r>
-          <w:rPr>
-            <w:lang w:val="pt_PT" w:bidi="pt_PT"/>
-          </w:rPr>
-          <w:rPr>
-            <w:color w:val="0000EE"/>
-            <w:u w:val="single"/>
-          </w:rPr>
-          <w:t>Dt 15.1–3</w:t>
-        </w:r>
-      </w:hyperlink>
+      <w:r>
+        <w:rPr>
+          <w:lang w:val="pt_PT" w:bidi="pt_PT"/>
+        </w:rPr>
+        <w:t>Dt 15.1–3</w:t>
+      </w:r>
       <w:r>
         <w:rPr>
           <w:lang w:val="pt_PT" w:bidi="pt_PT"/>
@@ -10674,72 +9330,48 @@
         </w:rPr>
         <w:t xml:space="preserve">Pão da Presença: Veja </w:t>
       </w:r>
-      <w:hyperlink r:id="rId227">
-        <w:r>
-          <w:rPr>
-            <w:lang w:val="pt_PT" w:bidi="pt_PT"/>
-          </w:rPr>
-          <w:rPr>
-            <w:color w:val="0000EE"/>
-            <w:u w:val="single"/>
-          </w:rPr>
-          <w:t>Lv 24.5–9</w:t>
-        </w:r>
-      </w:hyperlink>
+      <w:r>
+        <w:rPr>
+          <w:lang w:val="pt_PT" w:bidi="pt_PT"/>
+        </w:rPr>
+        <w:t>Lv 24.5–9</w:t>
+      </w:r>
       <w:r>
         <w:rPr>
           <w:lang w:val="pt_PT" w:bidi="pt_PT"/>
         </w:rPr>
         <w:t xml:space="preserve">; </w:t>
       </w:r>
-      <w:hyperlink r:id="rId228">
-        <w:r>
-          <w:rPr>
-            <w:lang w:val="pt_PT" w:bidi="pt_PT"/>
-          </w:rPr>
-          <w:rPr>
-            <w:color w:val="0000EE"/>
-            <w:u w:val="single"/>
-          </w:rPr>
-          <w:t>Nm 28.1–8</w:t>
-        </w:r>
-      </w:hyperlink>
+      <w:r>
+        <w:rPr>
+          <w:lang w:val="pt_PT" w:bidi="pt_PT"/>
+        </w:rPr>
+        <w:t>Nm 28.1–8</w:t>
+      </w:r>
       <w:r>
         <w:rPr>
           <w:lang w:val="pt_PT" w:bidi="pt_PT"/>
         </w:rPr>
         <w:t xml:space="preserve">. • tudo necessário: com o dinheiro do imposto anual, os sacerdotes podiam comprar os animais para os sacrifícios diários e manter o complexo do Templo (cp. </w:t>
       </w:r>
-      <w:hyperlink r:id="rId229">
-        <w:r>
-          <w:rPr>
-            <w:lang w:val="pt_PT" w:bidi="pt_PT"/>
-          </w:rPr>
-          <w:rPr>
-            <w:color w:val="0000EE"/>
-            <w:u w:val="single"/>
-          </w:rPr>
-          <w:t>2Rs 12.11–12</w:t>
-        </w:r>
-      </w:hyperlink>
+      <w:r>
+        <w:rPr>
+          <w:lang w:val="pt_PT" w:bidi="pt_PT"/>
+        </w:rPr>
+        <w:t>2Rs 12.11–12</w:t>
+      </w:r>
       <w:r>
         <w:rPr>
           <w:lang w:val="pt_PT" w:bidi="pt_PT"/>
         </w:rPr>
         <w:t xml:space="preserve">; veja também </w:t>
       </w:r>
-      <w:hyperlink r:id="rId230">
-        <w:r>
-          <w:rPr>
-            <w:lang w:val="pt_PT" w:bidi="pt_PT"/>
-          </w:rPr>
-          <w:rPr>
-            <w:color w:val="0000EE"/>
-            <w:u w:val="single"/>
-          </w:rPr>
-          <w:t>Êx 30.11–16</w:t>
-        </w:r>
-      </w:hyperlink>
+      <w:r>
+        <w:rPr>
+          <w:lang w:val="pt_PT" w:bidi="pt_PT"/>
+        </w:rPr>
+        <w:t>Êx 30.11–16</w:t>
+      </w:r>
       <w:r>
         <w:rPr>
           <w:lang w:val="pt_PT" w:bidi="pt_PT"/>
@@ -10794,36 +9426,24 @@
         </w:rPr>
         <w:t>Como o fogo no altar queimava continuamente (</w:t>
       </w:r>
-      <w:hyperlink r:id="rId231">
-        <w:r>
-          <w:rPr>
-            <w:lang w:val="pt_PT" w:bidi="pt_PT"/>
-          </w:rPr>
-          <w:rPr>
-            <w:color w:val="0000EE"/>
-            <w:u w:val="single"/>
-          </w:rPr>
-          <w:t>Lv 6.12</w:t>
-        </w:r>
-      </w:hyperlink>
+      <w:r>
+        <w:rPr>
+          <w:lang w:val="pt_PT" w:bidi="pt_PT"/>
+        </w:rPr>
+        <w:t>Lv 6.12</w:t>
+      </w:r>
       <w:r>
         <w:rPr>
           <w:lang w:val="pt_PT" w:bidi="pt_PT"/>
         </w:rPr>
         <w:t>), uma boa quantidade de madeira era usada. Os gibeonitas a forneceram em um tempo anterior (</w:t>
       </w:r>
-      <w:hyperlink r:id="rId232">
-        <w:r>
-          <w:rPr>
-            <w:lang w:val="pt_PT" w:bidi="pt_PT"/>
-          </w:rPr>
-          <w:rPr>
-            <w:color w:val="0000EE"/>
-            <w:u w:val="single"/>
-          </w:rPr>
-          <w:t>Js 9.27</w:t>
-        </w:r>
-      </w:hyperlink>
+      <w:r>
+        <w:rPr>
+          <w:lang w:val="pt_PT" w:bidi="pt_PT"/>
+        </w:rPr>
+        <w:t>Js 9.27</w:t>
+      </w:r>
       <w:r>
         <w:rPr>
           <w:lang w:val="pt_PT" w:bidi="pt_PT"/>
@@ -10891,162 +9511,108 @@
         </w:rPr>
         <w:t xml:space="preserve"> que não tinham alocações de terras agrícolas e nenhum meio de se sustentarem. Essas provisões vinham da primeira parte de cada colheita (veja </w:t>
       </w:r>
-      <w:hyperlink r:id="rId233">
-        <w:r>
-          <w:rPr>
-            <w:lang w:val="pt_PT" w:bidi="pt_PT"/>
-          </w:rPr>
-          <w:rPr>
-            <w:color w:val="0000EE"/>
-            <w:u w:val="single"/>
-          </w:rPr>
-          <w:t>Êx 23.19</w:t>
-        </w:r>
-      </w:hyperlink>
+      <w:r>
+        <w:rPr>
+          <w:lang w:val="pt_PT" w:bidi="pt_PT"/>
+        </w:rPr>
+        <w:t>Êx 23.19</w:t>
+      </w:r>
       <w:r>
         <w:rPr>
           <w:lang w:val="pt_PT" w:bidi="pt_PT"/>
         </w:rPr>
         <w:t xml:space="preserve">; </w:t>
       </w:r>
-      <w:hyperlink r:id="rId234">
-        <w:r>
-          <w:rPr>
-            <w:lang w:val="pt_PT" w:bidi="pt_PT"/>
-          </w:rPr>
-          <w:rPr>
-            <w:color w:val="0000EE"/>
-            <w:u w:val="single"/>
-          </w:rPr>
-          <w:t>34.26</w:t>
-        </w:r>
-      </w:hyperlink>
+      <w:r>
+        <w:rPr>
+          <w:lang w:val="pt_PT" w:bidi="pt_PT"/>
+        </w:rPr>
+        <w:t>34.26</w:t>
+      </w:r>
       <w:r>
         <w:rPr>
           <w:lang w:val="pt_PT" w:bidi="pt_PT"/>
         </w:rPr>
         <w:t xml:space="preserve">; </w:t>
       </w:r>
-      <w:hyperlink r:id="rId235">
-        <w:r>
-          <w:rPr>
-            <w:lang w:val="pt_PT" w:bidi="pt_PT"/>
-          </w:rPr>
-          <w:rPr>
-            <w:color w:val="0000EE"/>
-            <w:u w:val="single"/>
-          </w:rPr>
-          <w:t>Nm 18.12–13</w:t>
-        </w:r>
-      </w:hyperlink>
+      <w:r>
+        <w:rPr>
+          <w:lang w:val="pt_PT" w:bidi="pt_PT"/>
+        </w:rPr>
+        <w:t>Nm 18.12–13</w:t>
+      </w:r>
       <w:r>
         <w:rPr>
           <w:lang w:val="pt_PT" w:bidi="pt_PT"/>
         </w:rPr>
         <w:t xml:space="preserve">; </w:t>
       </w:r>
-      <w:hyperlink r:id="rId236">
-        <w:r>
-          <w:rPr>
-            <w:lang w:val="pt_PT" w:bidi="pt_PT"/>
-          </w:rPr>
-          <w:rPr>
-            <w:color w:val="0000EE"/>
-            <w:u w:val="single"/>
-          </w:rPr>
-          <w:t>Dt 26.1–11</w:t>
-        </w:r>
-      </w:hyperlink>
+      <w:r>
+        <w:rPr>
+          <w:lang w:val="pt_PT" w:bidi="pt_PT"/>
+        </w:rPr>
+        <w:t>Dt 26.1–11</w:t>
+      </w:r>
       <w:r>
         <w:rPr>
           <w:lang w:val="pt_PT" w:bidi="pt_PT"/>
         </w:rPr>
         <w:t xml:space="preserve">), o dinheiro de resgate de cinco siclos pago pelos filhos mais velhos e os primogênitos de todos os rebanhos e manadas (veja </w:t>
       </w:r>
-      <w:hyperlink r:id="rId237">
-        <w:r>
-          <w:rPr>
-            <w:lang w:val="pt_PT" w:bidi="pt_PT"/>
-          </w:rPr>
-          <w:rPr>
-            <w:color w:val="0000EE"/>
-            <w:u w:val="single"/>
-          </w:rPr>
-          <w:t>Êx 13.13</w:t>
-        </w:r>
-      </w:hyperlink>
+      <w:r>
+        <w:rPr>
+          <w:lang w:val="pt_PT" w:bidi="pt_PT"/>
+        </w:rPr>
+        <w:t>Êx 13.13</w:t>
+      </w:r>
       <w:r>
         <w:rPr>
           <w:lang w:val="pt_PT" w:bidi="pt_PT"/>
         </w:rPr>
         <w:t xml:space="preserve">; </w:t>
       </w:r>
-      <w:hyperlink r:id="rId238">
-        <w:r>
-          <w:rPr>
-            <w:lang w:val="pt_PT" w:bidi="pt_PT"/>
-          </w:rPr>
-          <w:rPr>
-            <w:color w:val="0000EE"/>
-            <w:u w:val="single"/>
-          </w:rPr>
-          <w:t>34.20</w:t>
-        </w:r>
-      </w:hyperlink>
+      <w:r>
+        <w:rPr>
+          <w:lang w:val="pt_PT" w:bidi="pt_PT"/>
+        </w:rPr>
+        <w:t>34.20</w:t>
+      </w:r>
       <w:r>
         <w:rPr>
           <w:lang w:val="pt_PT" w:bidi="pt_PT"/>
         </w:rPr>
         <w:t xml:space="preserve">; </w:t>
       </w:r>
-      <w:hyperlink r:id="rId239">
-        <w:r>
-          <w:rPr>
-            <w:lang w:val="pt_PT" w:bidi="pt_PT"/>
-          </w:rPr>
-          <w:rPr>
-            <w:color w:val="0000EE"/>
-            <w:u w:val="single"/>
-          </w:rPr>
-          <w:t>Nm 18.15–17</w:t>
-        </w:r>
-      </w:hyperlink>
+      <w:r>
+        <w:rPr>
+          <w:lang w:val="pt_PT" w:bidi="pt_PT"/>
+        </w:rPr>
+        <w:t>Nm 18.15–17</w:t>
+      </w:r>
       <w:r>
         <w:rPr>
           <w:lang w:val="pt_PT" w:bidi="pt_PT"/>
         </w:rPr>
         <w:t xml:space="preserve">), assim como um décimo de tudo (veja </w:t>
       </w:r>
-      <w:hyperlink r:id="rId240">
-        <w:r>
-          <w:rPr>
-            <w:lang w:val="pt_PT" w:bidi="pt_PT"/>
-          </w:rPr>
-          <w:rPr>
-            <w:color w:val="0000EE"/>
-            <w:u w:val="single"/>
-          </w:rPr>
-          <w:t>Nm 18.21–24</w:t>
-        </w:r>
-      </w:hyperlink>
+      <w:r>
+        <w:rPr>
+          <w:lang w:val="pt_PT" w:bidi="pt_PT"/>
+        </w:rPr>
+        <w:t>Nm 18.21–24</w:t>
+      </w:r>
       <w:r>
         <w:rPr>
           <w:lang w:val="pt_PT" w:bidi="pt_PT"/>
         </w:rPr>
         <w:t xml:space="preserve">; </w:t>
       </w:r>
-      <w:hyperlink r:id="rId241">
-        <w:r>
-          <w:rPr>
-            <w:lang w:val="pt_PT" w:bidi="pt_PT"/>
-          </w:rPr>
-          <w:rPr>
-            <w:color w:val="0000EE"/>
-            <w:u w:val="single"/>
-          </w:rPr>
-          <w:t>Dt 14.22–29</w:t>
-        </w:r>
-      </w:hyperlink>
+      <w:r>
+        <w:rPr>
+          <w:lang w:val="pt_PT" w:bidi="pt_PT"/>
+        </w:rPr>
+        <w:t>Dt 14.22–29</w:t>
+      </w:r>
       <w:r>
         <w:rPr>
           <w:lang w:val="pt_PT" w:bidi="pt_PT"/>
@@ -11101,18 +9667,12 @@
         </w:rPr>
         <w:t xml:space="preserve">Os levitas coletavam os dízimos em... todas as cidades rurais e enviavam um décimo dessa coleta para o Templo em Jerusalém (veja </w:t>
       </w:r>
-      <w:hyperlink r:id="rId242">
-        <w:r>
-          <w:rPr>
-            <w:lang w:val="pt_PT" w:bidi="pt_PT"/>
-          </w:rPr>
-          <w:rPr>
-            <w:color w:val="0000EE"/>
-            <w:u w:val="single"/>
-          </w:rPr>
-          <w:t>Nm 18.25–32</w:t>
-        </w:r>
-      </w:hyperlink>
+      <w:r>
+        <w:rPr>
+          <w:lang w:val="pt_PT" w:bidi="pt_PT"/>
+        </w:rPr>
+        <w:t>Nm 18.25–32</w:t>
+      </w:r>
       <w:r>
         <w:rPr>
           <w:lang w:val="pt_PT" w:bidi="pt_PT"/>
@@ -11167,72 +9727,48 @@
         </w:rPr>
         <w:t>As sortes sagradas eram provavelmente o Urim e o Tumim (</w:t>
       </w:r>
-      <w:hyperlink r:id="rId243">
-        <w:r>
-          <w:rPr>
-            <w:lang w:val="pt_PT" w:bidi="pt_PT"/>
-          </w:rPr>
-          <w:rPr>
-            <w:color w:val="0000EE"/>
-            <w:u w:val="single"/>
-          </w:rPr>
-          <w:t>10.34</w:t>
-        </w:r>
-      </w:hyperlink>
+      <w:r>
+        <w:rPr>
+          <w:lang w:val="pt_PT" w:bidi="pt_PT"/>
+        </w:rPr>
+        <w:t>10.34</w:t>
+      </w:r>
       <w:r>
         <w:rPr>
           <w:lang w:val="pt_PT" w:bidi="pt_PT"/>
         </w:rPr>
         <w:t xml:space="preserve">; </w:t>
       </w:r>
-      <w:hyperlink r:id="rId244">
-        <w:r>
-          <w:rPr>
-            <w:lang w:val="pt_PT" w:bidi="pt_PT"/>
-          </w:rPr>
-          <w:rPr>
-            <w:color w:val="0000EE"/>
-            <w:u w:val="single"/>
-          </w:rPr>
-          <w:t>Js 7.14</w:t>
-        </w:r>
-      </w:hyperlink>
+      <w:r>
+        <w:rPr>
+          <w:lang w:val="pt_PT" w:bidi="pt_PT"/>
+        </w:rPr>
+        <w:t>Js 7.14</w:t>
+      </w:r>
       <w:r>
         <w:rPr>
           <w:lang w:val="pt_PT" w:bidi="pt_PT"/>
         </w:rPr>
         <w:t xml:space="preserve">, </w:t>
       </w:r>
-      <w:hyperlink r:id="rId245">
-        <w:r>
-          <w:rPr>
-            <w:lang w:val="pt_PT" w:bidi="pt_PT"/>
-          </w:rPr>
-          <w:rPr>
-            <w:color w:val="0000EE"/>
-            <w:u w:val="single"/>
-          </w:rPr>
-          <w:t>16–18</w:t>
-        </w:r>
-      </w:hyperlink>
+      <w:r>
+        <w:rPr>
+          <w:lang w:val="pt_PT" w:bidi="pt_PT"/>
+        </w:rPr>
+        <w:t>16–18</w:t>
+      </w:r>
       <w:r>
         <w:rPr>
           <w:lang w:val="pt_PT" w:bidi="pt_PT"/>
         </w:rPr>
         <w:t xml:space="preserve">; </w:t>
       </w:r>
-      <w:hyperlink r:id="rId246">
-        <w:r>
-          <w:rPr>
-            <w:lang w:val="pt_PT" w:bidi="pt_PT"/>
-          </w:rPr>
-          <w:rPr>
-            <w:color w:val="0000EE"/>
-            <w:u w:val="single"/>
-          </w:rPr>
-          <w:t>14.2</w:t>
-        </w:r>
-      </w:hyperlink>
+      <w:r>
+        <w:rPr>
+          <w:lang w:val="pt_PT" w:bidi="pt_PT"/>
+        </w:rPr>
+        <w:t>14.2</w:t>
+      </w:r>
       <w:r>
         <w:rPr>
           <w:lang w:val="pt_PT" w:bidi="pt_PT"/>
@@ -11287,36 +9823,24 @@
         </w:rPr>
         <w:t xml:space="preserve">A narrativa retorna à questão de repovoar a cidade segura de Jerusalém (veja </w:t>
       </w:r>
-      <w:hyperlink r:id="rId247">
-        <w:r>
-          <w:rPr>
-            <w:lang w:val="pt_PT" w:bidi="pt_PT"/>
-          </w:rPr>
-          <w:rPr>
-            <w:color w:val="0000EE"/>
-            <w:u w:val="single"/>
-          </w:rPr>
-          <w:t>7.1–5</w:t>
-        </w:r>
-      </w:hyperlink>
+      <w:r>
+        <w:rPr>
+          <w:lang w:val="pt_PT" w:bidi="pt_PT"/>
+        </w:rPr>
+        <w:t>7.1–5</w:t>
+      </w:r>
       <w:r>
         <w:rPr>
           <w:lang w:val="pt_PT" w:bidi="pt_PT"/>
         </w:rPr>
         <w:t xml:space="preserve">). A lista de nomes é aproximadamente paralela à lista em </w:t>
       </w:r>
-      <w:hyperlink r:id="rId248">
-        <w:r>
-          <w:rPr>
-            <w:lang w:val="pt_PT" w:bidi="pt_PT"/>
-          </w:rPr>
-          <w:rPr>
-            <w:color w:val="0000EE"/>
-            <w:u w:val="single"/>
-          </w:rPr>
-          <w:t>1Cr 9.2–17</w:t>
-        </w:r>
-      </w:hyperlink>
+      <w:r>
+        <w:rPr>
+          <w:lang w:val="pt_PT" w:bidi="pt_PT"/>
+        </w:rPr>
+        <w:t>1Cr 9.2–17</w:t>
+      </w:r>
       <w:r>
         <w:rPr>
           <w:lang w:val="pt_PT" w:bidi="pt_PT"/>
@@ -11371,18 +9895,12 @@
         </w:rPr>
         <w:t>Perez foi um dos filhos de Judá (</w:t>
       </w:r>
-      <w:hyperlink r:id="rId249">
-        <w:r>
-          <w:rPr>
-            <w:lang w:val="pt_PT" w:bidi="pt_PT"/>
-          </w:rPr>
-          <w:rPr>
-            <w:color w:val="0000EE"/>
-            <w:u w:val="single"/>
-          </w:rPr>
-          <w:t>Gn 38.29</w:t>
-        </w:r>
-      </w:hyperlink>
+      <w:r>
+        <w:rPr>
+          <w:lang w:val="pt_PT" w:bidi="pt_PT"/>
+        </w:rPr>
+        <w:t>Gn 38.29</w:t>
+      </w:r>
       <w:r>
         <w:rPr>
           <w:lang w:val="pt_PT" w:bidi="pt_PT"/>
@@ -11437,36 +9955,24 @@
         </w:rPr>
         <w:t>O trabalho fora do Templo provavelmente incluía a coleta de dízimos das pessoas e o cuidado com os dízimos nos armazéns (</w:t>
       </w:r>
-      <w:hyperlink r:id="rId250">
-        <w:r>
-          <w:rPr>
-            <w:lang w:val="pt_PT" w:bidi="pt_PT"/>
-          </w:rPr>
-          <w:rPr>
-            <w:color w:val="0000EE"/>
-            <w:u w:val="single"/>
-          </w:rPr>
-          <w:t>10.37–39</w:t>
-        </w:r>
-      </w:hyperlink>
+      <w:r>
+        <w:rPr>
+          <w:lang w:val="pt_PT" w:bidi="pt_PT"/>
+        </w:rPr>
+        <w:t>10.37–39</w:t>
+      </w:r>
       <w:r>
         <w:rPr>
           <w:lang w:val="pt_PT" w:bidi="pt_PT"/>
         </w:rPr>
         <w:t xml:space="preserve">; veja também </w:t>
       </w:r>
-      <w:hyperlink r:id="rId251">
-        <w:r>
-          <w:rPr>
-            <w:lang w:val="pt_PT" w:bidi="pt_PT"/>
-          </w:rPr>
-          <w:rPr>
-            <w:color w:val="0000EE"/>
-            <w:u w:val="single"/>
-          </w:rPr>
-          <w:t>1Cr 26.29</w:t>
-        </w:r>
-      </w:hyperlink>
+      <w:r>
+        <w:rPr>
+          <w:lang w:val="pt_PT" w:bidi="pt_PT"/>
+        </w:rPr>
+        <w:t>1Cr 26.29</w:t>
+      </w:r>
       <w:r>
         <w:rPr>
           <w:lang w:val="pt_PT" w:bidi="pt_PT"/>
@@ -11521,18 +10027,12 @@
         </w:rPr>
         <w:t>um descendente de Asafe: Davi escolheu Asafe e seus filhos para fornecer música para o culto no Templo (</w:t>
       </w:r>
-      <w:hyperlink r:id="rId252">
-        <w:r>
-          <w:rPr>
-            <w:lang w:val="pt_PT" w:bidi="pt_PT"/>
-          </w:rPr>
-          <w:rPr>
-            <w:color w:val="0000EE"/>
-            <w:u w:val="single"/>
-          </w:rPr>
-          <w:t>1Cr 25.1–8</w:t>
-        </w:r>
-      </w:hyperlink>
+      <w:r>
+        <w:rPr>
+          <w:lang w:val="pt_PT" w:bidi="pt_PT"/>
+        </w:rPr>
+        <w:t>1Cr 25.1–8</w:t>
+      </w:r>
       <w:r>
         <w:rPr>
           <w:lang w:val="pt_PT" w:bidi="pt_PT"/>
@@ -11587,18 +10087,12 @@
         </w:rPr>
         <w:t>A colina de Ofel era um terreno elevado logo ao sul do Templo (</w:t>
       </w:r>
-      <w:hyperlink r:id="rId132">
-        <w:r>
-          <w:rPr>
-            <w:lang w:val="pt_PT" w:bidi="pt_PT"/>
-          </w:rPr>
-          <w:rPr>
-            <w:color w:val="0000EE"/>
-            <w:u w:val="single"/>
-          </w:rPr>
-          <w:t>3.26</w:t>
-        </w:r>
-      </w:hyperlink>
+      <w:r>
+        <w:rPr>
+          <w:lang w:val="pt_PT" w:bidi="pt_PT"/>
+        </w:rPr>
+        <w:t>3.26</w:t>
+      </w:r>
       <w:r>
         <w:rPr>
           <w:lang w:val="pt_PT" w:bidi="pt_PT"/>
@@ -11701,54 +10195,36 @@
         </w:rPr>
         <w:t xml:space="preserve">de Berseba... até o vale de Hinom: Descrições anteriores dos lugares onde as pessoas se estabeleceram concentraram-se em áreas ao norte de Jerusalém (cap. </w:t>
       </w:r>
-      <w:hyperlink r:id="rId253">
-        <w:r>
-          <w:rPr>
-            <w:lang w:val="pt_PT" w:bidi="pt_PT"/>
-          </w:rPr>
-          <w:rPr>
-            <w:color w:val="0000EE"/>
-            <w:u w:val="single"/>
-          </w:rPr>
-          <w:t>3</w:t>
-        </w:r>
-      </w:hyperlink>
+      <w:r>
+        <w:rPr>
+          <w:lang w:val="pt_PT" w:bidi="pt_PT"/>
+        </w:rPr>
+        <w:t>3</w:t>
+      </w:r>
       <w:r>
         <w:rPr>
           <w:lang w:val="pt_PT" w:bidi="pt_PT"/>
         </w:rPr>
         <w:t xml:space="preserve">; </w:t>
       </w:r>
-      <w:hyperlink r:id="rId254">
-        <w:r>
-          <w:rPr>
-            <w:lang w:val="pt_PT" w:bidi="pt_PT"/>
-          </w:rPr>
-          <w:rPr>
-            <w:color w:val="0000EE"/>
-            <w:u w:val="single"/>
-          </w:rPr>
-          <w:t>11.31–36</w:t>
-        </w:r>
-      </w:hyperlink>
+      <w:r>
+        <w:rPr>
+          <w:lang w:val="pt_PT" w:bidi="pt_PT"/>
+        </w:rPr>
+        <w:t>11.31–36</w:t>
+      </w:r>
       <w:r>
         <w:rPr>
           <w:lang w:val="pt_PT" w:bidi="pt_PT"/>
         </w:rPr>
         <w:t>); esta lista (</w:t>
       </w:r>
-      <w:hyperlink r:id="rId255">
-        <w:r>
-          <w:rPr>
-            <w:lang w:val="pt_PT" w:bidi="pt_PT"/>
-          </w:rPr>
-          <w:rPr>
-            <w:color w:val="0000EE"/>
-            <w:u w:val="single"/>
-          </w:rPr>
-          <w:t>11.25–30</w:t>
-        </w:r>
-      </w:hyperlink>
+      <w:r>
+        <w:rPr>
+          <w:lang w:val="pt_PT" w:bidi="pt_PT"/>
+        </w:rPr>
+        <w:t>11.25–30</w:t>
+      </w:r>
       <w:r>
         <w:rPr>
           <w:lang w:val="pt_PT" w:bidi="pt_PT"/>
@@ -11803,18 +10279,12 @@
         </w:rPr>
         <w:t xml:space="preserve">Os sacerdotes e levitas que retornaram com Zorobabel... e Jesua: Veja </w:t>
       </w:r>
-      <w:hyperlink r:id="rId256">
-        <w:r>
-          <w:rPr>
-            <w:lang w:val="pt_PT" w:bidi="pt_PT"/>
-          </w:rPr>
-          <w:rPr>
-            <w:color w:val="0000EE"/>
-            <w:u w:val="single"/>
-          </w:rPr>
-          <w:t>Esdras 1.1–5</w:t>
-        </w:r>
-      </w:hyperlink>
+      <w:r>
+        <w:rPr>
+          <w:lang w:val="pt_PT" w:bidi="pt_PT"/>
+        </w:rPr>
+        <w:t>Esdras 1.1–5</w:t>
+      </w:r>
       <w:r>
         <w:rPr>
           <w:lang w:val="pt_PT" w:bidi="pt_PT"/>
@@ -11869,54 +10339,36 @@
         </w:rPr>
         <w:t>Essas listas de sacerdotes e levitas incluem uma lista daqueles que originalmente retornaram do exílio com Zorobabel (</w:t>
       </w:r>
-      <w:hyperlink r:id="rId257">
-        <w:r>
-          <w:rPr>
-            <w:lang w:val="pt_PT" w:bidi="pt_PT"/>
-          </w:rPr>
-          <w:rPr>
-            <w:color w:val="0000EE"/>
-            <w:u w:val="single"/>
-          </w:rPr>
-          <w:t>12.1–9</w:t>
-        </w:r>
-      </w:hyperlink>
+      <w:r>
+        <w:rPr>
+          <w:lang w:val="pt_PT" w:bidi="pt_PT"/>
+        </w:rPr>
+        <w:t>12.1–9</w:t>
+      </w:r>
       <w:r>
         <w:rPr>
           <w:lang w:val="pt_PT" w:bidi="pt_PT"/>
         </w:rPr>
         <w:t>), uma lista cronológica de sumos sacerdotes (</w:t>
       </w:r>
-      <w:hyperlink r:id="rId258">
-        <w:r>
-          <w:rPr>
-            <w:lang w:val="pt_PT" w:bidi="pt_PT"/>
-          </w:rPr>
-          <w:rPr>
-            <w:color w:val="0000EE"/>
-            <w:u w:val="single"/>
-          </w:rPr>
-          <w:t>12.10–11</w:t>
-        </w:r>
-      </w:hyperlink>
+      <w:r>
+        <w:rPr>
+          <w:lang w:val="pt_PT" w:bidi="pt_PT"/>
+        </w:rPr>
+        <w:t>12.10–11</w:t>
+      </w:r>
       <w:r>
         <w:rPr>
           <w:lang w:val="pt_PT" w:bidi="pt_PT"/>
         </w:rPr>
         <w:t>), e os sacerdotes e levitas que serviram na época de Joaquim, o sumo sacerdote na época de Neemias e Esdras (</w:t>
       </w:r>
-      <w:hyperlink r:id="rId259">
-        <w:r>
-          <w:rPr>
-            <w:lang w:val="pt_PT" w:bidi="pt_PT"/>
-          </w:rPr>
-          <w:rPr>
-            <w:color w:val="0000EE"/>
-            <w:u w:val="single"/>
-          </w:rPr>
-          <w:t>12.12–26</w:t>
-        </w:r>
-      </w:hyperlink>
+      <w:r>
+        <w:rPr>
+          <w:lang w:val="pt_PT" w:bidi="pt_PT"/>
+        </w:rPr>
+        <w:t>12.12–26</w:t>
+      </w:r>
       <w:r>
         <w:rPr>
           <w:lang w:val="pt_PT" w:bidi="pt_PT"/>
@@ -11971,144 +10423,96 @@
         </w:rPr>
         <w:t xml:space="preserve">líderes dos sacerdotes: cp. </w:t>
       </w:r>
-      <w:hyperlink r:id="rId260">
-        <w:r>
-          <w:rPr>
-            <w:lang w:val="pt_PT" w:bidi="pt_PT"/>
-          </w:rPr>
-          <w:rPr>
-            <w:color w:val="0000EE"/>
-            <w:u w:val="single"/>
-          </w:rPr>
-          <w:t>Esdras 2.36–39</w:t>
-        </w:r>
-      </w:hyperlink>
+      <w:r>
+        <w:rPr>
+          <w:lang w:val="pt_PT" w:bidi="pt_PT"/>
+        </w:rPr>
+        <w:t>Esdras 2.36–39</w:t>
+      </w:r>
       <w:r>
         <w:rPr>
           <w:lang w:val="pt_PT" w:bidi="pt_PT"/>
         </w:rPr>
         <w:t>. • Jesua era o sumo sacerdote em Jerusalém quando o povo retornou do cativeiro pouco depois de 538 a.C. (</w:t>
       </w:r>
-      <w:hyperlink r:id="rId118">
-        <w:r>
-          <w:rPr>
-            <w:lang w:val="pt_PT" w:bidi="pt_PT"/>
-          </w:rPr>
-          <w:rPr>
-            <w:color w:val="0000EE"/>
-            <w:u w:val="single"/>
-          </w:rPr>
-          <w:t>Ed 2.2</w:t>
-        </w:r>
-      </w:hyperlink>
+      <w:r>
+        <w:rPr>
+          <w:lang w:val="pt_PT" w:bidi="pt_PT"/>
+        </w:rPr>
+        <w:t>Ed 2.2</w:t>
+      </w:r>
       <w:r>
         <w:rPr>
           <w:lang w:val="pt_PT" w:bidi="pt_PT"/>
         </w:rPr>
         <w:t xml:space="preserve">; </w:t>
       </w:r>
-      <w:hyperlink r:id="rId261">
-        <w:r>
-          <w:rPr>
-            <w:lang w:val="pt_PT" w:bidi="pt_PT"/>
-          </w:rPr>
-          <w:rPr>
-            <w:color w:val="0000EE"/>
-            <w:u w:val="single"/>
-          </w:rPr>
-          <w:t>3.2</w:t>
-        </w:r>
-      </w:hyperlink>
+      <w:r>
+        <w:rPr>
+          <w:lang w:val="pt_PT" w:bidi="pt_PT"/>
+        </w:rPr>
+        <w:t>3.2</w:t>
+      </w:r>
       <w:r>
         <w:rPr>
           <w:lang w:val="pt_PT" w:bidi="pt_PT"/>
         </w:rPr>
         <w:t>,</w:t>
       </w:r>
-      <w:hyperlink r:id="rId262">
-        <w:r>
-          <w:rPr>
-            <w:lang w:val="pt_PT" w:bidi="pt_PT"/>
-          </w:rPr>
-          <w:rPr>
-            <w:color w:val="0000EE"/>
-            <w:u w:val="single"/>
-          </w:rPr>
-          <w:t>8</w:t>
-        </w:r>
-      </w:hyperlink>
+      <w:r>
+        <w:rPr>
+          <w:lang w:val="pt_PT" w:bidi="pt_PT"/>
+        </w:rPr>
+        <w:t>8</w:t>
+      </w:r>
       <w:r>
         <w:rPr>
           <w:lang w:val="pt_PT" w:bidi="pt_PT"/>
         </w:rPr>
         <w:t xml:space="preserve">; </w:t>
       </w:r>
-      <w:hyperlink r:id="rId263">
-        <w:r>
-          <w:rPr>
-            <w:lang w:val="pt_PT" w:bidi="pt_PT"/>
-          </w:rPr>
-          <w:rPr>
-            <w:color w:val="0000EE"/>
-            <w:u w:val="single"/>
-          </w:rPr>
-          <w:t>4.3</w:t>
-        </w:r>
-      </w:hyperlink>
+      <w:r>
+        <w:rPr>
+          <w:lang w:val="pt_PT" w:bidi="pt_PT"/>
+        </w:rPr>
+        <w:t>4.3</w:t>
+      </w:r>
       <w:r>
         <w:rPr>
           <w:lang w:val="pt_PT" w:bidi="pt_PT"/>
         </w:rPr>
         <w:t>). Ele ainda estava servindo em 520 a.C. quando Ageu e Zacarias incentivaram o povo a terminar a construção do Templo (</w:t>
       </w:r>
-      <w:hyperlink r:id="rId264">
-        <w:r>
-          <w:rPr>
-            <w:lang w:val="pt_PT" w:bidi="pt_PT"/>
-          </w:rPr>
-          <w:rPr>
-            <w:color w:val="0000EE"/>
-            <w:u w:val="single"/>
-          </w:rPr>
-          <w:t>Ed 5.1</w:t>
-        </w:r>
-      </w:hyperlink>
+      <w:r>
+        <w:rPr>
+          <w:lang w:val="pt_PT" w:bidi="pt_PT"/>
+        </w:rPr>
+        <w:t>Ed 5.1</w:t>
+      </w:r>
       <w:r>
         <w:rPr>
           <w:lang w:val="pt_PT" w:bidi="pt_PT"/>
         </w:rPr>
         <w:t xml:space="preserve">; </w:t>
       </w:r>
-      <w:hyperlink r:id="rId98">
-        <w:r>
-          <w:rPr>
-            <w:lang w:val="pt_PT" w:bidi="pt_PT"/>
-          </w:rPr>
-          <w:rPr>
-            <w:color w:val="0000EE"/>
-            <w:u w:val="single"/>
-          </w:rPr>
-          <w:t>Ag 1.1</w:t>
-        </w:r>
-      </w:hyperlink>
+      <w:r>
+        <w:rPr>
+          <w:lang w:val="pt_PT" w:bidi="pt_PT"/>
+        </w:rPr>
+        <w:t>Ag 1.1</w:t>
+      </w:r>
       <w:r>
         <w:rPr>
           <w:lang w:val="pt_PT" w:bidi="pt_PT"/>
         </w:rPr>
         <w:t xml:space="preserve">; </w:t>
       </w:r>
-      <w:hyperlink r:id="rId265">
-        <w:r>
-          <w:rPr>
-            <w:lang w:val="pt_PT" w:bidi="pt_PT"/>
-          </w:rPr>
-          <w:rPr>
-            <w:color w:val="0000EE"/>
-            <w:u w:val="single"/>
-          </w:rPr>
-          <w:t>Zc 3.1</w:t>
-        </w:r>
-      </w:hyperlink>
+      <w:r>
+        <w:rPr>
+          <w:lang w:val="pt_PT" w:bidi="pt_PT"/>
+        </w:rPr>
+        <w:t>Zc 3.1</w:t>
+      </w:r>
       <w:r>
         <w:rPr>
           <w:lang w:val="pt_PT" w:bidi="pt_PT"/>
@@ -12163,36 +10567,24 @@
         </w:rPr>
         <w:t>Seus associados... estavam à frente: para fornecer canto antifonal (</w:t>
       </w:r>
-      <w:hyperlink r:id="rId266">
-        <w:r>
-          <w:rPr>
-            <w:lang w:val="pt_PT" w:bidi="pt_PT"/>
-          </w:rPr>
-          <w:rPr>
-            <w:color w:val="0000EE"/>
-            <w:u w:val="single"/>
-          </w:rPr>
-          <w:t>12.24</w:t>
-        </w:r>
-      </w:hyperlink>
+      <w:r>
+        <w:rPr>
+          <w:lang w:val="pt_PT" w:bidi="pt_PT"/>
+        </w:rPr>
+        <w:t>12.24</w:t>
+      </w:r>
       <w:r>
         <w:rPr>
           <w:lang w:val="pt_PT" w:bidi="pt_PT"/>
         </w:rPr>
         <w:t xml:space="preserve">; </w:t>
       </w:r>
-      <w:hyperlink r:id="rId267">
-        <w:r>
-          <w:rPr>
-            <w:lang w:val="pt_PT" w:bidi="pt_PT"/>
-          </w:rPr>
-          <w:rPr>
-            <w:color w:val="0000EE"/>
-            <w:u w:val="single"/>
-          </w:rPr>
-          <w:t>Ed 3.1–11</w:t>
-        </w:r>
-      </w:hyperlink>
+      <w:r>
+        <w:rPr>
+          <w:lang w:val="pt_PT" w:bidi="pt_PT"/>
+        </w:rPr>
+        <w:t>Ed 3.1–11</w:t>
+      </w:r>
       <w:r>
         <w:rPr>
           <w:lang w:val="pt_PT" w:bidi="pt_PT"/>
@@ -12247,54 +10639,36 @@
         </w:rPr>
         <w:t>Joiaquim provavelmente serviu nos primeiros anos do serviço de Esdras. • Eliasibe e Joiada serviram durante o tempo de Neemias (</w:t>
       </w:r>
-      <w:hyperlink r:id="rId60">
-        <w:r>
-          <w:rPr>
-            <w:lang w:val="pt_PT" w:bidi="pt_PT"/>
-          </w:rPr>
-          <w:rPr>
-            <w:color w:val="0000EE"/>
-            <w:u w:val="single"/>
-          </w:rPr>
-          <w:t>3.1</w:t>
-        </w:r>
-      </w:hyperlink>
+      <w:r>
+        <w:rPr>
+          <w:lang w:val="pt_PT" w:bidi="pt_PT"/>
+        </w:rPr>
+        <w:t>3.1</w:t>
+      </w:r>
       <w:r>
         <w:rPr>
           <w:lang w:val="pt_PT" w:bidi="pt_PT"/>
         </w:rPr>
         <w:t xml:space="preserve">; </w:t>
       </w:r>
-      <w:hyperlink r:id="rId268">
-        <w:r>
-          <w:rPr>
-            <w:lang w:val="pt_PT" w:bidi="pt_PT"/>
-          </w:rPr>
-          <w:rPr>
-            <w:color w:val="0000EE"/>
-            <w:u w:val="single"/>
-          </w:rPr>
-          <w:t>13.4</w:t>
-        </w:r>
-      </w:hyperlink>
+      <w:r>
+        <w:rPr>
+          <w:lang w:val="pt_PT" w:bidi="pt_PT"/>
+        </w:rPr>
+        <w:t>13.4</w:t>
+      </w:r>
       <w:r>
         <w:rPr>
           <w:lang w:val="pt_PT" w:bidi="pt_PT"/>
         </w:rPr>
         <w:t>,</w:t>
       </w:r>
-      <w:hyperlink r:id="rId269">
-        <w:r>
-          <w:rPr>
-            <w:lang w:val="pt_PT" w:bidi="pt_PT"/>
-          </w:rPr>
-          <w:rPr>
-            <w:color w:val="0000EE"/>
-            <w:u w:val="single"/>
-          </w:rPr>
-          <w:t>28</w:t>
-        </w:r>
-      </w:hyperlink>
+      <w:r>
+        <w:rPr>
+          <w:lang w:val="pt_PT" w:bidi="pt_PT"/>
+        </w:rPr>
+        <w:t>28</w:t>
+      </w:r>
       <w:r>
         <w:rPr>
           <w:lang w:val="pt_PT" w:bidi="pt_PT"/>
@@ -12362,54 +10736,36 @@
         </w:rPr>
         <w:t>Esta lista foi provavelmente compilada quando Joiaquim era sumo sacerdote (</w:t>
       </w:r>
-      <w:hyperlink r:id="rId270">
-        <w:r>
-          <w:rPr>
-            <w:lang w:val="pt_PT" w:bidi="pt_PT"/>
-          </w:rPr>
-          <w:rPr>
-            <w:color w:val="0000EE"/>
-            <w:u w:val="single"/>
-          </w:rPr>
-          <w:t>12.12</w:t>
-        </w:r>
-      </w:hyperlink>
+      <w:r>
+        <w:rPr>
+          <w:lang w:val="pt_PT" w:bidi="pt_PT"/>
+        </w:rPr>
+        <w:t>12.12</w:t>
+      </w:r>
       <w:r>
         <w:rPr>
           <w:lang w:val="pt_PT" w:bidi="pt_PT"/>
         </w:rPr>
         <w:t xml:space="preserve">) para verificar a legitimidade dos sacerdotes e levitas que estavam no cargo. Exceto pela omissão de Hatus (veja </w:t>
       </w:r>
-      <w:hyperlink r:id="rId271">
-        <w:r>
-          <w:rPr>
-            <w:lang w:val="pt_PT" w:bidi="pt_PT"/>
-          </w:rPr>
-          <w:rPr>
-            <w:color w:val="0000EE"/>
-            <w:u w:val="single"/>
-          </w:rPr>
-          <w:t>12.2</w:t>
-        </w:r>
-      </w:hyperlink>
+      <w:r>
+        <w:rPr>
+          <w:lang w:val="pt_PT" w:bidi="pt_PT"/>
+        </w:rPr>
+        <w:t>12.2</w:t>
+      </w:r>
       <w:r>
         <w:rPr>
           <w:lang w:val="pt_PT" w:bidi="pt_PT"/>
         </w:rPr>
         <w:t xml:space="preserve">), esta lista contém os mesmos nomes que </w:t>
       </w:r>
-      <w:hyperlink r:id="rId209">
-        <w:r>
-          <w:rPr>
-            <w:lang w:val="pt_PT" w:bidi="pt_PT"/>
-          </w:rPr>
-          <w:rPr>
-            <w:color w:val="0000EE"/>
-            <w:u w:val="single"/>
-          </w:rPr>
-          <w:t>12.1–7</w:t>
-        </w:r>
-      </w:hyperlink>
+      <w:r>
+        <w:rPr>
+          <w:lang w:val="pt_PT" w:bidi="pt_PT"/>
+        </w:rPr>
+        <w:t>12.1–7</w:t>
+      </w:r>
       <w:r>
         <w:rPr>
           <w:lang w:val="pt_PT" w:bidi="pt_PT"/>
@@ -12464,54 +10820,36 @@
         </w:rPr>
         <w:t xml:space="preserve">Como poucos levitas tinham retornado para viver em Jerusalém (veja </w:t>
       </w:r>
-      <w:hyperlink r:id="rId272">
-        <w:r>
-          <w:rPr>
-            <w:lang w:val="pt_PT" w:bidi="pt_PT"/>
-          </w:rPr>
-          <w:rPr>
-            <w:color w:val="0000EE"/>
-            <w:u w:val="single"/>
-          </w:rPr>
-          <w:t>Ed 2.40–42</w:t>
-        </w:r>
-      </w:hyperlink>
+      <w:r>
+        <w:rPr>
+          <w:lang w:val="pt_PT" w:bidi="pt_PT"/>
+        </w:rPr>
+        <w:t>Ed 2.40–42</w:t>
+      </w:r>
       <w:r>
         <w:rPr>
           <w:lang w:val="pt_PT" w:bidi="pt_PT"/>
         </w:rPr>
         <w:t xml:space="preserve">; </w:t>
       </w:r>
-      <w:hyperlink r:id="rId273">
-        <w:r>
-          <w:rPr>
-            <w:lang w:val="pt_PT" w:bidi="pt_PT"/>
-          </w:rPr>
-          <w:rPr>
-            <w:color w:val="0000EE"/>
-            <w:u w:val="single"/>
-          </w:rPr>
-          <w:t>8.15–19</w:t>
-        </w:r>
-      </w:hyperlink>
+      <w:r>
+        <w:rPr>
+          <w:lang w:val="pt_PT" w:bidi="pt_PT"/>
+        </w:rPr>
+        <w:t>8.15–19</w:t>
+      </w:r>
       <w:r>
         <w:rPr>
           <w:lang w:val="pt_PT" w:bidi="pt_PT"/>
         </w:rPr>
         <w:t>), todos aqueles por toda a terra foram recrutados para formar dois impressionantes coros e orquestras. • Os netofatitas eram de perto de Belém (</w:t>
       </w:r>
-      <w:hyperlink r:id="rId274">
-        <w:r>
-          <w:rPr>
-            <w:lang w:val="pt_PT" w:bidi="pt_PT"/>
-          </w:rPr>
-          <w:rPr>
-            <w:color w:val="0000EE"/>
-            <w:u w:val="single"/>
-          </w:rPr>
-          <w:t>1Cr 2.54</w:t>
-        </w:r>
-      </w:hyperlink>
+      <w:r>
+        <w:rPr>
+          <w:lang w:val="pt_PT" w:bidi="pt_PT"/>
+        </w:rPr>
+        <w:t>1Cr 2.54</w:t>
+      </w:r>
       <w:r>
         <w:rPr>
           <w:lang w:val="pt_PT" w:bidi="pt_PT"/>
@@ -12566,18 +10904,12 @@
         </w:rPr>
         <w:t>A dedicação do novo muro provavelmente aconteceu logo após sua conclusão (</w:t>
       </w:r>
-      <w:hyperlink r:id="rId275">
-        <w:r>
-          <w:rPr>
-            <w:lang w:val="pt_PT" w:bidi="pt_PT"/>
-          </w:rPr>
-          <w:rPr>
-            <w:color w:val="0000EE"/>
-            <w:u w:val="single"/>
-          </w:rPr>
-          <w:t>6.15–19</w:t>
-        </w:r>
-      </w:hyperlink>
+      <w:r>
+        <w:rPr>
+          <w:lang w:val="pt_PT" w:bidi="pt_PT"/>
+        </w:rPr>
+        <w:t>6.15–19</w:t>
+      </w:r>
       <w:r>
         <w:rPr>
           <w:lang w:val="pt_PT" w:bidi="pt_PT"/>
@@ -12632,36 +10964,24 @@
         </w:rPr>
         <w:t xml:space="preserve">A cerimônia de dedicação exigia que os sacerdotes e levitas estivessem purificados e prontos para entrar na área do Templo (veja </w:t>
       </w:r>
-      <w:hyperlink r:id="rId276">
-        <w:r>
-          <w:rPr>
-            <w:lang w:val="pt_PT" w:bidi="pt_PT"/>
-          </w:rPr>
-          <w:rPr>
-            <w:color w:val="0000EE"/>
-            <w:u w:val="single"/>
-          </w:rPr>
-          <w:t>Êx 19.10</w:t>
-        </w:r>
-      </w:hyperlink>
+      <w:r>
+        <w:rPr>
+          <w:lang w:val="pt_PT" w:bidi="pt_PT"/>
+        </w:rPr>
+        <w:t>Êx 19.10</w:t>
+      </w:r>
       <w:r>
         <w:rPr>
           <w:lang w:val="pt_PT" w:bidi="pt_PT"/>
         </w:rPr>
         <w:t xml:space="preserve">; </w:t>
       </w:r>
-      <w:hyperlink r:id="rId277">
-        <w:r>
-          <w:rPr>
-            <w:lang w:val="pt_PT" w:bidi="pt_PT"/>
-          </w:rPr>
-          <w:rPr>
-            <w:color w:val="0000EE"/>
-            <w:u w:val="single"/>
-          </w:rPr>
-          <w:t>Nm 8.5–7</w:t>
-        </w:r>
-      </w:hyperlink>
+      <w:r>
+        <w:rPr>
+          <w:lang w:val="pt_PT" w:bidi="pt_PT"/>
+        </w:rPr>
+        <w:t>Nm 8.5–7</w:t>
+      </w:r>
       <w:r>
         <w:rPr>
           <w:lang w:val="pt_PT" w:bidi="pt_PT"/>
@@ -12716,54 +11036,36 @@
         </w:rPr>
         <w:t>Esta impressionante marcha prosseguiu para o sul ao longo do topo do muro até o Portão do Lixo, na extremidade sul da cidade (</w:t>
       </w:r>
-      <w:hyperlink r:id="rId278">
-        <w:r>
-          <w:rPr>
-            <w:lang w:val="pt_PT" w:bidi="pt_PT"/>
-          </w:rPr>
-          <w:rPr>
-            <w:color w:val="0000EE"/>
-            <w:u w:val="single"/>
-          </w:rPr>
-          <w:t>3.13–14</w:t>
-        </w:r>
-      </w:hyperlink>
+      <w:r>
+        <w:rPr>
+          <w:lang w:val="pt_PT" w:bidi="pt_PT"/>
+        </w:rPr>
+        <w:t>3.13–14</w:t>
+      </w:r>
       <w:r>
         <w:rPr>
           <w:lang w:val="pt_PT" w:bidi="pt_PT"/>
         </w:rPr>
         <w:t>). Em seguida, a procissão continuou para o norte no muro ao longo do lado leste da cidade, passando pelas ruínas da casa de Davi e até o Portão das Águas (</w:t>
       </w:r>
-      <w:hyperlink r:id="rId132">
-        <w:r>
-          <w:rPr>
-            <w:lang w:val="pt_PT" w:bidi="pt_PT"/>
-          </w:rPr>
-          <w:rPr>
-            <w:color w:val="0000EE"/>
-            <w:u w:val="single"/>
-          </w:rPr>
-          <w:t>3.26</w:t>
-        </w:r>
-      </w:hyperlink>
+      <w:r>
+        <w:rPr>
+          <w:lang w:val="pt_PT" w:bidi="pt_PT"/>
+        </w:rPr>
+        <w:t>3.26</w:t>
+      </w:r>
       <w:r>
         <w:rPr>
           <w:lang w:val="pt_PT" w:bidi="pt_PT"/>
         </w:rPr>
         <w:t xml:space="preserve">; </w:t>
       </w:r>
-      <w:hyperlink r:id="rId279">
-        <w:r>
-          <w:rPr>
-            <w:lang w:val="pt_PT" w:bidi="pt_PT"/>
-          </w:rPr>
-          <w:rPr>
-            <w:color w:val="0000EE"/>
-            <w:u w:val="single"/>
-          </w:rPr>
-          <w:t>8.1</w:t>
-        </w:r>
-      </w:hyperlink>
+      <w:r>
+        <w:rPr>
+          <w:lang w:val="pt_PT" w:bidi="pt_PT"/>
+        </w:rPr>
+        <w:t>8.1</w:t>
+      </w:r>
       <w:r>
         <w:rPr>
           <w:lang w:val="pt_PT" w:bidi="pt_PT"/>
@@ -12818,90 +11120,60 @@
         </w:rPr>
         <w:t>Trombetas longas e finas de metal eram tocadas em ocasiões festivas e alegres (</w:t>
       </w:r>
-      <w:hyperlink r:id="rId280">
-        <w:r>
-          <w:rPr>
-            <w:lang w:val="pt_PT" w:bidi="pt_PT"/>
-          </w:rPr>
-          <w:rPr>
-            <w:color w:val="0000EE"/>
-            <w:u w:val="single"/>
-          </w:rPr>
-          <w:t>1Cr 13.8</w:t>
-        </w:r>
-      </w:hyperlink>
+      <w:r>
+        <w:rPr>
+          <w:lang w:val="pt_PT" w:bidi="pt_PT"/>
+        </w:rPr>
+        <w:t>1Cr 13.8</w:t>
+      </w:r>
       <w:r>
         <w:rPr>
           <w:lang w:val="pt_PT" w:bidi="pt_PT"/>
         </w:rPr>
         <w:t xml:space="preserve">; </w:t>
       </w:r>
-      <w:hyperlink r:id="rId281">
-        <w:r>
-          <w:rPr>
-            <w:lang w:val="pt_PT" w:bidi="pt_PT"/>
-          </w:rPr>
-          <w:rPr>
-            <w:color w:val="0000EE"/>
-            <w:u w:val="single"/>
-          </w:rPr>
-          <w:t>15.23</w:t>
-        </w:r>
-      </w:hyperlink>
+      <w:r>
+        <w:rPr>
+          <w:lang w:val="pt_PT" w:bidi="pt_PT"/>
+        </w:rPr>
+        <w:t>15.23</w:t>
+      </w:r>
       <w:r>
         <w:rPr>
           <w:lang w:val="pt_PT" w:bidi="pt_PT"/>
         </w:rPr>
         <w:t xml:space="preserve">; </w:t>
       </w:r>
-      <w:hyperlink r:id="rId282">
-        <w:r>
-          <w:rPr>
-            <w:lang w:val="pt_PT" w:bidi="pt_PT"/>
-          </w:rPr>
-          <w:rPr>
-            <w:color w:val="0000EE"/>
-            <w:u w:val="single"/>
-          </w:rPr>
-          <w:t>16.6</w:t>
-        </w:r>
-      </w:hyperlink>
+      <w:r>
+        <w:rPr>
+          <w:lang w:val="pt_PT" w:bidi="pt_PT"/>
+        </w:rPr>
+        <w:t>16.6</w:t>
+      </w:r>
       <w:r>
         <w:rPr>
           <w:lang w:val="pt_PT" w:bidi="pt_PT"/>
         </w:rPr>
         <w:t>,</w:t>
       </w:r>
-      <w:hyperlink r:id="rId283">
-        <w:r>
-          <w:rPr>
-            <w:lang w:val="pt_PT" w:bidi="pt_PT"/>
-          </w:rPr>
-          <w:rPr>
-            <w:color w:val="0000EE"/>
-            <w:u w:val="single"/>
-          </w:rPr>
-          <w:t>42</w:t>
-        </w:r>
-      </w:hyperlink>
+      <w:r>
+        <w:rPr>
+          <w:lang w:val="pt_PT" w:bidi="pt_PT"/>
+        </w:rPr>
+        <w:t>42</w:t>
+      </w:r>
       <w:r>
         <w:rPr>
           <w:lang w:val="pt_PT" w:bidi="pt_PT"/>
         </w:rPr>
         <w:t xml:space="preserve">; </w:t>
       </w:r>
-      <w:hyperlink r:id="rId284">
-        <w:r>
-          <w:rPr>
-            <w:lang w:val="pt_PT" w:bidi="pt_PT"/>
-          </w:rPr>
-          <w:rPr>
-            <w:color w:val="0000EE"/>
-            <w:u w:val="single"/>
-          </w:rPr>
-          <w:t>Ed 3.10</w:t>
-        </w:r>
-      </w:hyperlink>
+      <w:r>
+        <w:rPr>
+          <w:lang w:val="pt_PT" w:bidi="pt_PT"/>
+        </w:rPr>
+        <w:t>Ed 3.10</w:t>
+      </w:r>
       <w:r>
         <w:rPr>
           <w:lang w:val="pt_PT" w:bidi="pt_PT"/>
@@ -12956,90 +11228,60 @@
         </w:rPr>
         <w:t>O segundo coral foi para o norte, subindo a parede ocidental, passando pelo Muro Largo (</w:t>
       </w:r>
-      <w:hyperlink r:id="rId285">
-        <w:r>
-          <w:rPr>
-            <w:lang w:val="pt_PT" w:bidi="pt_PT"/>
-          </w:rPr>
-          <w:rPr>
-            <w:color w:val="0000EE"/>
-            <w:u w:val="single"/>
-          </w:rPr>
-          <w:t>3.8</w:t>
-        </w:r>
-      </w:hyperlink>
+      <w:r>
+        <w:rPr>
+          <w:lang w:val="pt_PT" w:bidi="pt_PT"/>
+        </w:rPr>
+        <w:t>3.8</w:t>
+      </w:r>
       <w:r>
         <w:rPr>
           <w:lang w:val="pt_PT" w:bidi="pt_PT"/>
         </w:rPr>
         <w:t>), o Portão Velho (</w:t>
       </w:r>
-      <w:hyperlink r:id="rId286">
-        <w:r>
-          <w:rPr>
-            <w:lang w:val="pt_PT" w:bidi="pt_PT"/>
-          </w:rPr>
-          <w:rPr>
-            <w:color w:val="0000EE"/>
-            <w:u w:val="single"/>
-          </w:rPr>
-          <w:t>3.6</w:t>
-        </w:r>
-      </w:hyperlink>
+      <w:r>
+        <w:rPr>
+          <w:lang w:val="pt_PT" w:bidi="pt_PT"/>
+        </w:rPr>
+        <w:t>3.6</w:t>
+      </w:r>
       <w:r>
         <w:rPr>
           <w:lang w:val="pt_PT" w:bidi="pt_PT"/>
         </w:rPr>
         <w:t>) e o Portão dos Peixes (</w:t>
       </w:r>
-      <w:hyperlink r:id="rId287">
-        <w:r>
-          <w:rPr>
-            <w:lang w:val="pt_PT" w:bidi="pt_PT"/>
-          </w:rPr>
-          <w:rPr>
-            <w:color w:val="0000EE"/>
-            <w:u w:val="single"/>
-          </w:rPr>
-          <w:t>3.3</w:t>
-        </w:r>
-      </w:hyperlink>
+      <w:r>
+        <w:rPr>
+          <w:lang w:val="pt_PT" w:bidi="pt_PT"/>
+        </w:rPr>
+        <w:t>3.3</w:t>
+      </w:r>
       <w:r>
         <w:rPr>
           <w:lang w:val="pt_PT" w:bidi="pt_PT"/>
         </w:rPr>
         <w:t>), depois atravessou o lado norte da muralha até chegar ao Portão das Ovelhas (</w:t>
       </w:r>
-      <w:hyperlink r:id="rId60">
-        <w:r>
-          <w:rPr>
-            <w:lang w:val="pt_PT" w:bidi="pt_PT"/>
-          </w:rPr>
-          <w:rPr>
-            <w:color w:val="0000EE"/>
-            <w:u w:val="single"/>
-          </w:rPr>
-          <w:t>3.1</w:t>
-        </w:r>
-      </w:hyperlink>
+      <w:r>
+        <w:rPr>
+          <w:lang w:val="pt_PT" w:bidi="pt_PT"/>
+        </w:rPr>
+        <w:t>3.1</w:t>
+      </w:r>
       <w:r>
         <w:rPr>
           <w:lang w:val="pt_PT" w:bidi="pt_PT"/>
         </w:rPr>
         <w:t>) no canto nordeste do Templo. • O Portão da Guarda pode ser o Portão da Inspeção (</w:t>
       </w:r>
-      <w:hyperlink r:id="rId288">
-        <w:r>
-          <w:rPr>
-            <w:lang w:val="pt_PT" w:bidi="pt_PT"/>
-          </w:rPr>
-          <w:rPr>
-            <w:color w:val="0000EE"/>
-            <w:u w:val="single"/>
-          </w:rPr>
-          <w:t>3.31</w:t>
-        </w:r>
-      </w:hyperlink>
+      <w:r>
+        <w:rPr>
+          <w:lang w:val="pt_PT" w:bidi="pt_PT"/>
+        </w:rPr>
+        <w:t>3.31</w:t>
+      </w:r>
       <w:r>
         <w:rPr>
           <w:lang w:val="pt_PT" w:bidi="pt_PT"/>
@@ -13094,18 +11336,12 @@
         </w:rPr>
         <w:t xml:space="preserve">Esta celebração comunitária incluiu todos. Deus foi a verdadeira fonte de sua grande alegria, pois seu poder os capacitou a realizar a enorme tarefa de reconstruir os muros. </w:t>
       </w:r>
-      <w:hyperlink r:id="rId289">
-        <w:r>
-          <w:rPr>
-            <w:lang w:val="pt_PT" w:bidi="pt_PT"/>
-          </w:rPr>
-          <w:rPr>
-            <w:color w:val="0000EE"/>
-            <w:u w:val="single"/>
-          </w:rPr>
-          <w:t>Salmo 147</w:t>
-        </w:r>
-      </w:hyperlink>
+      <w:r>
+        <w:rPr>
+          <w:lang w:val="pt_PT" w:bidi="pt_PT"/>
+        </w:rPr>
+        <w:t>Salmo 147</w:t>
+      </w:r>
       <w:r>
         <w:rPr>
           <w:lang w:val="pt_PT" w:bidi="pt_PT"/>
@@ -13173,144 +11409,96 @@
         </w:rPr>
         <w:t xml:space="preserve"> o dia da dedicação do muro (</w:t>
       </w:r>
-      <w:hyperlink r:id="rId290">
-        <w:r>
-          <w:rPr>
-            <w:lang w:val="pt_PT" w:bidi="pt_PT"/>
-          </w:rPr>
-          <w:rPr>
-            <w:color w:val="0000EE"/>
-            <w:u w:val="single"/>
-          </w:rPr>
-          <w:t>12.44</w:t>
-        </w:r>
-      </w:hyperlink>
+      <w:r>
+        <w:rPr>
+          <w:lang w:val="pt_PT" w:bidi="pt_PT"/>
+        </w:rPr>
+        <w:t>12.44</w:t>
+      </w:r>
       <w:r>
         <w:rPr>
           <w:lang w:val="pt_PT" w:bidi="pt_PT"/>
         </w:rPr>
         <w:t xml:space="preserve">; </w:t>
       </w:r>
-      <w:hyperlink r:id="rId291">
-        <w:r>
-          <w:rPr>
-            <w:lang w:val="pt_PT" w:bidi="pt_PT"/>
-          </w:rPr>
-          <w:rPr>
-            <w:color w:val="0000EE"/>
-            <w:u w:val="single"/>
-          </w:rPr>
-          <w:t>13.1</w:t>
-        </w:r>
-      </w:hyperlink>
+      <w:r>
+        <w:rPr>
+          <w:lang w:val="pt_PT" w:bidi="pt_PT"/>
+        </w:rPr>
+        <w:t>13.1</w:t>
+      </w:r>
       <w:r>
         <w:rPr>
           <w:lang w:val="pt_PT" w:bidi="pt_PT"/>
         </w:rPr>
         <w:t>), homens foram designados para cuidar dos dízimos e ofertas dadas para as necessidades físicas dos sacerdotes e levitas. Suas funções eram coletar as ofertas do povo para os sacerdotes e levitas (</w:t>
       </w:r>
-      <w:hyperlink r:id="rId292">
-        <w:r>
-          <w:rPr>
-            <w:lang w:val="pt_PT" w:bidi="pt_PT"/>
-          </w:rPr>
-          <w:rPr>
-            <w:color w:val="0000EE"/>
-            <w:u w:val="single"/>
-          </w:rPr>
-          <w:t>10.32–39</w:t>
-        </w:r>
-      </w:hyperlink>
+      <w:r>
+        <w:rPr>
+          <w:lang w:val="pt_PT" w:bidi="pt_PT"/>
+        </w:rPr>
+        <w:t>10.32–39</w:t>
+      </w:r>
       <w:r>
         <w:rPr>
           <w:lang w:val="pt_PT" w:bidi="pt_PT"/>
         </w:rPr>
         <w:t xml:space="preserve">; veja também </w:t>
       </w:r>
-      <w:hyperlink r:id="rId230">
-        <w:r>
-          <w:rPr>
-            <w:lang w:val="pt_PT" w:bidi="pt_PT"/>
-          </w:rPr>
-          <w:rPr>
-            <w:color w:val="0000EE"/>
-            <w:u w:val="single"/>
-          </w:rPr>
-          <w:t>Êx 30.11–16</w:t>
-        </w:r>
-      </w:hyperlink>
+      <w:r>
+        <w:rPr>
+          <w:lang w:val="pt_PT" w:bidi="pt_PT"/>
+        </w:rPr>
+        <w:t>Êx 30.11–16</w:t>
+      </w:r>
       <w:r>
         <w:rPr>
           <w:lang w:val="pt_PT" w:bidi="pt_PT"/>
         </w:rPr>
         <w:t xml:space="preserve">; </w:t>
       </w:r>
-      <w:hyperlink r:id="rId293">
-        <w:r>
-          <w:rPr>
-            <w:lang w:val="pt_PT" w:bidi="pt_PT"/>
-          </w:rPr>
-          <w:rPr>
-            <w:color w:val="0000EE"/>
-            <w:u w:val="single"/>
-          </w:rPr>
-          <w:t>38.25–26</w:t>
-        </w:r>
-      </w:hyperlink>
+      <w:r>
+        <w:rPr>
+          <w:lang w:val="pt_PT" w:bidi="pt_PT"/>
+        </w:rPr>
+        <w:t>38.25–26</w:t>
+      </w:r>
       <w:r>
         <w:rPr>
           <w:lang w:val="pt_PT" w:bidi="pt_PT"/>
         </w:rPr>
         <w:t xml:space="preserve">), realizar o serviço de seu Deus (provavelmente sacrifícios; veja </w:t>
       </w:r>
-      <w:hyperlink r:id="rId294">
-        <w:r>
-          <w:rPr>
-            <w:lang w:val="pt_PT" w:bidi="pt_PT"/>
-          </w:rPr>
-          <w:rPr>
-            <w:color w:val="0000EE"/>
-            <w:u w:val="single"/>
-          </w:rPr>
-          <w:t>Lv 1–5</w:t>
-        </w:r>
-      </w:hyperlink>
+      <w:r>
+        <w:rPr>
+          <w:lang w:val="pt_PT" w:bidi="pt_PT"/>
+        </w:rPr>
+        <w:t>Lv 1–5</w:t>
+      </w:r>
       <w:r>
         <w:rPr>
           <w:lang w:val="pt_PT" w:bidi="pt_PT"/>
         </w:rPr>
         <w:t xml:space="preserve">), e supervisionar o serviço de purificação das pessoas que estavam impuras. Eles também purificavam panelas, facas e roupas usadas no culto do Templo, conforme descrito em </w:t>
       </w:r>
-      <w:hyperlink r:id="rId295">
-        <w:r>
-          <w:rPr>
-            <w:lang w:val="pt_PT" w:bidi="pt_PT"/>
-          </w:rPr>
-          <w:rPr>
-            <w:color w:val="0000EE"/>
-            <w:u w:val="single"/>
-          </w:rPr>
-          <w:t>Levítico 11–15</w:t>
-        </w:r>
-      </w:hyperlink>
+      <w:r>
+        <w:rPr>
+          <w:lang w:val="pt_PT" w:bidi="pt_PT"/>
+        </w:rPr>
+        <w:t>Levítico 11–15</w:t>
+      </w:r>
       <w:r>
         <w:rPr>
           <w:lang w:val="pt_PT" w:bidi="pt_PT"/>
         </w:rPr>
         <w:t xml:space="preserve"> (veja também </w:t>
       </w:r>
-      <w:hyperlink r:id="rId296">
-        <w:r>
-          <w:rPr>
-            <w:lang w:val="pt_PT" w:bidi="pt_PT"/>
-          </w:rPr>
-          <w:rPr>
-            <w:color w:val="0000EE"/>
-            <w:u w:val="single"/>
-          </w:rPr>
-          <w:t>1Cr 23.28</w:t>
-        </w:r>
-      </w:hyperlink>
+      <w:r>
+        <w:rPr>
+          <w:lang w:val="pt_PT" w:bidi="pt_PT"/>
+        </w:rPr>
+        <w:t>1Cr 23.28</w:t>
+      </w:r>
       <w:r>
         <w:rPr>
           <w:lang w:val="pt_PT" w:bidi="pt_PT"/>
@@ -13365,18 +11553,12 @@
         </w:rPr>
         <w:t>Davi havia dado instruções para organizar a música no Templo (</w:t>
       </w:r>
-      <w:hyperlink r:id="rId297">
-        <w:r>
-          <w:rPr>
-            <w:lang w:val="pt_PT" w:bidi="pt_PT"/>
-          </w:rPr>
-          <w:rPr>
-            <w:color w:val="0000EE"/>
-            <w:u w:val="single"/>
-          </w:rPr>
-          <w:t>1Cr 23–26</w:t>
-        </w:r>
-      </w:hyperlink>
+      <w:r>
+        <w:rPr>
+          <w:lang w:val="pt_PT" w:bidi="pt_PT"/>
+        </w:rPr>
+        <w:t>1Cr 23–26</w:t>
+      </w:r>
       <w:r>
         <w:rPr>
           <w:lang w:val="pt_PT" w:bidi="pt_PT"/>
@@ -13396,18 +11578,12 @@
         </w:rPr>
         <w:t xml:space="preserve"> junto com Hemã e Jedutum, encarregados da música (</w:t>
       </w:r>
-      <w:hyperlink r:id="rId298">
-        <w:r>
-          <w:rPr>
-            <w:lang w:val="pt_PT" w:bidi="pt_PT"/>
-          </w:rPr>
-          <w:rPr>
-            <w:color w:val="0000EE"/>
-            <w:u w:val="single"/>
-          </w:rPr>
-          <w:t>1Cr 25.2–5</w:t>
-        </w:r>
-      </w:hyperlink>
+      <w:r>
+        <w:rPr>
+          <w:lang w:val="pt_PT" w:bidi="pt_PT"/>
+        </w:rPr>
+        <w:t>1Cr 25.2–5</w:t>
+      </w:r>
       <w:r>
         <w:rPr>
           <w:lang w:val="pt_PT" w:bidi="pt_PT"/>
@@ -13462,36 +11638,24 @@
         </w:rPr>
         <w:t>Desde a época dos primeiros retornados a Jerusalém nos dias de Zorobabel em 538 a.C. (</w:t>
       </w:r>
-      <w:hyperlink r:id="rId299">
-        <w:r>
-          <w:rPr>
-            <w:lang w:val="pt_PT" w:bidi="pt_PT"/>
-          </w:rPr>
-          <w:rPr>
-            <w:color w:val="0000EE"/>
-            <w:u w:val="single"/>
-          </w:rPr>
-          <w:t>Ed 3.1</w:t>
-        </w:r>
-      </w:hyperlink>
+      <w:r>
+        <w:rPr>
+          <w:lang w:val="pt_PT" w:bidi="pt_PT"/>
+        </w:rPr>
+        <w:t>Ed 3.1</w:t>
+      </w:r>
       <w:r>
         <w:rPr>
           <w:lang w:val="pt_PT" w:bidi="pt_PT"/>
         </w:rPr>
         <w:t xml:space="preserve">) até a época de Neemias por volta de 445 a.C., os israelitas traziam alimentos para aqueles que trabalhavam no Templo. A maioria dos levitas vivia em cidades ao redor do país; eles coletavam o dízimo e traziam um décimo do que recebiam para o Templo em Jerusalém para apoiar seu ministério (veja </w:t>
       </w:r>
-      <w:hyperlink r:id="rId300">
-        <w:r>
-          <w:rPr>
-            <w:lang w:val="pt_PT" w:bidi="pt_PT"/>
-          </w:rPr>
-          <w:rPr>
-            <w:color w:val="0000EE"/>
-            <w:u w:val="single"/>
-          </w:rPr>
-          <w:t>Ne 10.38–39</w:t>
-        </w:r>
-      </w:hyperlink>
+      <w:r>
+        <w:rPr>
+          <w:lang w:val="pt_PT" w:bidi="pt_PT"/>
+        </w:rPr>
+        <w:t>Ne 10.38–39</w:t>
+      </w:r>
       <w:r>
         <w:rPr>
           <w:lang w:val="pt_PT" w:bidi="pt_PT"/>
@@ -13546,54 +11710,36 @@
         </w:rPr>
         <w:t>No mesmo dia em que os trabalhadores do Templo foram designados (</w:t>
       </w:r>
-      <w:hyperlink r:id="rId290">
-        <w:r>
-          <w:rPr>
-            <w:lang w:val="pt_PT" w:bidi="pt_PT"/>
-          </w:rPr>
-          <w:rPr>
-            <w:color w:val="0000EE"/>
-            <w:u w:val="single"/>
-          </w:rPr>
-          <w:t>12.44</w:t>
-        </w:r>
-      </w:hyperlink>
+      <w:r>
+        <w:rPr>
+          <w:lang w:val="pt_PT" w:bidi="pt_PT"/>
+        </w:rPr>
+        <w:t>12.44</w:t>
+      </w:r>
       <w:r>
         <w:rPr>
           <w:lang w:val="pt_PT" w:bidi="pt_PT"/>
         </w:rPr>
         <w:t xml:space="preserve">), o texto de </w:t>
       </w:r>
-      <w:hyperlink r:id="rId301">
-        <w:r>
-          <w:rPr>
-            <w:lang w:val="pt_PT" w:bidi="pt_PT"/>
-          </w:rPr>
-          <w:rPr>
-            <w:color w:val="0000EE"/>
-            <w:u w:val="single"/>
-          </w:rPr>
-          <w:t>Dt 23.3–6</w:t>
-        </w:r>
-      </w:hyperlink>
+      <w:r>
+        <w:rPr>
+          <w:lang w:val="pt_PT" w:bidi="pt_PT"/>
+        </w:rPr>
+        <w:t>Dt 23.3–6</w:t>
+      </w:r>
       <w:r>
         <w:rPr>
           <w:lang w:val="pt_PT" w:bidi="pt_PT"/>
         </w:rPr>
         <w:t xml:space="preserve"> foi lido. Dizia que nenhum amonita ou moabita deveria jamais ser permitido entrar na assembleia de Deus. Neemias mais tarde descobriu (</w:t>
       </w:r>
-      <w:hyperlink r:id="rId302">
-        <w:r>
-          <w:rPr>
-            <w:lang w:val="pt_PT" w:bidi="pt_PT"/>
-          </w:rPr>
-          <w:rPr>
-            <w:color w:val="0000EE"/>
-            <w:u w:val="single"/>
-          </w:rPr>
-          <w:t>Ne 13.4–14</w:t>
-        </w:r>
-      </w:hyperlink>
+      <w:r>
+        <w:rPr>
+          <w:lang w:val="pt_PT" w:bidi="pt_PT"/>
+        </w:rPr>
+        <w:t>Ne 13.4–14</w:t>
+      </w:r>
       <w:r>
         <w:rPr>
           <w:lang w:val="pt_PT" w:bidi="pt_PT"/>
@@ -13648,144 +11794,96 @@
         </w:rPr>
         <w:t>A família de Eliasibe se casou com as famílias de Sambalate (</w:t>
       </w:r>
-      <w:hyperlink r:id="rId269">
-        <w:r>
-          <w:rPr>
-            <w:lang w:val="pt_PT" w:bidi="pt_PT"/>
-          </w:rPr>
-          <w:rPr>
-            <w:color w:val="0000EE"/>
-            <w:u w:val="single"/>
-          </w:rPr>
-          <w:t>13.28</w:t>
-        </w:r>
-      </w:hyperlink>
+      <w:r>
+        <w:rPr>
+          <w:lang w:val="pt_PT" w:bidi="pt_PT"/>
+        </w:rPr>
+        <w:t>13.28</w:t>
+      </w:r>
       <w:r>
         <w:rPr>
           <w:lang w:val="pt_PT" w:bidi="pt_PT"/>
         </w:rPr>
         <w:t>) e Tobias. Ambos esses homens eram inimigos da comunidade judaica (</w:t>
       </w:r>
-      <w:hyperlink r:id="rId303">
-        <w:r>
-          <w:rPr>
-            <w:lang w:val="pt_PT" w:bidi="pt_PT"/>
-          </w:rPr>
-          <w:rPr>
-            <w:color w:val="0000EE"/>
-            <w:u w:val="single"/>
-          </w:rPr>
-          <w:t>2.10</w:t>
-        </w:r>
-      </w:hyperlink>
+      <w:r>
+        <w:rPr>
+          <w:lang w:val="pt_PT" w:bidi="pt_PT"/>
+        </w:rPr>
+        <w:t>2.10</w:t>
+      </w:r>
       <w:r>
         <w:rPr>
           <w:lang w:val="pt_PT" w:bidi="pt_PT"/>
         </w:rPr>
         <w:t>,</w:t>
       </w:r>
-      <w:hyperlink r:id="rId52">
-        <w:r>
-          <w:rPr>
-            <w:lang w:val="pt_PT" w:bidi="pt_PT"/>
-          </w:rPr>
-          <w:rPr>
-            <w:color w:val="0000EE"/>
-            <w:u w:val="single"/>
-          </w:rPr>
-          <w:t>19</w:t>
-        </w:r>
-      </w:hyperlink>
+      <w:r>
+        <w:rPr>
+          <w:lang w:val="pt_PT" w:bidi="pt_PT"/>
+        </w:rPr>
+        <w:t>19</w:t>
+      </w:r>
       <w:r>
         <w:rPr>
           <w:lang w:val="pt_PT" w:bidi="pt_PT"/>
         </w:rPr>
         <w:t xml:space="preserve">; </w:t>
       </w:r>
-      <w:hyperlink r:id="rId304">
-        <w:r>
-          <w:rPr>
-            <w:lang w:val="pt_PT" w:bidi="pt_PT"/>
-          </w:rPr>
-          <w:rPr>
-            <w:color w:val="0000EE"/>
-            <w:u w:val="single"/>
-          </w:rPr>
-          <w:t>4.1</w:t>
-        </w:r>
-      </w:hyperlink>
+      <w:r>
+        <w:rPr>
+          <w:lang w:val="pt_PT" w:bidi="pt_PT"/>
+        </w:rPr>
+        <w:t>4.1</w:t>
+      </w:r>
       <w:r>
         <w:rPr>
           <w:lang w:val="pt_PT" w:bidi="pt_PT"/>
         </w:rPr>
         <w:t xml:space="preserve">). O uso do depósito por Tobias significava que havia menos espaço para armazenar dízimos e ofertas para os trabalhadores do Templo (cf. </w:t>
       </w:r>
-      <w:hyperlink r:id="rId305">
-        <w:r>
-          <w:rPr>
-            <w:lang w:val="pt_PT" w:bidi="pt_PT"/>
-          </w:rPr>
-          <w:rPr>
-            <w:color w:val="0000EE"/>
-            <w:u w:val="single"/>
-          </w:rPr>
-          <w:t>10.39</w:t>
-        </w:r>
-      </w:hyperlink>
+      <w:r>
+        <w:rPr>
+          <w:lang w:val="pt_PT" w:bidi="pt_PT"/>
+        </w:rPr>
+        <w:t>10.39</w:t>
+      </w:r>
       <w:r>
         <w:rPr>
           <w:lang w:val="pt_PT" w:bidi="pt_PT"/>
         </w:rPr>
         <w:t xml:space="preserve">; </w:t>
       </w:r>
-      <w:hyperlink r:id="rId306">
-        <w:r>
-          <w:rPr>
-            <w:lang w:val="pt_PT" w:bidi="pt_PT"/>
-          </w:rPr>
-          <w:rPr>
-            <w:color w:val="0000EE"/>
-            <w:u w:val="single"/>
-          </w:rPr>
-          <w:t>13.10–12</w:t>
-        </w:r>
-      </w:hyperlink>
+      <w:r>
+        <w:rPr>
+          <w:lang w:val="pt_PT" w:bidi="pt_PT"/>
+        </w:rPr>
+        <w:t>13.10–12</w:t>
+      </w:r>
       <w:r>
         <w:rPr>
           <w:lang w:val="pt_PT" w:bidi="pt_PT"/>
         </w:rPr>
         <w:t xml:space="preserve">; </w:t>
       </w:r>
-      <w:hyperlink r:id="rId307">
-        <w:r>
-          <w:rPr>
-            <w:lang w:val="pt_PT" w:bidi="pt_PT"/>
-          </w:rPr>
-          <w:rPr>
-            <w:color w:val="0000EE"/>
-            <w:u w:val="single"/>
-          </w:rPr>
-          <w:t>2Cr 31.11</w:t>
-        </w:r>
-      </w:hyperlink>
+      <w:r>
+        <w:rPr>
+          <w:lang w:val="pt_PT" w:bidi="pt_PT"/>
+        </w:rPr>
+        <w:t>2Cr 31.11</w:t>
+      </w:r>
       <w:r>
         <w:rPr>
           <w:lang w:val="pt_PT" w:bidi="pt_PT"/>
         </w:rPr>
         <w:t>) e menos espaço para os suprimentos necessários para realizar o culto regular no Templo (</w:t>
       </w:r>
-      <w:hyperlink r:id="rId308">
-        <w:r>
-          <w:rPr>
-            <w:lang w:val="pt_PT" w:bidi="pt_PT"/>
-          </w:rPr>
-          <w:rPr>
-            <w:color w:val="0000EE"/>
-            <w:u w:val="single"/>
-          </w:rPr>
-          <w:t>Lv 2</w:t>
-        </w:r>
-      </w:hyperlink>
+      <w:r>
+        <w:rPr>
+          <w:lang w:val="pt_PT" w:bidi="pt_PT"/>
+        </w:rPr>
+        <w:t>Lv 2</w:t>
+      </w:r>
       <w:r>
         <w:rPr>
           <w:lang w:val="pt_PT" w:bidi="pt_PT"/>
@@ -13840,90 +11938,60 @@
         </w:rPr>
         <w:t xml:space="preserve">Eliasibe, o sacerdote (veja </w:t>
       </w:r>
-      <w:hyperlink r:id="rId45">
-        <w:r>
-          <w:rPr>
-            <w:lang w:val="pt_PT" w:bidi="pt_PT"/>
-          </w:rPr>
-          <w:rPr>
-            <w:color w:val="0000EE"/>
-            <w:u w:val="single"/>
-          </w:rPr>
-          <w:t>12.10</w:t>
-        </w:r>
-      </w:hyperlink>
+      <w:r>
+        <w:rPr>
+          <w:lang w:val="pt_PT" w:bidi="pt_PT"/>
+        </w:rPr>
+        <w:t>12.10</w:t>
+      </w:r>
       <w:r>
         <w:rPr>
           <w:lang w:val="pt_PT" w:bidi="pt_PT"/>
         </w:rPr>
         <w:t>,</w:t>
       </w:r>
-      <w:hyperlink r:id="rId309">
-        <w:r>
-          <w:rPr>
-            <w:lang w:val="pt_PT" w:bidi="pt_PT"/>
-          </w:rPr>
-          <w:rPr>
-            <w:color w:val="0000EE"/>
-            <w:u w:val="single"/>
-          </w:rPr>
-          <w:t>22</w:t>
-        </w:r>
-      </w:hyperlink>
+      <w:r>
+        <w:rPr>
+          <w:lang w:val="pt_PT" w:bidi="pt_PT"/>
+        </w:rPr>
+        <w:t>22</w:t>
+      </w:r>
       <w:r>
         <w:rPr>
           <w:lang w:val="pt_PT" w:bidi="pt_PT"/>
         </w:rPr>
         <w:t xml:space="preserve">; </w:t>
       </w:r>
-      <w:hyperlink r:id="rId269">
-        <w:r>
-          <w:rPr>
-            <w:lang w:val="pt_PT" w:bidi="pt_PT"/>
-          </w:rPr>
-          <w:rPr>
-            <w:color w:val="0000EE"/>
-            <w:u w:val="single"/>
-          </w:rPr>
-          <w:t>13.28</w:t>
-        </w:r>
-      </w:hyperlink>
+      <w:r>
+        <w:rPr>
+          <w:lang w:val="pt_PT" w:bidi="pt_PT"/>
+        </w:rPr>
+        <w:t>13.28</w:t>
+      </w:r>
       <w:r>
         <w:rPr>
           <w:lang w:val="pt_PT" w:bidi="pt_PT"/>
         </w:rPr>
         <w:t>), havia deixado de seguir a prática de excluir os amonitas e moabitas (</w:t>
       </w:r>
-      <w:hyperlink r:id="rId291">
-        <w:r>
-          <w:rPr>
-            <w:lang w:val="pt_PT" w:bidi="pt_PT"/>
-          </w:rPr>
-          <w:rPr>
-            <w:color w:val="0000EE"/>
-            <w:u w:val="single"/>
-          </w:rPr>
-          <w:t>13.1</w:t>
-        </w:r>
-      </w:hyperlink>
+      <w:r>
+        <w:rPr>
+          <w:lang w:val="pt_PT" w:bidi="pt_PT"/>
+        </w:rPr>
+        <w:t>13.1</w:t>
+      </w:r>
       <w:r>
         <w:rPr>
           <w:lang w:val="pt_PT" w:bidi="pt_PT"/>
         </w:rPr>
         <w:t>), e o povo parou de dar seus dízimos aos levitas (</w:t>
       </w:r>
-      <w:hyperlink r:id="rId306">
-        <w:r>
-          <w:rPr>
-            <w:lang w:val="pt_PT" w:bidi="pt_PT"/>
-          </w:rPr>
-          <w:rPr>
-            <w:color w:val="0000EE"/>
-            <w:u w:val="single"/>
-          </w:rPr>
-          <w:t>13.10–12</w:t>
-        </w:r>
-      </w:hyperlink>
+      <w:r>
+        <w:rPr>
+          <w:lang w:val="pt_PT" w:bidi="pt_PT"/>
+        </w:rPr>
+        <w:t>13.10–12</w:t>
+      </w:r>
       <w:r>
         <w:rPr>
           <w:lang w:val="pt_PT" w:bidi="pt_PT"/>
@@ -13978,18 +12046,12 @@
         </w:rPr>
         <w:t>Neemias havia retornado à Pérsia após doze anos de serviço em Jerusalém (445–433 a.C.). O texto não especifica quanto tempo ele permaneceu lá, mas provavelmente não foi mais do que um ou dois anos. Quando ele voltou a Jerusalém, encontrou Tobias morando no depósito do Templo (</w:t>
       </w:r>
-      <w:hyperlink r:id="rId310">
-        <w:r>
-          <w:rPr>
-            <w:lang w:val="pt_PT" w:bidi="pt_PT"/>
-          </w:rPr>
-          <w:rPr>
-            <w:color w:val="0000EE"/>
-            <w:u w:val="single"/>
-          </w:rPr>
-          <w:t>13.1–5</w:t>
-        </w:r>
-      </w:hyperlink>
+      <w:r>
+        <w:rPr>
+          <w:lang w:val="pt_PT" w:bidi="pt_PT"/>
+        </w:rPr>
+        <w:t>13.1–5</w:t>
+      </w:r>
       <w:r>
         <w:rPr>
           <w:lang w:val="pt_PT" w:bidi="pt_PT"/>
@@ -14044,108 +12106,72 @@
         </w:rPr>
         <w:t>Fiquei muito chateado... Eu exigi: quando as pessoas rejeitaram as instruções de Deus, Neemias se recusou a ficar em silêncio. • Tudo associado ao Templo tinha que ser purificado e consagrado a Deus. As roupas que os sacerdotes e levitas usavam (</w:t>
       </w:r>
-      <w:hyperlink r:id="rId311">
-        <w:r>
-          <w:rPr>
-            <w:lang w:val="pt_PT" w:bidi="pt_PT"/>
-          </w:rPr>
-          <w:rPr>
-            <w:color w:val="0000EE"/>
-            <w:u w:val="single"/>
-          </w:rPr>
-          <w:t>Êx 29</w:t>
-        </w:r>
-      </w:hyperlink>
+      <w:r>
+        <w:rPr>
+          <w:lang w:val="pt_PT" w:bidi="pt_PT"/>
+        </w:rPr>
+        <w:t>Êx 29</w:t>
+      </w:r>
       <w:r>
         <w:rPr>
           <w:lang w:val="pt_PT" w:bidi="pt_PT"/>
         </w:rPr>
         <w:t>), os próprios sacerdotes (</w:t>
       </w:r>
-      <w:hyperlink r:id="rId312">
-        <w:r>
-          <w:rPr>
-            <w:lang w:val="pt_PT" w:bidi="pt_PT"/>
-          </w:rPr>
-          <w:rPr>
-            <w:color w:val="0000EE"/>
-            <w:u w:val="single"/>
-          </w:rPr>
-          <w:t>Lv 8–9</w:t>
-        </w:r>
-      </w:hyperlink>
+      <w:r>
+        <w:rPr>
+          <w:lang w:val="pt_PT" w:bidi="pt_PT"/>
+        </w:rPr>
+        <w:t>Lv 8–9</w:t>
+      </w:r>
       <w:r>
         <w:rPr>
           <w:lang w:val="pt_PT" w:bidi="pt_PT"/>
         </w:rPr>
         <w:t>), o edifício do Templo e os altares (</w:t>
       </w:r>
-      <w:hyperlink r:id="rId313">
-        <w:r>
-          <w:rPr>
-            <w:lang w:val="pt_PT" w:bidi="pt_PT"/>
-          </w:rPr>
-          <w:rPr>
-            <w:color w:val="0000EE"/>
-            <w:u w:val="single"/>
-          </w:rPr>
-          <w:t>Lv 16.15–33</w:t>
-        </w:r>
-      </w:hyperlink>
+      <w:r>
+        <w:rPr>
+          <w:lang w:val="pt_PT" w:bidi="pt_PT"/>
+        </w:rPr>
+        <w:t>Lv 16.15–33</w:t>
+      </w:r>
       <w:r>
         <w:rPr>
           <w:lang w:val="pt_PT" w:bidi="pt_PT"/>
         </w:rPr>
         <w:t>), e todas as coisas sagradas (</w:t>
       </w:r>
-      <w:hyperlink r:id="rId296">
-        <w:r>
-          <w:rPr>
-            <w:lang w:val="pt_PT" w:bidi="pt_PT"/>
-          </w:rPr>
-          <w:rPr>
-            <w:color w:val="0000EE"/>
-            <w:u w:val="single"/>
-          </w:rPr>
-          <w:t>1Cr 23.28</w:t>
-        </w:r>
-      </w:hyperlink>
+      <w:r>
+        <w:rPr>
+          <w:lang w:val="pt_PT" w:bidi="pt_PT"/>
+        </w:rPr>
+        <w:t>1Cr 23.28</w:t>
+      </w:r>
       <w:r>
         <w:rPr>
           <w:lang w:val="pt_PT" w:bidi="pt_PT"/>
         </w:rPr>
         <w:t xml:space="preserve">) foram purificadas (cp. </w:t>
       </w:r>
-      <w:hyperlink r:id="rId314">
-        <w:r>
-          <w:rPr>
-            <w:lang w:val="pt_PT" w:bidi="pt_PT"/>
-          </w:rPr>
-          <w:rPr>
-            <w:color w:val="0000EE"/>
-            <w:u w:val="single"/>
-          </w:rPr>
-          <w:t>2Cr 29.5</w:t>
-        </w:r>
-      </w:hyperlink>
+      <w:r>
+        <w:rPr>
+          <w:lang w:val="pt_PT" w:bidi="pt_PT"/>
+        </w:rPr>
+        <w:t>2Cr 29.5</w:t>
+      </w:r>
       <w:r>
         <w:rPr>
           <w:lang w:val="pt_PT" w:bidi="pt_PT"/>
         </w:rPr>
         <w:t>,</w:t>
       </w:r>
-      <w:hyperlink r:id="rId315">
-        <w:r>
-          <w:rPr>
-            <w:lang w:val="pt_PT" w:bidi="pt_PT"/>
-          </w:rPr>
-          <w:rPr>
-            <w:color w:val="0000EE"/>
-            <w:u w:val="single"/>
-          </w:rPr>
-          <w:t>15–19</w:t>
-        </w:r>
-      </w:hyperlink>
+      <w:r>
+        <w:rPr>
+          <w:lang w:val="pt_PT" w:bidi="pt_PT"/>
+        </w:rPr>
+        <w:t>15–19</w:t>
+      </w:r>
       <w:r>
         <w:rPr>
           <w:lang w:val="pt_PT" w:bidi="pt_PT"/>
@@ -14200,72 +12226,48 @@
         </w:rPr>
         <w:t>Com Tobias usando o depósito, não havia lugar para armazenar os dízimos para alimentar os levitas e cantores do Templo (</w:t>
       </w:r>
-      <w:hyperlink r:id="rId240">
-        <w:r>
-          <w:rPr>
-            <w:lang w:val="pt_PT" w:bidi="pt_PT"/>
-          </w:rPr>
-          <w:rPr>
-            <w:color w:val="0000EE"/>
-            <w:u w:val="single"/>
-          </w:rPr>
-          <w:t>Nm 18.21–24</w:t>
-        </w:r>
-      </w:hyperlink>
+      <w:r>
+        <w:rPr>
+          <w:lang w:val="pt_PT" w:bidi="pt_PT"/>
+        </w:rPr>
+        <w:t>Nm 18.21–24</w:t>
+      </w:r>
       <w:r>
         <w:rPr>
           <w:lang w:val="pt_PT" w:bidi="pt_PT"/>
         </w:rPr>
         <w:t xml:space="preserve">; veja </w:t>
       </w:r>
-      <w:hyperlink r:id="rId290">
-        <w:r>
-          <w:rPr>
-            <w:lang w:val="pt_PT" w:bidi="pt_PT"/>
-          </w:rPr>
-          <w:rPr>
-            <w:color w:val="0000EE"/>
-            <w:u w:val="single"/>
-          </w:rPr>
-          <w:t>Ne 12.44</w:t>
-        </w:r>
-      </w:hyperlink>
+      <w:r>
+        <w:rPr>
+          <w:lang w:val="pt_PT" w:bidi="pt_PT"/>
+        </w:rPr>
+        <w:t>Ne 12.44</w:t>
+      </w:r>
       <w:r>
         <w:rPr>
           <w:lang w:val="pt_PT" w:bidi="pt_PT"/>
         </w:rPr>
         <w:t>,</w:t>
       </w:r>
-      <w:hyperlink r:id="rId316">
-        <w:r>
-          <w:rPr>
-            <w:lang w:val="pt_PT" w:bidi="pt_PT"/>
-          </w:rPr>
-          <w:rPr>
-            <w:color w:val="0000EE"/>
-            <w:u w:val="single"/>
-          </w:rPr>
-          <w:t>47</w:t>
-        </w:r>
-      </w:hyperlink>
+      <w:r>
+        <w:rPr>
+          <w:lang w:val="pt_PT" w:bidi="pt_PT"/>
+        </w:rPr>
+        <w:t>47</w:t>
+      </w:r>
       <w:r>
         <w:rPr>
           <w:lang w:val="pt_PT" w:bidi="pt_PT"/>
         </w:rPr>
         <w:t>). Eles tinham que cultivar fora de Jerusalém (</w:t>
       </w:r>
-      <w:hyperlink r:id="rId317">
-        <w:r>
-          <w:rPr>
-            <w:lang w:val="pt_PT" w:bidi="pt_PT"/>
-          </w:rPr>
-          <w:rPr>
-            <w:color w:val="0000EE"/>
-            <w:u w:val="single"/>
-          </w:rPr>
-          <w:t>12.28–29</w:t>
-        </w:r>
-      </w:hyperlink>
+      <w:r>
+        <w:rPr>
+          <w:lang w:val="pt_PT" w:bidi="pt_PT"/>
+        </w:rPr>
+        <w:t>12.28–29</w:t>
+      </w:r>
       <w:r>
         <w:rPr>
           <w:lang w:val="pt_PT" w:bidi="pt_PT"/>
@@ -14320,18 +12322,12 @@
         </w:rPr>
         <w:t xml:space="preserve">Esses homens tinham uma excelente reputação: cp. </w:t>
       </w:r>
-      <w:hyperlink r:id="rId318">
-        <w:r>
-          <w:rPr>
-            <w:lang w:val="pt_PT" w:bidi="pt_PT"/>
-          </w:rPr>
-          <w:rPr>
-            <w:color w:val="0000EE"/>
-            <w:u w:val="single"/>
-          </w:rPr>
-          <w:t>At 6.1–6</w:t>
-        </w:r>
-      </w:hyperlink>
+      <w:r>
+        <w:rPr>
+          <w:lang w:val="pt_PT" w:bidi="pt_PT"/>
+        </w:rPr>
+        <w:t>At 6.1–6</w:t>
+      </w:r>
       <w:r>
         <w:rPr>
           <w:lang w:val="pt_PT" w:bidi="pt_PT"/>
@@ -14386,54 +12382,36 @@
         </w:rPr>
         <w:t xml:space="preserve">Porque ele defendeu Deus, Neemias pediu a Deus que se lembrasse de seus feitos e não o abandonasse em seu momento de necessidade. Talvez ele tenha enfrentado oposição daqueles que corrigiu. Veja refrões semelhantes em </w:t>
       </w:r>
-      <w:hyperlink r:id="rId72">
-        <w:r>
-          <w:rPr>
-            <w:lang w:val="pt_PT" w:bidi="pt_PT"/>
-          </w:rPr>
-          <w:rPr>
-            <w:color w:val="0000EE"/>
-            <w:u w:val="single"/>
-          </w:rPr>
-          <w:t>13.22</w:t>
-        </w:r>
-      </w:hyperlink>
+      <w:r>
+        <w:rPr>
+          <w:lang w:val="pt_PT" w:bidi="pt_PT"/>
+        </w:rPr>
+        <w:t>13.22</w:t>
+      </w:r>
       <w:r>
         <w:rPr>
           <w:lang w:val="pt_PT" w:bidi="pt_PT"/>
         </w:rPr>
         <w:t>,</w:t>
       </w:r>
-      <w:hyperlink r:id="rId73">
-        <w:r>
-          <w:rPr>
-            <w:lang w:val="pt_PT" w:bidi="pt_PT"/>
-          </w:rPr>
-          <w:rPr>
-            <w:color w:val="0000EE"/>
-            <w:u w:val="single"/>
-          </w:rPr>
-          <w:t>29</w:t>
-        </w:r>
-      </w:hyperlink>
+      <w:r>
+        <w:rPr>
+          <w:lang w:val="pt_PT" w:bidi="pt_PT"/>
+        </w:rPr>
+        <w:t>29</w:t>
+      </w:r>
       <w:r>
         <w:rPr>
           <w:lang w:val="pt_PT" w:bidi="pt_PT"/>
         </w:rPr>
         <w:t>,</w:t>
       </w:r>
-      <w:hyperlink r:id="rId74">
-        <w:r>
-          <w:rPr>
-            <w:lang w:val="pt_PT" w:bidi="pt_PT"/>
-          </w:rPr>
-          <w:rPr>
-            <w:color w:val="0000EE"/>
-            <w:u w:val="single"/>
-          </w:rPr>
-          <w:t>31</w:t>
-        </w:r>
-      </w:hyperlink>
+      <w:r>
+        <w:rPr>
+          <w:lang w:val="pt_PT" w:bidi="pt_PT"/>
+        </w:rPr>
+        <w:t>31</w:t>
+      </w:r>
       <w:r>
         <w:rPr>
           <w:lang w:val="pt_PT" w:bidi="pt_PT"/>
@@ -14488,72 +12466,48 @@
         </w:rPr>
         <w:t>O trabalho normal deveria cessar no sábado para mantê-lo santo (</w:t>
       </w:r>
-      <w:hyperlink r:id="rId220">
-        <w:r>
-          <w:rPr>
-            <w:lang w:val="pt_PT" w:bidi="pt_PT"/>
-          </w:rPr>
-          <w:rPr>
-            <w:color w:val="0000EE"/>
-            <w:u w:val="single"/>
-          </w:rPr>
-          <w:t>Êx 20.8–11</w:t>
-        </w:r>
-      </w:hyperlink>
+      <w:r>
+        <w:rPr>
+          <w:lang w:val="pt_PT" w:bidi="pt_PT"/>
+        </w:rPr>
+        <w:t>Êx 20.8–11</w:t>
+      </w:r>
       <w:r>
         <w:rPr>
           <w:lang w:val="pt_PT" w:bidi="pt_PT"/>
         </w:rPr>
         <w:t xml:space="preserve">; </w:t>
       </w:r>
-      <w:hyperlink r:id="rId319">
-        <w:r>
-          <w:rPr>
-            <w:lang w:val="pt_PT" w:bidi="pt_PT"/>
-          </w:rPr>
-          <w:rPr>
-            <w:color w:val="0000EE"/>
-            <w:u w:val="single"/>
-          </w:rPr>
-          <w:t>31.14–17</w:t>
-        </w:r>
-      </w:hyperlink>
+      <w:r>
+        <w:rPr>
+          <w:lang w:val="pt_PT" w:bidi="pt_PT"/>
+        </w:rPr>
+        <w:t>31.14–17</w:t>
+      </w:r>
       <w:r>
         <w:rPr>
           <w:lang w:val="pt_PT" w:bidi="pt_PT"/>
         </w:rPr>
         <w:t xml:space="preserve">; </w:t>
       </w:r>
-      <w:hyperlink r:id="rId320">
-        <w:r>
-          <w:rPr>
-            <w:lang w:val="pt_PT" w:bidi="pt_PT"/>
-          </w:rPr>
-          <w:rPr>
-            <w:color w:val="0000EE"/>
-            <w:u w:val="single"/>
-          </w:rPr>
-          <w:t>35.2–3</w:t>
-        </w:r>
-      </w:hyperlink>
+      <w:r>
+        <w:rPr>
+          <w:lang w:val="pt_PT" w:bidi="pt_PT"/>
+        </w:rPr>
+        <w:t>35.2–3</w:t>
+      </w:r>
       <w:r>
         <w:rPr>
           <w:lang w:val="pt_PT" w:bidi="pt_PT"/>
         </w:rPr>
         <w:t xml:space="preserve">; </w:t>
       </w:r>
-      <w:hyperlink r:id="rId321">
-        <w:r>
-          <w:rPr>
-            <w:lang w:val="pt_PT" w:bidi="pt_PT"/>
-          </w:rPr>
-          <w:rPr>
-            <w:color w:val="0000EE"/>
-            <w:u w:val="single"/>
-          </w:rPr>
-          <w:t>Jr 17.19–27</w:t>
-        </w:r>
-      </w:hyperlink>
+      <w:r>
+        <w:rPr>
+          <w:lang w:val="pt_PT" w:bidi="pt_PT"/>
+        </w:rPr>
+        <w:t>Jr 17.19–27</w:t>
+      </w:r>
       <w:r>
         <w:rPr>
           <w:lang w:val="pt_PT" w:bidi="pt_PT"/>
@@ -14608,36 +12562,24 @@
         </w:rPr>
         <w:t>Neemias instituiu duas reformas adicionais para restaurar a observância adequada do sábado (</w:t>
       </w:r>
-      <w:hyperlink r:id="rId218">
-        <w:r>
-          <w:rPr>
-            <w:lang w:val="pt_PT" w:bidi="pt_PT"/>
-          </w:rPr>
-          <w:rPr>
-            <w:color w:val="0000EE"/>
-            <w:u w:val="single"/>
-          </w:rPr>
-          <w:t>13.15–22</w:t>
-        </w:r>
-      </w:hyperlink>
+      <w:r>
+        <w:rPr>
+          <w:lang w:val="pt_PT" w:bidi="pt_PT"/>
+        </w:rPr>
+        <w:t>13.15–22</w:t>
+      </w:r>
       <w:r>
         <w:rPr>
           <w:lang w:val="pt_PT" w:bidi="pt_PT"/>
         </w:rPr>
         <w:t>) e as práticas matrimoniais adequadas (</w:t>
       </w:r>
-      <w:hyperlink r:id="rId322">
-        <w:r>
-          <w:rPr>
-            <w:lang w:val="pt_PT" w:bidi="pt_PT"/>
-          </w:rPr>
-          <w:rPr>
-            <w:color w:val="0000EE"/>
-            <w:u w:val="single"/>
-          </w:rPr>
-          <w:t>13.23–31</w:t>
-        </w:r>
-      </w:hyperlink>
+      <w:r>
+        <w:rPr>
+          <w:lang w:val="pt_PT" w:bidi="pt_PT"/>
+        </w:rPr>
+        <w:t>13.23–31</w:t>
+      </w:r>
       <w:r>
         <w:rPr>
           <w:lang w:val="pt_PT" w:bidi="pt_PT"/>
@@ -14801,54 +12743,36 @@
         </w:rPr>
         <w:t>As reformas matrimoniais anteriores (</w:t>
       </w:r>
-      <w:hyperlink r:id="rId215">
-        <w:r>
-          <w:rPr>
-            <w:lang w:val="pt_PT" w:bidi="pt_PT"/>
-          </w:rPr>
-          <w:rPr>
-            <w:color w:val="0000EE"/>
-            <w:u w:val="single"/>
-          </w:rPr>
-          <w:t>9.2</w:t>
-        </w:r>
-      </w:hyperlink>
+      <w:r>
+        <w:rPr>
+          <w:lang w:val="pt_PT" w:bidi="pt_PT"/>
+        </w:rPr>
+        <w:t>9.2</w:t>
+      </w:r>
       <w:r>
         <w:rPr>
           <w:lang w:val="pt_PT" w:bidi="pt_PT"/>
         </w:rPr>
         <w:t xml:space="preserve">; </w:t>
       </w:r>
-      <w:hyperlink r:id="rId323">
-        <w:r>
-          <w:rPr>
-            <w:lang w:val="pt_PT" w:bidi="pt_PT"/>
-          </w:rPr>
-          <w:rPr>
-            <w:color w:val="0000EE"/>
-            <w:u w:val="single"/>
-          </w:rPr>
-          <w:t>10.28</w:t>
-        </w:r>
-      </w:hyperlink>
+      <w:r>
+        <w:rPr>
+          <w:lang w:val="pt_PT" w:bidi="pt_PT"/>
+        </w:rPr>
+        <w:t>10.28</w:t>
+      </w:r>
       <w:r>
         <w:rPr>
           <w:lang w:val="pt_PT" w:bidi="pt_PT"/>
         </w:rPr>
         <w:t xml:space="preserve">; </w:t>
       </w:r>
-      <w:hyperlink r:id="rId167">
-        <w:r>
-          <w:rPr>
-            <w:lang w:val="pt_PT" w:bidi="pt_PT"/>
-          </w:rPr>
-          <w:rPr>
-            <w:color w:val="0000EE"/>
-            <w:u w:val="single"/>
-          </w:rPr>
-          <w:t>Ed 9.1–10.44</w:t>
-        </w:r>
-      </w:hyperlink>
+      <w:r>
+        <w:rPr>
+          <w:lang w:val="pt_PT" w:bidi="pt_PT"/>
+        </w:rPr>
+        <w:t>Ed 9.1–10.44</w:t>
+      </w:r>
       <w:r>
         <w:rPr>
           <w:lang w:val="pt_PT" w:bidi="pt_PT"/>
@@ -14964,18 +12888,12 @@
         </w:rPr>
         <w:t>O rei Salomão havia levado a nação ao pecado por causa de suas esposas estrangeiras (</w:t>
       </w:r>
-      <w:hyperlink r:id="rId324">
-        <w:r>
-          <w:rPr>
-            <w:lang w:val="pt_PT" w:bidi="pt_PT"/>
-          </w:rPr>
-          <w:rPr>
-            <w:color w:val="0000EE"/>
-            <w:u w:val="single"/>
-          </w:rPr>
-          <w:t>1Rs 11</w:t>
-        </w:r>
-      </w:hyperlink>
+      <w:r>
+        <w:rPr>
+          <w:lang w:val="pt_PT" w:bidi="pt_PT"/>
+        </w:rPr>
+        <w:t>1Rs 11</w:t>
+      </w:r>
       <w:r>
         <w:rPr>
           <w:lang w:val="pt_PT" w:bidi="pt_PT"/>
@@ -15043,18 +12961,12 @@
         </w:rPr>
         <w:t xml:space="preserve"> que deveria ser líder espiritual de Israel, havia participado do pecado de casamento misto com estrangeiros descrentes (cp. </w:t>
       </w:r>
-      <w:hyperlink r:id="rId325">
-        <w:r>
-          <w:rPr>
-            <w:lang w:val="pt_PT" w:bidi="pt_PT"/>
-          </w:rPr>
-          <w:rPr>
-            <w:color w:val="0000EE"/>
-            <w:u w:val="single"/>
-          </w:rPr>
-          <w:t>Lv 21.14</w:t>
-        </w:r>
-      </w:hyperlink>
+      <w:r>
+        <w:rPr>
+          <w:lang w:val="pt_PT" w:bidi="pt_PT"/>
+        </w:rPr>
+        <w:t>Lv 21.14</w:t>
+      </w:r>
       <w:r>
         <w:rPr>
           <w:lang w:val="pt_PT" w:bidi="pt_PT"/>
